--- a/docs/book/Waaxalma_Architecture_Vision_Book_v0.4.2_EN.docx
+++ b/docs/book/Waaxalma_Architecture_Vision_Book_v0.4.2_EN.docx
@@ -3,79 +3,46 @@
 <w:document xmlns:wpc="http://schemas.microsoft.com/office/word/2010/wordprocessingCanvas" xmlns:mo="http://schemas.microsoft.com/office/mac/office/2008/main" xmlns:mc="http://schemas.openxmlformats.org/markup-compatibility/2006" xmlns:mv="urn:schemas-microsoft-com:mac:vml" xmlns:o="urn:schemas-microsoft-com:office:office" xmlns:r="http://schemas.openxmlformats.org/officeDocument/2006/relationships" xmlns:m="http://schemas.openxmlformats.org/officeDocument/2006/math" xmlns:v="urn:schemas-microsoft-com:vml" xmlns:wp14="http://schemas.microsoft.com/office/word/2010/wordprocessingDrawing" xmlns:wp="http://schemas.openxmlformats.org/drawingml/2006/wordprocessingDrawing" xmlns:w10="urn:schemas-microsoft-com:office:word" xmlns:w="http://schemas.openxmlformats.org/wordprocessingml/2006/main" xmlns:w14="http://schemas.microsoft.com/office/word/2010/wordml" xmlns:wpg="http://schemas.microsoft.com/office/word/2010/wordprocessingGroup" xmlns:wpi="http://schemas.microsoft.com/office/word/2010/wordprocessingInk" xmlns:wne="http://schemas.microsoft.com/office/word/2006/wordml" xmlns:wps="http://schemas.microsoft.com/office/word/2010/wordprocessingShape" mc:Ignorable="w14 wp14">
   <w:body>
     <w:p>
-      <w:pPr>
-        <w:spacing w:after="40"/>
-      </w:pPr>
       <w:r>
-        <w:rPr>
-          <w:b/>
-          <w:color w:val="0F766E"/>
-          <w:sz w:val="18"/>
-        </w:rPr>
         <w:t>ARCHITECTURE &amp; VISION BOOK  ·  v0.4.2  ·  ENGLISH EDITION</w:t>
       </w:r>
     </w:p>
     <w:p>
       <w:pPr>
-        <w:spacing w:after="0"/>
+        <w:pStyle w:val="Title"/>
       </w:pPr>
       <w:r>
-        <w:rPr>
-          <w:b/>
-          <w:color w:val="17324D"/>
-          <w:sz w:val="52"/>
-        </w:rPr>
         <w:t>Waaxalma</w:t>
       </w:r>
     </w:p>
     <w:p>
       <w:pPr>
-        <w:spacing w:after="40"/>
+        <w:pStyle w:val="Subtitle"/>
       </w:pPr>
       <w:r>
-        <w:rPr>
-          <w:color w:val="2E74B5"/>
-          <w:sz w:val="27"/>
-        </w:rPr>
-        <w:t>From low-latency realtime interpretation to controllable enhanced streaming</w:t>
+        <w:t>Realtime Enhanced Streaming</w:t>
       </w:r>
     </w:p>
     <w:p>
-      <w:pPr>
-        <w:spacing w:after="160"/>
-      </w:pPr>
       <w:r>
-        <w:rPr>
-          <w:color w:val="667085"/>
-          <w:sz w:val="18"/>
-        </w:rPr>
-        <w:t>28 September 2026  ·  Realtime Enhanced Streaming  ·  Repository milestone v0.4.2</w:t>
+        <w:t>28 September 2026  ·  Realtime Enhanced Streaming</w:t>
       </w:r>
     </w:p>
     <w:p>
-      <w:pPr>
-        <w:spacing w:after="100"/>
-      </w:pPr>
       <w:r>
         <w:rPr>
           <w:b/>
-          <w:color w:val="0F766E"/>
-          <w:sz w:val="19"/>
+          <w:color w:val="07847E"/>
         </w:rPr>
         <w:t xml:space="preserve">VISION  </w:t>
       </w:r>
       <w:r>
-        <w:rPr>
-          <w:color w:val="1F2937"/>
-          <w:sz w:val="19"/>
-        </w:rPr>
-        <w:t>Waaxalma (“speak for me”) turns speech — particularly in Wolof — into understandable translated text and natural audio. v0.4.2 preserves the v0.4 extensible framework and the v0.4.1 Realtime Direct path while adding a controllable Enhanced streaming mode with source transcription, terminology, rolling context and incremental speech synthesis.</w:t>
+        <w:t>Waaxalma (“speak for me”) turns speech, particularly in Wolof, into understandable translated text and natural audio. The product seeks to preserve intent; the framework separates replaceable agents, pipelines and provider capabilities.</w:t>
       </w:r>
     </w:p>
     <w:p>
       <w:pPr>
         <w:pStyle w:val="Heading1"/>
-        <w:keepNext/>
       </w:pPr>
       <w:r>
         <w:t>1. Vision and scope</w:t>
@@ -83,40 +50,28 @@
     </w:p>
     <w:p>
       <w:r>
-        <w:t>The product goal remains simple: capture speech, preserve intent, translate accurately and return natural-sounding audio. v0.4.2 supports composable standard interpretation plus two explicit realtime modes: Direct for provider-native low latency and Enhanced for source visibility, terminology control and streaming STT → translation → TTS.</w:t>
+        <w:t>This edition records the v0.4.2 milestone. It retains the architecture template from v0.4 and the capabilities delivered at this point; later milestones remain future work in this historical edition.</w:t>
       </w:r>
     </w:p>
     <w:p>
       <w:pPr>
         <w:pStyle w:val="ListBullet"/>
-        <w:spacing w:after="60"/>
       </w:pPr>
       <w:r>
-        <w:t>Inputs — microphone audio or a file, a text mode for testing, and live microphone streams for Direct or Enhanced realtime interpretation.</w:t>
+        <w:t>Enhanced adds explicit streaming transcription, translation and speech provider contracts. Partial transcript deltas feed the UI, while final STT text is authoritative for translation.</w:t>
       </w:r>
     </w:p>
     <w:p>
       <w:pPr>
         <w:pStyle w:val="ListBullet"/>
-        <w:spacing w:after="60"/>
       </w:pPr>
       <w:r>
-        <w:t>Outputs — source text when available, interpreted text, generated or streamed audio, session metadata, quality information and realtime latency signals.</w:t>
-      </w:r>
-    </w:p>
-    <w:p>
-      <w:pPr>
-        <w:pStyle w:val="ListBullet"/>
-        <w:spacing w:after="60"/>
-      </w:pPr>
-      <w:r>
-        <w:t>Direction — preserve the registry- and contract-based standard architecture while exposing realtime capabilities through explicit provider contracts and independently measurable execution modes.</w:t>
+        <w:t>Terminology and the previous three final source segments are reference-only context. They are not translated again. Source language, STT prompt and keywords are configurable.</w:t>
       </w:r>
     </w:p>
     <w:p>
       <w:pPr>
         <w:pStyle w:val="Heading2"/>
-        <w:keepNext/>
       </w:pPr>
       <w:r>
         <w:t>2. Foundation now built</w:t>
@@ -124,43 +79,49 @@
     </w:p>
     <w:tbl>
       <w:tblPr>
-        <w:tblStyle w:val="TableGrid"/>
         <w:tblW w:type="auto" w:w="0"/>
-        <w:jc w:val="center"/>
-        <w:tblLayout w:type="autofit"/>
+        <w:tblLayout w:type="fixed"/>
         <w:tblLook w:firstColumn="1" w:firstRow="1" w:lastColumn="0" w:lastRow="0" w:noHBand="0" w:noVBand="1" w:val="04A0"/>
+        <w:tblBorders>
+          <w:top w:val="single" w:sz="4" w:color="D9D9D9"/>
+          <w:bottom w:val="single" w:sz="4" w:color="D9D9D9"/>
+          <w:left w:val="single" w:sz="4" w:color="D9D9D9"/>
+          <w:right w:val="single" w:sz="4" w:color="D9D9D9"/>
+          <w:insideH w:val="single" w:sz="4" w:color="D9D9D9"/>
+          <w:insideV w:val="single" w:sz="4" w:color="D9D9D9"/>
+        </w:tblBorders>
       </w:tblPr>
       <w:tblGrid>
-        <w:gridCol w:w="3360"/>
-        <w:gridCol w:w="3360"/>
-        <w:gridCol w:w="3360"/>
+        <w:gridCol w:w="1584"/>
+        <w:gridCol w:w="3744"/>
+        <w:gridCol w:w="4752"/>
       </w:tblGrid>
       <w:tr>
         <w:trPr>
-          <w:tblHeader w:val="true"/>
           <w:cantSplit/>
+          <w:tblHeader/>
         </w:trPr>
         <w:tc>
           <w:tcPr>
-            <w:tcW w:type="dxa" w:w="1512"/>
-            <w:shd w:fill="234461"/>
+            <w:tcW w:type="dxa" w:w="1584"/>
             <w:vAlign w:val="center"/>
+            <w:shd w:fill="19364D"/>
             <w:tcMar>
-              <w:top w:w="60" w:type="dxa"/>
-              <w:start w:w="80" w:type="dxa"/>
-              <w:bottom w:w="60" w:type="dxa"/>
-              <w:end w:w="80" w:type="dxa"/>
+              <w:top w:w="80" w:type="dxa"/>
+              <w:bottom w:w="80" w:type="dxa"/>
+              <w:left w:w="80" w:type="dxa"/>
+              <w:right w:w="80" w:type="dxa"/>
             </w:tcMar>
           </w:tcPr>
           <w:p>
             <w:pPr>
-              <w:spacing w:after="0" w:before="0"/>
+              <w:spacing w:after="60" w:line="240" w:lineRule="auto"/>
             </w:pPr>
             <w:r>
               <w:rPr>
                 <w:b/>
                 <w:color w:val="FFFFFF"/>
-                <w:sz w:val="17"/>
+                <w:sz w:val="18"/>
               </w:rPr>
               <w:t>Layer</w:t>
             </w:r>
@@ -168,53 +129,53 @@
         </w:tc>
         <w:tc>
           <w:tcPr>
-            <w:tcW w:type="dxa" w:w="2232"/>
-            <w:shd w:fill="234461"/>
+            <w:tcW w:type="dxa" w:w="3744"/>
             <w:vAlign w:val="center"/>
+            <w:shd w:fill="19364D"/>
             <w:tcMar>
-              <w:top w:w="60" w:type="dxa"/>
-              <w:start w:w="80" w:type="dxa"/>
-              <w:bottom w:w="60" w:type="dxa"/>
-              <w:end w:w="80" w:type="dxa"/>
+              <w:top w:w="80" w:type="dxa"/>
+              <w:bottom w:w="80" w:type="dxa"/>
+              <w:left w:w="80" w:type="dxa"/>
+              <w:right w:w="80" w:type="dxa"/>
             </w:tcMar>
           </w:tcPr>
           <w:p>
             <w:pPr>
-              <w:spacing w:after="0" w:before="0"/>
+              <w:spacing w:after="60" w:line="240" w:lineRule="auto"/>
             </w:pPr>
             <w:r>
               <w:rPr>
                 <w:b/>
                 <w:color w:val="FFFFFF"/>
-                <w:sz w:val="17"/>
+                <w:sz w:val="18"/>
               </w:rPr>
-              <w:t>v0.4.2 state</w:t>
+              <w:t>Implementation</w:t>
             </w:r>
           </w:p>
         </w:tc>
         <w:tc>
           <w:tcPr>
-            <w:tcW w:type="dxa" w:w="5616"/>
-            <w:shd w:fill="234461"/>
+            <w:tcW w:type="dxa" w:w="4752"/>
             <w:vAlign w:val="center"/>
+            <w:shd w:fill="19364D"/>
             <w:tcMar>
-              <w:top w:w="60" w:type="dxa"/>
-              <w:start w:w="80" w:type="dxa"/>
-              <w:bottom w:w="60" w:type="dxa"/>
-              <w:end w:w="80" w:type="dxa"/>
+              <w:top w:w="80" w:type="dxa"/>
+              <w:bottom w:w="80" w:type="dxa"/>
+              <w:left w:w="80" w:type="dxa"/>
+              <w:right w:w="80" w:type="dxa"/>
             </w:tcMar>
           </w:tcPr>
           <w:p>
             <w:pPr>
-              <w:spacing w:after="0" w:before="0"/>
+              <w:spacing w:after="60" w:line="240" w:lineRule="auto"/>
             </w:pPr>
             <w:r>
               <w:rPr>
                 <w:b/>
                 <w:color w:val="FFFFFF"/>
-                <w:sz w:val="17"/>
+                <w:sz w:val="18"/>
               </w:rPr>
-              <w:t>Architectural interpretation</w:t>
+              <w:t>Meaning</w:t>
             </w:r>
           </w:p>
         </w:tc>
@@ -225,25 +186,25 @@
         </w:trPr>
         <w:tc>
           <w:tcPr>
-            <w:tcW w:type="dxa" w:w="1512"/>
+            <w:tcW w:type="dxa" w:w="1584"/>
             <w:vAlign w:val="center"/>
+            <w:shd w:fill="FFFFFF"/>
             <w:tcMar>
-              <w:top w:w="60" w:type="dxa"/>
-              <w:start w:w="80" w:type="dxa"/>
-              <w:bottom w:w="60" w:type="dxa"/>
-              <w:end w:w="80" w:type="dxa"/>
+              <w:top w:w="80" w:type="dxa"/>
+              <w:bottom w:w="80" w:type="dxa"/>
+              <w:left w:w="80" w:type="dxa"/>
+              <w:right w:w="80" w:type="dxa"/>
             </w:tcMar>
-            <w:shd w:fill="FFFFFF"/>
           </w:tcPr>
           <w:p>
             <w:pPr>
-              <w:spacing w:after="0" w:before="0"/>
+              <w:spacing w:after="60" w:line="240" w:lineRule="auto"/>
             </w:pPr>
             <w:r>
               <w:rPr>
                 <w:b w:val="0"/>
-                <w:color w:val="1F2937"/>
-                <w:sz w:val="17"/>
+                <w:color w:val="273444"/>
+                <w:sz w:val="18"/>
               </w:rPr>
               <w:t>API</w:t>
             </w:r>
@@ -251,53 +212,53 @@
         </w:tc>
         <w:tc>
           <w:tcPr>
-            <w:tcW w:type="dxa" w:w="2232"/>
+            <w:tcW w:type="dxa" w:w="3744"/>
             <w:vAlign w:val="center"/>
+            <w:shd w:fill="FFFFFF"/>
             <w:tcMar>
-              <w:top w:w="60" w:type="dxa"/>
-              <w:start w:w="80" w:type="dxa"/>
-              <w:bottom w:w="60" w:type="dxa"/>
-              <w:end w:w="80" w:type="dxa"/>
+              <w:top w:w="80" w:type="dxa"/>
+              <w:bottom w:w="80" w:type="dxa"/>
+              <w:left w:w="80" w:type="dxa"/>
+              <w:right w:w="80" w:type="dxa"/>
             </w:tcMar>
-            <w:shd w:fill="FFFFFF"/>
           </w:tcPr>
           <w:p>
             <w:pPr>
-              <w:spacing w:after="0" w:before="0"/>
+              <w:spacing w:after="60" w:line="240" w:lineRule="auto"/>
             </w:pPr>
             <w:r>
               <w:rPr>
                 <w:b w:val="0"/>
-                <w:color w:val="1F2937"/>
-                <w:sz w:val="17"/>
+                <w:color w:val="273444"/>
+                <w:sz w:val="18"/>
               </w:rPr>
-              <w:t>Generic FastAPI API</w:t>
+              <w:t>FastAPI</w:t>
             </w:r>
           </w:p>
         </w:tc>
         <w:tc>
           <w:tcPr>
-            <w:tcW w:type="dxa" w:w="5616"/>
+            <w:tcW w:type="dxa" w:w="4752"/>
             <w:vAlign w:val="center"/>
+            <w:shd w:fill="FFFFFF"/>
             <w:tcMar>
-              <w:top w:w="60" w:type="dxa"/>
-              <w:start w:w="80" w:type="dxa"/>
-              <w:bottom w:w="60" w:type="dxa"/>
-              <w:end w:w="80" w:type="dxa"/>
+              <w:top w:w="80" w:type="dxa"/>
+              <w:bottom w:w="80" w:type="dxa"/>
+              <w:left w:w="80" w:type="dxa"/>
+              <w:right w:w="80" w:type="dxa"/>
             </w:tcMar>
-            <w:shd w:fill="FFFFFF"/>
           </w:tcPr>
           <w:p>
             <w:pPr>
-              <w:spacing w:after="0" w:before="0"/>
+              <w:spacing w:after="60" w:line="240" w:lineRule="auto"/>
             </w:pPr>
             <w:r>
               <w:rPr>
                 <w:b w:val="0"/>
-                <w:color w:val="1F2937"/>
-                <w:sz w:val="17"/>
+                <w:color w:val="273444"/>
+                <w:sz w:val="18"/>
               </w:rPr>
-              <w:t>One execution endpoint resolves any registered agent by name.</w:t>
+              <w:t>Generic registered-agent execution; text/voice routes.</w:t>
             </w:r>
           </w:p>
         </w:tc>
@@ -308,25 +269,25 @@
         </w:trPr>
         <w:tc>
           <w:tcPr>
-            <w:tcW w:type="dxa" w:w="1512"/>
+            <w:tcW w:type="dxa" w:w="1584"/>
             <w:vAlign w:val="center"/>
-            <w:shd w:fill="EEF2F6"/>
+            <w:shd w:fill="F3F6F9"/>
             <w:tcMar>
-              <w:top w:w="60" w:type="dxa"/>
-              <w:start w:w="80" w:type="dxa"/>
-              <w:bottom w:w="60" w:type="dxa"/>
-              <w:end w:w="80" w:type="dxa"/>
+              <w:top w:w="80" w:type="dxa"/>
+              <w:bottom w:w="80" w:type="dxa"/>
+              <w:left w:w="80" w:type="dxa"/>
+              <w:right w:w="80" w:type="dxa"/>
             </w:tcMar>
           </w:tcPr>
           <w:p>
             <w:pPr>
-              <w:spacing w:after="0" w:before="0"/>
+              <w:spacing w:after="60" w:line="240" w:lineRule="auto"/>
             </w:pPr>
             <w:r>
               <w:rPr>
                 <w:b w:val="0"/>
-                <w:color w:val="1F2937"/>
-                <w:sz w:val="17"/>
+                <w:color w:val="273444"/>
+                <w:sz w:val="18"/>
               </w:rPr>
               <w:t>Orchestration</w:t>
             </w:r>
@@ -334,25 +295,25 @@
         </w:tc>
         <w:tc>
           <w:tcPr>
-            <w:tcW w:type="dxa" w:w="2232"/>
+            <w:tcW w:type="dxa" w:w="3744"/>
             <w:vAlign w:val="center"/>
-            <w:shd w:fill="EEF2F6"/>
+            <w:shd w:fill="F3F6F9"/>
             <w:tcMar>
-              <w:top w:w="60" w:type="dxa"/>
-              <w:start w:w="80" w:type="dxa"/>
-              <w:bottom w:w="60" w:type="dxa"/>
-              <w:end w:w="80" w:type="dxa"/>
+              <w:top w:w="80" w:type="dxa"/>
+              <w:bottom w:w="80" w:type="dxa"/>
+              <w:left w:w="80" w:type="dxa"/>
+              <w:right w:w="80" w:type="dxa"/>
             </w:tcMar>
           </w:tcPr>
           <w:p>
             <w:pPr>
-              <w:spacing w:after="0" w:before="0"/>
+              <w:spacing w:after="60" w:line="240" w:lineRule="auto"/>
             </w:pPr>
             <w:r>
               <w:rPr>
                 <w:b w:val="0"/>
-                <w:color w:val="1F2937"/>
-                <w:sz w:val="17"/>
+                <w:color w:val="273444"/>
+                <w:sz w:val="18"/>
               </w:rPr>
               <w:t>AgentOrchestrator</w:t>
             </w:r>
@@ -360,27 +321,27 @@
         </w:tc>
         <w:tc>
           <w:tcPr>
-            <w:tcW w:type="dxa" w:w="5616"/>
+            <w:tcW w:type="dxa" w:w="4752"/>
             <w:vAlign w:val="center"/>
-            <w:shd w:fill="EEF2F6"/>
+            <w:shd w:fill="F3F6F9"/>
             <w:tcMar>
-              <w:top w:w="60" w:type="dxa"/>
-              <w:start w:w="80" w:type="dxa"/>
-              <w:bottom w:w="60" w:type="dxa"/>
-              <w:end w:w="80" w:type="dxa"/>
+              <w:top w:w="80" w:type="dxa"/>
+              <w:bottom w:w="80" w:type="dxa"/>
+              <w:left w:w="80" w:type="dxa"/>
+              <w:right w:w="80" w:type="dxa"/>
             </w:tcMar>
           </w:tcPr>
           <w:p>
             <w:pPr>
-              <w:spacing w:after="0" w:before="0"/>
+              <w:spacing w:after="60" w:line="240" w:lineRule="auto"/>
             </w:pPr>
             <w:r>
               <w:rPr>
                 <w:b w:val="0"/>
-                <w:color w:val="1F2937"/>
-                <w:sz w:val="17"/>
+                <w:color w:val="273444"/>
+                <w:sz w:val="18"/>
               </w:rPr>
-              <w:t>Executes agents with normalized results, error mapping, timing and cancellation behavior.</w:t>
+              <w:t>Results, errors, timing and cancellation.</w:t>
             </w:r>
           </w:p>
         </w:tc>
@@ -391,25 +352,25 @@
         </w:trPr>
         <w:tc>
           <w:tcPr>
-            <w:tcW w:type="dxa" w:w="1512"/>
+            <w:tcW w:type="dxa" w:w="1584"/>
             <w:vAlign w:val="center"/>
+            <w:shd w:fill="FFFFFF"/>
             <w:tcMar>
-              <w:top w:w="60" w:type="dxa"/>
-              <w:start w:w="80" w:type="dxa"/>
-              <w:bottom w:w="60" w:type="dxa"/>
-              <w:end w:w="80" w:type="dxa"/>
+              <w:top w:w="80" w:type="dxa"/>
+              <w:bottom w:w="80" w:type="dxa"/>
+              <w:left w:w="80" w:type="dxa"/>
+              <w:right w:w="80" w:type="dxa"/>
             </w:tcMar>
-            <w:shd w:fill="FFFFFF"/>
           </w:tcPr>
           <w:p>
             <w:pPr>
-              <w:spacing w:after="0" w:before="0"/>
+              <w:spacing w:after="60" w:line="240" w:lineRule="auto"/>
             </w:pPr>
             <w:r>
               <w:rPr>
                 <w:b w:val="0"/>
-                <w:color w:val="1F2937"/>
-                <w:sz w:val="17"/>
+                <w:color w:val="273444"/>
+                <w:sz w:val="18"/>
               </w:rPr>
               <w:t>Discovery</w:t>
             </w:r>
@@ -417,53 +378,53 @@
         </w:tc>
         <w:tc>
           <w:tcPr>
-            <w:tcW w:type="dxa" w:w="2232"/>
+            <w:tcW w:type="dxa" w:w="3744"/>
             <w:vAlign w:val="center"/>
+            <w:shd w:fill="FFFFFF"/>
             <w:tcMar>
-              <w:top w:w="60" w:type="dxa"/>
-              <w:start w:w="80" w:type="dxa"/>
-              <w:bottom w:w="60" w:type="dxa"/>
-              <w:end w:w="80" w:type="dxa"/>
+              <w:top w:w="80" w:type="dxa"/>
+              <w:bottom w:w="80" w:type="dxa"/>
+              <w:left w:w="80" w:type="dxa"/>
+              <w:right w:w="80" w:type="dxa"/>
             </w:tcMar>
-            <w:shd w:fill="FFFFFF"/>
           </w:tcPr>
           <w:p>
             <w:pPr>
-              <w:spacing w:after="0" w:before="0"/>
+              <w:spacing w:after="60" w:line="240" w:lineRule="auto"/>
             </w:pPr>
             <w:r>
               <w:rPr>
                 <w:b w:val="0"/>
-                <w:color w:val="1F2937"/>
-                <w:sz w:val="17"/>
+                <w:color w:val="273444"/>
+                <w:sz w:val="18"/>
               </w:rPr>
-              <w:t>AgentRegistry</w:t>
+              <w:t>AgentRegistry / ProviderRegistry</w:t>
             </w:r>
           </w:p>
         </w:tc>
         <w:tc>
           <w:tcPr>
-            <w:tcW w:type="dxa" w:w="5616"/>
+            <w:tcW w:type="dxa" w:w="4752"/>
             <w:vAlign w:val="center"/>
+            <w:shd w:fill="FFFFFF"/>
             <w:tcMar>
-              <w:top w:w="60" w:type="dxa"/>
-              <w:start w:w="80" w:type="dxa"/>
-              <w:bottom w:w="60" w:type="dxa"/>
-              <w:end w:w="80" w:type="dxa"/>
+              <w:top w:w="80" w:type="dxa"/>
+              <w:bottom w:w="80" w:type="dxa"/>
+              <w:left w:w="80" w:type="dxa"/>
+              <w:right w:w="80" w:type="dxa"/>
             </w:tcMar>
-            <w:shd w:fill="FFFFFF"/>
           </w:tcPr>
           <w:p>
             <w:pPr>
-              <w:spacing w:after="0" w:before="0"/>
+              <w:spacing w:after="60" w:line="240" w:lineRule="auto"/>
             </w:pPr>
             <w:r>
               <w:rPr>
                 <w:b w:val="0"/>
-                <w:color w:val="1F2937"/>
-                <w:sz w:val="17"/>
+                <w:color w:val="273444"/>
+                <w:sz w:val="18"/>
               </w:rPr>
-              <w:t>Single source of truth for available agents.</w:t>
+              <w:t>Explicit resolution by name and capability.</w:t>
             </w:r>
           </w:p>
         </w:tc>
@@ -474,25 +435,25 @@
         </w:trPr>
         <w:tc>
           <w:tcPr>
-            <w:tcW w:type="dxa" w:w="1512"/>
+            <w:tcW w:type="dxa" w:w="1584"/>
             <w:vAlign w:val="center"/>
-            <w:shd w:fill="EEF2F6"/>
+            <w:shd w:fill="F3F6F9"/>
             <w:tcMar>
-              <w:top w:w="60" w:type="dxa"/>
-              <w:start w:w="80" w:type="dxa"/>
-              <w:bottom w:w="60" w:type="dxa"/>
-              <w:end w:w="80" w:type="dxa"/>
+              <w:top w:w="80" w:type="dxa"/>
+              <w:bottom w:w="80" w:type="dxa"/>
+              <w:left w:w="80" w:type="dxa"/>
+              <w:right w:w="80" w:type="dxa"/>
             </w:tcMar>
           </w:tcPr>
           <w:p>
             <w:pPr>
-              <w:spacing w:after="0" w:before="0"/>
+              <w:spacing w:after="60" w:line="240" w:lineRule="auto"/>
             </w:pPr>
             <w:r>
               <w:rPr>
                 <w:b w:val="0"/>
-                <w:color w:val="1F2937"/>
-                <w:sz w:val="17"/>
+                <w:color w:val="273444"/>
+                <w:sz w:val="18"/>
               </w:rPr>
               <w:t>Composition</w:t>
             </w:r>
@@ -500,53 +461,53 @@
         </w:tc>
         <w:tc>
           <w:tcPr>
-            <w:tcW w:type="dxa" w:w="2232"/>
+            <w:tcW w:type="dxa" w:w="3744"/>
             <w:vAlign w:val="center"/>
-            <w:shd w:fill="EEF2F6"/>
+            <w:shd w:fill="F3F6F9"/>
             <w:tcMar>
-              <w:top w:w="60" w:type="dxa"/>
-              <w:start w:w="80" w:type="dxa"/>
-              <w:bottom w:w="60" w:type="dxa"/>
-              <w:end w:w="80" w:type="dxa"/>
+              <w:top w:w="80" w:type="dxa"/>
+              <w:bottom w:w="80" w:type="dxa"/>
+              <w:left w:w="80" w:type="dxa"/>
+              <w:right w:w="80" w:type="dxa"/>
             </w:tcMar>
           </w:tcPr>
           <w:p>
             <w:pPr>
-              <w:spacing w:after="0" w:before="0"/>
+              <w:spacing w:after="60" w:line="240" w:lineRule="auto"/>
             </w:pPr>
             <w:r>
               <w:rPr>
                 <w:b w:val="0"/>
-                <w:color w:val="1F2937"/>
-                <w:sz w:val="17"/>
+                <w:color w:val="273444"/>
+                <w:sz w:val="18"/>
               </w:rPr>
-              <w:t>PipelineRegistry</w:t>
+              <w:t>PipelineRegistry / SequentialPipeline</w:t>
             </w:r>
           </w:p>
         </w:tc>
         <w:tc>
           <w:tcPr>
-            <w:tcW w:type="dxa" w:w="5616"/>
+            <w:tcW w:type="dxa" w:w="4752"/>
             <w:vAlign w:val="center"/>
-            <w:shd w:fill="EEF2F6"/>
+            <w:shd w:fill="F3F6F9"/>
             <w:tcMar>
-              <w:top w:w="60" w:type="dxa"/>
-              <w:start w:w="80" w:type="dxa"/>
-              <w:bottom w:w="60" w:type="dxa"/>
-              <w:end w:w="80" w:type="dxa"/>
+              <w:top w:w="80" w:type="dxa"/>
+              <w:bottom w:w="80" w:type="dxa"/>
+              <w:left w:w="80" w:type="dxa"/>
+              <w:right w:w="80" w:type="dxa"/>
             </w:tcMar>
           </w:tcPr>
           <w:p>
             <w:pPr>
-              <w:spacing w:after="0" w:before="0"/>
+              <w:spacing w:after="60" w:line="240" w:lineRule="auto"/>
             </w:pPr>
             <w:r>
               <w:rPr>
                 <w:b w:val="0"/>
-                <w:color w:val="1F2937"/>
-                <w:sz w:val="17"/>
+                <w:color w:val="273444"/>
+                <w:sz w:val="18"/>
               </w:rPr>
-              <w:t>Named text and audio workflows built from reusable stages.</w:t>
+              <w:t>Ordered reusable stages.</w:t>
             </w:r>
           </w:p>
         </w:tc>
@@ -557,188 +518,25 @@
         </w:trPr>
         <w:tc>
           <w:tcPr>
-            <w:tcW w:type="dxa" w:w="1512"/>
+            <w:tcW w:type="dxa" w:w="1584"/>
             <w:vAlign w:val="center"/>
+            <w:shd w:fill="FFFFFF"/>
             <w:tcMar>
-              <w:top w:w="60" w:type="dxa"/>
-              <w:start w:w="80" w:type="dxa"/>
-              <w:bottom w:w="60" w:type="dxa"/>
-              <w:end w:w="80" w:type="dxa"/>
+              <w:top w:w="80" w:type="dxa"/>
+              <w:bottom w:w="80" w:type="dxa"/>
+              <w:left w:w="80" w:type="dxa"/>
+              <w:right w:w="80" w:type="dxa"/>
             </w:tcMar>
-            <w:shd w:fill="FFFFFF"/>
           </w:tcPr>
           <w:p>
             <w:pPr>
-              <w:spacing w:after="0" w:before="0"/>
+              <w:spacing w:after="60" w:line="240" w:lineRule="auto"/>
             </w:pPr>
             <w:r>
               <w:rPr>
                 <w:b w:val="0"/>
-                <w:color w:val="1F2937"/>
-                <w:sz w:val="17"/>
-              </w:rPr>
-              <w:t>Providers</w:t>
-            </w:r>
-          </w:p>
-        </w:tc>
-        <w:tc>
-          <w:tcPr>
-            <w:tcW w:type="dxa" w:w="2232"/>
-            <w:vAlign w:val="center"/>
-            <w:tcMar>
-              <w:top w:w="60" w:type="dxa"/>
-              <w:start w:w="80" w:type="dxa"/>
-              <w:bottom w:w="60" w:type="dxa"/>
-              <w:end w:w="80" w:type="dxa"/>
-            </w:tcMar>
-            <w:shd w:fill="FFFFFF"/>
-          </w:tcPr>
-          <w:p>
-            <w:pPr>
-              <w:spacing w:after="0" w:before="0"/>
-            </w:pPr>
-            <w:r>
-              <w:rPr>
-                <w:b w:val="0"/>
-                <w:color w:val="1F2937"/>
-                <w:sz w:val="17"/>
-              </w:rPr>
-              <w:t>ProviderRegistry</w:t>
-            </w:r>
-          </w:p>
-        </w:tc>
-        <w:tc>
-          <w:tcPr>
-            <w:tcW w:type="dxa" w:w="5616"/>
-            <w:vAlign w:val="center"/>
-            <w:tcMar>
-              <w:top w:w="60" w:type="dxa"/>
-              <w:start w:w="80" w:type="dxa"/>
-              <w:bottom w:w="60" w:type="dxa"/>
-              <w:end w:w="80" w:type="dxa"/>
-            </w:tcMar>
-            <w:shd w:fill="FFFFFF"/>
-          </w:tcPr>
-          <w:p>
-            <w:pPr>
-              <w:spacing w:after="0" w:before="0"/>
-            </w:pPr>
-            <w:r>
-              <w:rPr>
-                <w:b w:val="0"/>
-                <w:color w:val="1F2937"/>
-                <w:sz w:val="17"/>
-              </w:rPr>
-              <w:t>Resolves interchangeable implementations by capability and provider name.</w:t>
-            </w:r>
-          </w:p>
-        </w:tc>
-      </w:tr>
-      <w:tr>
-        <w:trPr>
-          <w:cantSplit/>
-        </w:trPr>
-        <w:tc>
-          <w:tcPr>
-            <w:tcW w:type="dxa" w:w="1512"/>
-            <w:vAlign w:val="center"/>
-            <w:shd w:fill="EEF2F6"/>
-            <w:tcMar>
-              <w:top w:w="60" w:type="dxa"/>
-              <w:start w:w="80" w:type="dxa"/>
-              <w:bottom w:w="60" w:type="dxa"/>
-              <w:end w:w="80" w:type="dxa"/>
-            </w:tcMar>
-          </w:tcPr>
-          <w:p>
-            <w:pPr>
-              <w:spacing w:after="0" w:before="0"/>
-            </w:pPr>
-            <w:r>
-              <w:rPr>
-                <w:b w:val="0"/>
-                <w:color w:val="1F2937"/>
-                <w:sz w:val="17"/>
-              </w:rPr>
-              <w:t>Reliability</w:t>
-            </w:r>
-          </w:p>
-        </w:tc>
-        <w:tc>
-          <w:tcPr>
-            <w:tcW w:type="dxa" w:w="2232"/>
-            <w:vAlign w:val="center"/>
-            <w:shd w:fill="EEF2F6"/>
-            <w:tcMar>
-              <w:top w:w="60" w:type="dxa"/>
-              <w:start w:w="80" w:type="dxa"/>
-              <w:bottom w:w="60" w:type="dxa"/>
-              <w:end w:w="80" w:type="dxa"/>
-            </w:tcMar>
-          </w:tcPr>
-          <w:p>
-            <w:pPr>
-              <w:spacing w:after="0" w:before="0"/>
-            </w:pPr>
-            <w:r>
-              <w:rPr>
-                <w:color w:val="1F2937"/>
-                <w:sz w:val="17"/>
-              </w:rPr>
-              <w:t>v0.3+ foundation</w:t>
-            </w:r>
-          </w:p>
-        </w:tc>
-        <w:tc>
-          <w:tcPr>
-            <w:tcW w:type="dxa" w:w="5616"/>
-            <w:vAlign w:val="center"/>
-            <w:shd w:fill="EEF2F6"/>
-            <w:tcMar>
-              <w:top w:w="60" w:type="dxa"/>
-              <w:start w:w="80" w:type="dxa"/>
-              <w:bottom w:w="60" w:type="dxa"/>
-              <w:end w:w="80" w:type="dxa"/>
-            </w:tcMar>
-          </w:tcPr>
-          <w:p>
-            <w:pPr>
-              <w:spacing w:after="0" w:before="0"/>
-            </w:pPr>
-            <w:r>
-              <w:rPr>
-                <w:color w:val="1F2937"/>
-                <w:sz w:val="17"/>
-              </w:rPr>
-              <w:t>Validation, timeouts, retries, tracing, metrics and normalized failures remain cross-cutting.</w:t>
-            </w:r>
-          </w:p>
-        </w:tc>
-      </w:tr>
-      <w:tr>
-        <w:trPr>
-          <w:cantSplit/>
-        </w:trPr>
-        <w:tc>
-          <w:tcPr>
-            <w:tcW w:type="dxa" w:w="3360"/>
-            <w:vAlign w:val="center"/>
-            <w:tcMar>
-              <w:top w:w="60" w:type="dxa"/>
-              <w:start w:w="80" w:type="dxa"/>
-              <w:bottom w:w="60" w:type="dxa"/>
-              <w:end w:w="80" w:type="dxa"/>
-            </w:tcMar>
-            <w:shd w:fill="FFFFFF"/>
-          </w:tcPr>
-          <w:p>
-            <w:pPr>
-              <w:spacing w:after="0" w:before="0"/>
-            </w:pPr>
-            <w:r>
-              <w:rPr>
-                <w:color w:val="1F2937"/>
-                <w:sz w:val="17"/>
+                <w:color w:val="273444"/>
+                <w:sz w:val="18"/>
               </w:rPr>
               <w:t>Realtime</w:t>
             </w:r>
@@ -746,53 +544,53 @@
         </w:tc>
         <w:tc>
           <w:tcPr>
-            <w:tcW w:type="dxa" w:w="3360"/>
+            <w:tcW w:type="dxa" w:w="3744"/>
             <w:vAlign w:val="center"/>
+            <w:shd w:fill="FFFFFF"/>
             <w:tcMar>
-              <w:top w:w="60" w:type="dxa"/>
-              <w:start w:w="80" w:type="dxa"/>
-              <w:bottom w:w="60" w:type="dxa"/>
-              <w:end w:w="80" w:type="dxa"/>
+              <w:top w:w="80" w:type="dxa"/>
+              <w:bottom w:w="80" w:type="dxa"/>
+              <w:left w:w="80" w:type="dxa"/>
+              <w:right w:w="80" w:type="dxa"/>
             </w:tcMar>
-            <w:shd w:fill="FFFFFF"/>
           </w:tcPr>
           <w:p>
             <w:pPr>
-              <w:spacing w:after="0" w:before="0"/>
+              <w:spacing w:after="60" w:line="240" w:lineRule="auto"/>
             </w:pPr>
             <w:r>
               <w:rPr>
                 <w:b w:val="0"/>
-                <w:color w:val="1F2937"/>
-                <w:sz w:val="17"/>
+                <w:color w:val="273444"/>
+                <w:sz w:val="18"/>
               </w:rPr>
-              <w:t>Direct + Enhanced realtime capabilities</w:t>
+              <w:t>Direct / Enhanced</w:t>
             </w:r>
           </w:p>
         </w:tc>
         <w:tc>
           <w:tcPr>
-            <w:tcW w:type="dxa" w:w="3360"/>
+            <w:tcW w:type="dxa" w:w="4752"/>
             <w:vAlign w:val="center"/>
+            <w:shd w:fill="FFFFFF"/>
             <w:tcMar>
-              <w:top w:w="60" w:type="dxa"/>
-              <w:start w:w="80" w:type="dxa"/>
-              <w:bottom w:w="60" w:type="dxa"/>
-              <w:end w:w="80" w:type="dxa"/>
+              <w:top w:w="80" w:type="dxa"/>
+              <w:bottom w:w="80" w:type="dxa"/>
+              <w:left w:w="80" w:type="dxa"/>
+              <w:right w:w="80" w:type="dxa"/>
             </w:tcMar>
-            <w:shd w:fill="FFFFFF"/>
           </w:tcPr>
           <w:p>
             <w:pPr>
-              <w:spacing w:after="0" w:before="0"/>
+              <w:spacing w:after="60" w:line="240" w:lineRule="auto"/>
             </w:pPr>
             <w:r>
               <w:rPr>
                 <w:b w:val="0"/>
-                <w:color w:val="1F2937"/>
-                <w:sz w:val="17"/>
+                <w:color w:val="273444"/>
+                <w:sz w:val="18"/>
               </w:rPr>
-              <w:t>Direct keeps the provider-native low-latency path; Enhanced adds explicit streaming STT, translation and speech capabilities with contextual control.</w:t>
+              <w:t>Dedicated session and live capability paths.</w:t>
             </w:r>
           </w:p>
         </w:tc>
@@ -800,8 +598,12 @@
     </w:tbl>
     <w:p>
       <w:pPr>
+        <w:spacing w:after="0"/>
+      </w:pPr>
+    </w:p>
+    <w:p>
+      <w:pPr>
         <w:pStyle w:val="Heading2"/>
-        <w:keepNext/>
       </w:pPr>
       <w:r>
         <w:t>3. Guiding principles</w:t>
@@ -810,79 +612,50 @@
     <w:p>
       <w:pPr>
         <w:pStyle w:val="ListBullet"/>
-        <w:spacing w:after="60"/>
       </w:pPr>
       <w:r>
-        <w:t>Stable API — new agents do not require agent-specific FastAPI routes.</w:t>
+        <w:t>Extend through contracts, registration and composition; fail early for unknown providers/pipelines.</w:t>
       </w:r>
     </w:p>
     <w:p>
       <w:pPr>
         <w:pStyle w:val="ListBullet"/>
-        <w:spacing w:after="60"/>
       </w:pPr>
       <w:r>
-        <w:t>Dependency inversion and registries — Skills depend on provider contracts, while registries remain the explicit sources of truth for agents, pipelines and providers.</w:t>
+        <w:t>Skills depend on capability contracts. Reliability and observability stay cross-cutting. Context/Quality defaults add no extra LLM call.</w:t>
       </w:r>
     </w:p>
     <w:p>
       <w:pPr>
         <w:pStyle w:val="ListBullet"/>
-        <w:spacing w:after="60"/>
       </w:pPr>
       <w:r>
-        <w:t>Composable workflows — agent behavior is assembled from ordered pipeline stages rather than embedded orchestration logic.</w:t>
+        <w:t>Separate standard workflows, realtime transports and browser devices; describe validation limits explicitly.</w:t>
       </w:r>
     </w:p>
     <w:p>
-      <w:pPr>
-        <w:pStyle w:val="ListBullet"/>
-        <w:spacing w:after="60"/>
-      </w:pPr>
       <w:r>
-        <w:t>Fail fast — invalid provider or pipeline configuration fails at composition time instead of silently falling back.</w:t>
-      </w:r>
-    </w:p>
-    <w:p>
-      <w:pPr>
-        <w:pStyle w:val="ListBullet"/>
-        <w:spacing w:after="60"/>
-      </w:pPr>
-      <w:r>
-        <w:t>Observable by default — session context, tracing, metrics and normalized errors remain part of every execution.</w:t>
-      </w:r>
-    </w:p>
-    <w:p>
-      <w:pPr>
-        <w:pStyle w:val="ListBullet"/>
-        <w:spacing w:after="60"/>
-      </w:pPr>
-      <w:r>
-        <w:t>Explicit execution modes — standard pipelines optimize composability; Direct optimizes provider-native latency; Enhanced optimizes control and source visibility with cost-aware defaults.</w:t>
+        <w:br w:type="page"/>
       </w:r>
     </w:p>
     <w:p>
       <w:pPr>
         <w:pStyle w:val="Heading1"/>
-        <w:keepNext/>
       </w:pPr>
       <w:r>
-        <w:t>4. Current architecture — v0.4.2</w:t>
+        <w:t>4. Current architecture</w:t>
       </w:r>
     </w:p>
     <w:p>
-      <w:pPr>
-        <w:spacing w:after="120"/>
-      </w:pPr>
       <w:r>
-        <w:t>v0.4.2 keeps the v0.4 framework architecture intact for standard interpretation and retains the v0.4.1 Direct capability path. Enhanced is added beside Direct as a second realtime execution mode, with its own streaming provider contracts and session runtime. The composition root remains the only layer that knows concrete implementations.</w:t>
+        <w:t>The composition root assembles concrete providers, Skills, stages, pipelines and agents. Registries resolve dependencies rather than adding processing stages to every request.</w:t>
       </w:r>
     </w:p>
     <w:p>
       <w:r>
         <w:drawing>
           <wp:inline xmlns:a="http://schemas.openxmlformats.org/drawingml/2006/main" xmlns:pic="http://schemas.openxmlformats.org/drawingml/2006/picture">
-            <wp:extent cx="6126480" cy="3588367"/>
+            <wp:extent cx="6400800" cy="3400425"/>
             <wp:docPr id="1" name="Picture 1"/>
             <wp:cNvGraphicFramePr>
               <a:graphicFrameLocks noChangeAspect="1"/>
@@ -891,11 +664,11 @@
               <a:graphicData uri="http://schemas.openxmlformats.org/drawingml/2006/picture">
                 <pic:pic>
                   <pic:nvPicPr>
-                    <pic:cNvPr id="0" name="waaxalma_v04_architecture.png"/>
+                    <pic:cNvPr id="0" name="v0.4.2_architecture_EN.png"/>
                     <pic:cNvPicPr/>
                   </pic:nvPicPr>
                   <pic:blipFill>
-                    <a:blip r:embed="rId11"/>
+                    <a:blip r:embed="rId13"/>
                     <a:stretch>
                       <a:fillRect/>
                     </a:stretch>
@@ -903,7 +676,7 @@
                   <pic:spPr>
                     <a:xfrm>
                       <a:off x="0" y="0"/>
-                      <a:ext cx="6126480" cy="3588367"/>
+                      <a:ext cx="6400800" cy="3400425"/>
                     </a:xfrm>
                     <a:prstGeom prst="rect"/>
                   </pic:spPr>
@@ -915,27 +688,23 @@
       </w:r>
     </w:p>
     <w:p>
-      <w:pPr>
-        <w:spacing w:before="80" w:after="140"/>
-      </w:pPr>
       <w:r>
-        <w:t>Reading: the diagram below remains the standard v0.4 framework path. In v0.4.2, Direct and Enhanced realtime services sit beside it rather than forcing long-lived streaming sessions through AgentOrchestrator or SequentialPipeline.</w:t>
+        <w:t>AgentOrchestrator executes registered agents; InterpreterAgent receives its configured text/audio pipelines. Realtime services, where delivered, remain separate from this standard chain.</w:t>
       </w:r>
     </w:p>
     <w:p>
       <w:pPr>
         <w:pStyle w:val="Heading2"/>
-        <w:keepNext/>
       </w:pPr>
       <w:r>
-        <w:t>5. Standard interpreter execution flows</w:t>
+        <w:t>5. Interpreter execution flows</w:t>
       </w:r>
     </w:p>
     <w:p>
       <w:r>
         <w:drawing>
           <wp:inline xmlns:a="http://schemas.openxmlformats.org/drawingml/2006/main" xmlns:pic="http://schemas.openxmlformats.org/drawingml/2006/picture">
-            <wp:extent cx="6126480" cy="1925465"/>
+            <wp:extent cx="6400800" cy="1800225"/>
             <wp:docPr id="2" name="Picture 2"/>
             <wp:cNvGraphicFramePr>
               <a:graphicFrameLocks noChangeAspect="1"/>
@@ -944,11 +713,11 @@
               <a:graphicData uri="http://schemas.openxmlformats.org/drawingml/2006/picture">
                 <pic:pic>
                   <pic:nvPicPr>
-                    <pic:cNvPr id="0" name="waaxalma_v04_flows.png"/>
+                    <pic:cNvPr id="0" name="v0.4.2_standard_EN.png"/>
                     <pic:cNvPicPr/>
                   </pic:nvPicPr>
                   <pic:blipFill>
-                    <a:blip r:embed="rId12"/>
+                    <a:blip r:embed="rId14"/>
                     <a:stretch>
                       <a:fillRect/>
                     </a:stretch>
@@ -956,7 +725,7 @@
                   <pic:spPr>
                     <a:xfrm>
                       <a:off x="0" y="0"/>
-                      <a:ext cx="6126480" cy="1925465"/>
+                      <a:ext cx="6400800" cy="1800225"/>
                     </a:xfrm>
                     <a:prstGeom prst="rect"/>
                   </pic:spPr>
@@ -968,11 +737,15 @@
       </w:r>
     </w:p>
     <w:p>
-      <w:pPr>
-        <w:spacing w:after="100"/>
-      </w:pPr>
       <w:r>
-        <w:t>PIPELINE CONTRACT  Each stage receives a PipelineState plus SessionContext and returns the updated state. This remains the standard execution contract in v0.4.2; both Realtime Direct and Realtime Enhanced use dedicated streaming session contracts.</w:t>
+        <w:rPr>
+          <w:b/>
+          <w:color w:val="07847E"/>
+        </w:rPr>
+        <w:t xml:space="preserve">PIPELINE CONTRACT  </w:t>
+      </w:r>
+      <w:r>
+        <w:t>Each stage receives PipelineState and SessionContext and returns updated state. SequentialPipeline awaits stages in order; configured workflows can evolve without rewriting InterpreterAgent.</w:t>
       </w:r>
     </w:p>
     <w:p>
@@ -983,140 +756,115 @@
     <w:p>
       <w:pPr>
         <w:pStyle w:val="Heading1"/>
-        <w:keepNext/>
       </w:pPr>
       <w:r>
-        <w:t>6. Realtime Direct architecture — retained in v0.4.2</w:t>
+        <w:t>6. Framework extensibility model</w:t>
       </w:r>
     </w:p>
     <w:p>
       <w:r>
-        <w:t>Realtime Direct remains intentionally separate from normal request/response Skills. It keeps the v0.4.1 provider-native WebRTC path as the latency reference for live translated text and audio.</w:t>
-      </w:r>
-    </w:p>
-    <w:p>
-      <w:r>
-        <w:rPr>
-          <w:b/>
-          <w:color w:val="0F766E"/>
-          <w:sz w:val="19"/>
-        </w:rPr>
-        <w:t xml:space="preserve">DIRECT FLOW  </w:t>
-      </w:r>
-      <w:r>
-        <w:rPr>
-          <w:color w:val="1F2937"/>
-          <w:sz w:val="19"/>
-        </w:rPr>
-        <w:t>Microphone → Realtime Session API → RealtimeTranslationService → ProviderRegistry → RealtimeTranslationProvider → WebRTC → translated transcript + translated audio.</w:t>
+        <w:t>Extension happens through explicit registration and composition, preserving the generic API and orchestration core. Provider adapters can change behind capability contracts.</w:t>
       </w:r>
     </w:p>
     <w:tbl>
       <w:tblPr>
-        <w:tblStyle w:val="TableGrid"/>
         <w:tblW w:type="auto" w:w="0"/>
-        <w:jc w:val="center"/>
+        <w:tblLayout w:type="fixed"/>
         <w:tblLook w:firstColumn="1" w:firstRow="1" w:lastColumn="0" w:lastRow="0" w:noHBand="0" w:noVBand="1" w:val="04A0"/>
+        <w:tblBorders>
+          <w:top w:val="single" w:sz="4" w:color="D9D9D9"/>
+          <w:bottom w:val="single" w:sz="4" w:color="D9D9D9"/>
+          <w:left w:val="single" w:sz="4" w:color="D9D9D9"/>
+          <w:right w:val="single" w:sz="4" w:color="D9D9D9"/>
+          <w:insideH w:val="single" w:sz="4" w:color="D9D9D9"/>
+          <w:insideV w:val="single" w:sz="4" w:color="D9D9D9"/>
+        </w:tblBorders>
       </w:tblPr>
       <w:tblGrid>
-        <w:gridCol w:w="3360"/>
-        <w:gridCol w:w="3360"/>
-        <w:gridCol w:w="3360"/>
+        <w:gridCol w:w="2016"/>
+        <w:gridCol w:w="4392"/>
+        <w:gridCol w:w="3672"/>
       </w:tblGrid>
       <w:tr>
         <w:trPr>
-          <w:tblHeader w:val="true"/>
           <w:cantSplit/>
+          <w:tblHeader/>
         </w:trPr>
         <w:tc>
           <w:tcPr>
-            <w:tcW w:type="dxa" w:w="3360"/>
+            <w:tcW w:type="dxa" w:w="2016"/>
             <w:vAlign w:val="center"/>
-            <w:shd w:fill="234461"/>
+            <w:shd w:fill="19364D"/>
             <w:tcMar>
-              <w:top w:w="60" w:type="dxa"/>
-              <w:start w:w="80" w:type="dxa"/>
-              <w:bottom w:w="60" w:type="dxa"/>
-              <w:end w:w="80" w:type="dxa"/>
+              <w:top w:w="80" w:type="dxa"/>
+              <w:bottom w:w="80" w:type="dxa"/>
+              <w:left w:w="80" w:type="dxa"/>
+              <w:right w:w="80" w:type="dxa"/>
             </w:tcMar>
           </w:tcPr>
           <w:p>
             <w:pPr>
-              <w:spacing w:after="0" w:before="0"/>
+              <w:spacing w:after="60" w:line="240" w:lineRule="auto"/>
             </w:pPr>
             <w:r>
               <w:rPr>
                 <w:b/>
                 <w:color w:val="FFFFFF"/>
-                <w:sz w:val="17"/>
+                <w:sz w:val="18"/>
               </w:rPr>
-            </w:r>
-            <w:r>
-              <w:rPr>
-                <w:b/>
-                <w:color w:val="FFFFFF"/>
-                <w:sz w:val="17"/>
-              </w:rPr>
-              <w:t>Component</w:t>
+              <w:t>Extension</w:t>
             </w:r>
           </w:p>
         </w:tc>
         <w:tc>
           <w:tcPr>
-            <w:tcW w:type="dxa" w:w="3360"/>
+            <w:tcW w:type="dxa" w:w="4392"/>
             <w:vAlign w:val="center"/>
-            <w:shd w:fill="234461"/>
+            <w:shd w:fill="19364D"/>
             <w:tcMar>
-              <w:top w:w="60" w:type="dxa"/>
-              <w:start w:w="80" w:type="dxa"/>
-              <w:bottom w:w="60" w:type="dxa"/>
-              <w:end w:w="80" w:type="dxa"/>
+              <w:top w:w="80" w:type="dxa"/>
+              <w:bottom w:w="80" w:type="dxa"/>
+              <w:left w:w="80" w:type="dxa"/>
+              <w:right w:w="80" w:type="dxa"/>
             </w:tcMar>
           </w:tcPr>
           <w:p>
             <w:pPr>
-              <w:spacing w:after="0" w:before="0"/>
+              <w:spacing w:after="60" w:line="240" w:lineRule="auto"/>
             </w:pPr>
             <w:r>
               <w:rPr>
                 <w:b/>
                 <w:color w:val="FFFFFF"/>
-                <w:sz w:val="17"/>
+                <w:sz w:val="18"/>
               </w:rPr>
-              <w:t>v0.4.2 role</w:t>
+              <w:t>Required change</w:t>
             </w:r>
           </w:p>
         </w:tc>
         <w:tc>
           <w:tcPr>
-            <w:tcW w:type="dxa" w:w="3360"/>
+            <w:tcW w:type="dxa" w:w="3672"/>
             <w:vAlign w:val="center"/>
-            <w:shd w:fill="234461"/>
+            <w:shd w:fill="19364D"/>
             <w:tcMar>
-              <w:top w:w="60" w:type="dxa"/>
-              <w:start w:w="80" w:type="dxa"/>
-              <w:bottom w:w="60" w:type="dxa"/>
-              <w:end w:w="80" w:type="dxa"/>
+              <w:top w:w="80" w:type="dxa"/>
+              <w:bottom w:w="80" w:type="dxa"/>
+              <w:left w:w="80" w:type="dxa"/>
+              <w:right w:w="80" w:type="dxa"/>
             </w:tcMar>
           </w:tcPr>
           <w:p>
             <w:pPr>
-              <w:spacing w:after="0" w:before="0"/>
+              <w:spacing w:after="60" w:line="240" w:lineRule="auto"/>
             </w:pPr>
             <w:r>
               <w:rPr>
                 <w:b/>
                 <w:color w:val="FFFFFF"/>
-                <w:sz w:val="17"/>
+                <w:sz w:val="18"/>
               </w:rPr>
-            </w:r>
-            <w:r>
-              <w:rPr>
-                <w:b/>
-                <w:color w:val="FFFFFF"/>
-                <w:sz w:val="17"/>
-              </w:rPr>
-              <w:t>Architectural interpretation</w:t>
+              <w:t>Boundary preserved</w:t>
             </w:r>
           </w:p>
         </w:tc>
@@ -1127,97 +875,79 @@
         </w:trPr>
         <w:tc>
           <w:tcPr>
-            <w:tcW w:type="dxa" w:w="3360"/>
+            <w:tcW w:type="dxa" w:w="2016"/>
             <w:vAlign w:val="center"/>
+            <w:shd w:fill="FFFFFF"/>
             <w:tcMar>
-              <w:top w:w="60" w:type="dxa"/>
-              <w:start w:w="80" w:type="dxa"/>
-              <w:bottom w:w="60" w:type="dxa"/>
-              <w:end w:w="80" w:type="dxa"/>
+              <w:top w:w="80" w:type="dxa"/>
+              <w:bottom w:w="80" w:type="dxa"/>
+              <w:left w:w="80" w:type="dxa"/>
+              <w:right w:w="80" w:type="dxa"/>
             </w:tcMar>
-            <w:shd w:fill="FFFFFF"/>
           </w:tcPr>
           <w:p>
             <w:pPr>
-              <w:spacing w:after="0" w:before="0"/>
+              <w:spacing w:after="60" w:line="240" w:lineRule="auto"/>
             </w:pPr>
             <w:r>
               <w:rPr>
-                <w:color w:val="1F2937"/>
-                <w:sz w:val="17"/>
+                <w:b w:val="0"/>
+                <w:color w:val="273444"/>
+                <w:sz w:val="18"/>
               </w:rPr>
-            </w:r>
-            <w:r>
-              <w:rPr>
-                <w:b w:val="0"/>
-                <w:color w:val="1F2937"/>
-                <w:sz w:val="17"/>
-              </w:rPr>
-              <w:t>Realtime Session API</w:t>
+              <w:t>New agent</w:t>
             </w:r>
           </w:p>
         </w:tc>
         <w:tc>
           <w:tcPr>
-            <w:tcW w:type="dxa" w:w="3360"/>
+            <w:tcW w:type="dxa" w:w="4392"/>
             <w:vAlign w:val="center"/>
+            <w:shd w:fill="FFFFFF"/>
             <w:tcMar>
-              <w:top w:w="60" w:type="dxa"/>
-              <w:start w:w="80" w:type="dxa"/>
-              <w:bottom w:w="60" w:type="dxa"/>
-              <w:end w:w="80" w:type="dxa"/>
+              <w:top w:w="80" w:type="dxa"/>
+              <w:bottom w:w="80" w:type="dxa"/>
+              <w:left w:w="80" w:type="dxa"/>
+              <w:right w:w="80" w:type="dxa"/>
             </w:tcMar>
-            <w:shd w:fill="FFFFFF"/>
           </w:tcPr>
           <w:p>
             <w:pPr>
-              <w:spacing w:after="0" w:before="0"/>
+              <w:spacing w:after="60" w:line="240" w:lineRule="auto"/>
             </w:pPr>
             <w:r>
               <w:rPr>
-                <w:color w:val="1F2937"/>
-                <w:sz w:val="17"/>
+                <w:b w:val="0"/>
+                <w:color w:val="273444"/>
+                <w:sz w:val="18"/>
               </w:rPr>
-            </w:r>
-            <w:r>
-              <w:rPr>
-                <w:b w:val="0"/>
-                <w:color w:val="1F2937"/>
-                <w:sz w:val="17"/>
-              </w:rPr>
-              <w:t>POST /api/realtime/translation/session</w:t>
+              <w:t>BaseAgent + AgentRegistry</w:t>
             </w:r>
           </w:p>
         </w:tc>
         <w:tc>
           <w:tcPr>
-            <w:tcW w:type="dxa" w:w="3360"/>
+            <w:tcW w:type="dxa" w:w="3672"/>
             <w:vAlign w:val="center"/>
+            <w:shd w:fill="FFFFFF"/>
             <w:tcMar>
-              <w:top w:w="60" w:type="dxa"/>
-              <w:start w:w="80" w:type="dxa"/>
-              <w:bottom w:w="60" w:type="dxa"/>
-              <w:end w:w="80" w:type="dxa"/>
+              <w:top w:w="80" w:type="dxa"/>
+              <w:bottom w:w="80" w:type="dxa"/>
+              <w:left w:w="80" w:type="dxa"/>
+              <w:right w:w="80" w:type="dxa"/>
             </w:tcMar>
-            <w:shd w:fill="FFFFFF"/>
           </w:tcPr>
           <w:p>
             <w:pPr>
-              <w:spacing w:after="0" w:before="0"/>
+              <w:spacing w:after="60" w:line="240" w:lineRule="auto"/>
             </w:pPr>
             <w:r>
               <w:rPr>
-                <w:color w:val="1F2937"/>
-                <w:sz w:val="17"/>
+                <w:b w:val="0"/>
+                <w:color w:val="273444"/>
+                <w:sz w:val="18"/>
               </w:rPr>
-            </w:r>
-            <w:r>
-              <w:rPr>
-                <w:b w:val="0"/>
-                <w:color w:val="1F2937"/>
-                <w:sz w:val="17"/>
-              </w:rPr>
-              <w:t>Creates a short-lived provider session and returns an ephemeral client secret.</w:t>
+              <w:t>API / AgentOrchestrator</w:t>
             </w:r>
           </w:p>
         </w:tc>
@@ -1228,97 +958,79 @@
         </w:trPr>
         <w:tc>
           <w:tcPr>
-            <w:tcW w:type="dxa" w:w="3360"/>
+            <w:tcW w:type="dxa" w:w="2016"/>
             <w:vAlign w:val="center"/>
-            <w:shd w:fill="EEF2F6"/>
+            <w:shd w:fill="F3F6F9"/>
             <w:tcMar>
-              <w:top w:w="60" w:type="dxa"/>
-              <w:start w:w="80" w:type="dxa"/>
-              <w:bottom w:w="60" w:type="dxa"/>
-              <w:end w:w="80" w:type="dxa"/>
+              <w:top w:w="80" w:type="dxa"/>
+              <w:bottom w:w="80" w:type="dxa"/>
+              <w:left w:w="80" w:type="dxa"/>
+              <w:right w:w="80" w:type="dxa"/>
             </w:tcMar>
           </w:tcPr>
           <w:p>
             <w:pPr>
-              <w:spacing w:after="0" w:before="0"/>
+              <w:spacing w:after="60" w:line="240" w:lineRule="auto"/>
             </w:pPr>
             <w:r>
               <w:rPr>
-                <w:color w:val="1F2937"/>
-                <w:sz w:val="17"/>
+                <w:b w:val="0"/>
+                <w:color w:val="273444"/>
+                <w:sz w:val="18"/>
               </w:rPr>
-            </w:r>
-            <w:r>
-              <w:rPr>
-                <w:b w:val="0"/>
-                <w:color w:val="1F2937"/>
-                <w:sz w:val="17"/>
-              </w:rPr>
-              <w:t>RealtimeTranslationService</w:t>
+              <w:t>New provider</w:t>
             </w:r>
           </w:p>
         </w:tc>
         <w:tc>
           <w:tcPr>
-            <w:tcW w:type="dxa" w:w="3360"/>
+            <w:tcW w:type="dxa" w:w="4392"/>
             <w:vAlign w:val="center"/>
-            <w:shd w:fill="EEF2F6"/>
+            <w:shd w:fill="F3F6F9"/>
             <w:tcMar>
-              <w:top w:w="60" w:type="dxa"/>
-              <w:start w:w="80" w:type="dxa"/>
-              <w:bottom w:w="60" w:type="dxa"/>
-              <w:end w:w="80" w:type="dxa"/>
+              <w:top w:w="80" w:type="dxa"/>
+              <w:bottom w:w="80" w:type="dxa"/>
+              <w:left w:w="80" w:type="dxa"/>
+              <w:right w:w="80" w:type="dxa"/>
             </w:tcMar>
           </w:tcPr>
           <w:p>
             <w:pPr>
-              <w:spacing w:after="0" w:before="0"/>
+              <w:spacing w:after="60" w:line="240" w:lineRule="auto"/>
             </w:pPr>
             <w:r>
               <w:rPr>
-                <w:color w:val="1F2937"/>
-                <w:sz w:val="17"/>
+                <w:b w:val="0"/>
+                <w:color w:val="273444"/>
+                <w:sz w:val="18"/>
               </w:rPr>
-            </w:r>
-            <w:r>
-              <w:rPr>
-                <w:b w:val="0"/>
-                <w:color w:val="1F2937"/>
-                <w:sz w:val="17"/>
-              </w:rPr>
-              <w:t>Capability service</w:t>
+              <w:t>Implement capability contract; register capability + name.</w:t>
             </w:r>
           </w:p>
         </w:tc>
         <w:tc>
           <w:tcPr>
-            <w:tcW w:type="dxa" w:w="3360"/>
+            <w:tcW w:type="dxa" w:w="3672"/>
             <w:vAlign w:val="center"/>
-            <w:shd w:fill="EEF2F6"/>
+            <w:shd w:fill="F3F6F9"/>
             <w:tcMar>
-              <w:top w:w="60" w:type="dxa"/>
-              <w:start w:w="80" w:type="dxa"/>
-              <w:bottom w:w="60" w:type="dxa"/>
-              <w:end w:w="80" w:type="dxa"/>
+              <w:top w:w="80" w:type="dxa"/>
+              <w:bottom w:w="80" w:type="dxa"/>
+              <w:left w:w="80" w:type="dxa"/>
+              <w:right w:w="80" w:type="dxa"/>
             </w:tcMar>
           </w:tcPr>
           <w:p>
             <w:pPr>
-              <w:spacing w:after="0" w:before="0"/>
+              <w:spacing w:after="60" w:line="240" w:lineRule="auto"/>
             </w:pPr>
             <w:r>
               <w:rPr>
-                <w:color w:val="1F2937"/>
-                <w:sz w:val="17"/>
+                <w:b w:val="0"/>
+                <w:color w:val="273444"/>
+                <w:sz w:val="18"/>
               </w:rPr>
-            </w:r>
-            <w:r>
-              <w:rPr>
-                <w:b w:val="0"/>
-                <w:color w:val="1F2937"/>
-                <w:sz w:val="17"/>
-              </w:rPr>
-              <w:t>Resolves the configured realtime provider and owns backend session metrics.</w:t>
+              <w:t>Skill / Agent / API</w:t>
             </w:r>
           </w:p>
         </w:tc>
@@ -1329,97 +1041,79 @@
         </w:trPr>
         <w:tc>
           <w:tcPr>
-            <w:tcW w:type="dxa" w:w="3360"/>
+            <w:tcW w:type="dxa" w:w="2016"/>
             <w:vAlign w:val="center"/>
+            <w:shd w:fill="FFFFFF"/>
             <w:tcMar>
-              <w:top w:w="60" w:type="dxa"/>
-              <w:start w:w="80" w:type="dxa"/>
-              <w:bottom w:w="60" w:type="dxa"/>
-              <w:end w:w="80" w:type="dxa"/>
+              <w:top w:w="80" w:type="dxa"/>
+              <w:bottom w:w="80" w:type="dxa"/>
+              <w:left w:w="80" w:type="dxa"/>
+              <w:right w:w="80" w:type="dxa"/>
             </w:tcMar>
-            <w:shd w:fill="FFFFFF"/>
           </w:tcPr>
           <w:p>
             <w:pPr>
-              <w:spacing w:after="0" w:before="0"/>
+              <w:spacing w:after="60" w:line="240" w:lineRule="auto"/>
             </w:pPr>
             <w:r>
               <w:rPr>
-                <w:color w:val="1F2937"/>
-                <w:sz w:val="17"/>
+                <w:b w:val="0"/>
+                <w:color w:val="273444"/>
+                <w:sz w:val="18"/>
               </w:rPr>
-            </w:r>
-            <w:r>
-              <w:rPr>
-                <w:b w:val="0"/>
-                <w:color w:val="1F2937"/>
-                <w:sz w:val="17"/>
-              </w:rPr>
-              <w:t>RealtimeTranslationProvider</w:t>
+              <w:t>New pipeline</w:t>
             </w:r>
           </w:p>
         </w:tc>
         <w:tc>
           <w:tcPr>
-            <w:tcW w:type="dxa" w:w="3360"/>
+            <w:tcW w:type="dxa" w:w="4392"/>
             <w:vAlign w:val="center"/>
+            <w:shd w:fill="FFFFFF"/>
             <w:tcMar>
-              <w:top w:w="60" w:type="dxa"/>
-              <w:start w:w="80" w:type="dxa"/>
-              <w:bottom w:w="60" w:type="dxa"/>
-              <w:end w:w="80" w:type="dxa"/>
+              <w:top w:w="80" w:type="dxa"/>
+              <w:bottom w:w="80" w:type="dxa"/>
+              <w:left w:w="80" w:type="dxa"/>
+              <w:right w:w="80" w:type="dxa"/>
             </w:tcMar>
-            <w:shd w:fill="FFFFFF"/>
           </w:tcPr>
           <w:p>
             <w:pPr>
-              <w:spacing w:after="0" w:before="0"/>
+              <w:spacing w:after="60" w:line="240" w:lineRule="auto"/>
             </w:pPr>
             <w:r>
               <w:rPr>
-                <w:color w:val="1F2937"/>
-                <w:sz w:val="17"/>
+                <w:b w:val="0"/>
+                <w:color w:val="273444"/>
+                <w:sz w:val="18"/>
               </w:rPr>
-            </w:r>
-            <w:r>
-              <w:rPr>
-                <w:b w:val="0"/>
-                <w:color w:val="1F2937"/>
-                <w:sz w:val="17"/>
-              </w:rPr>
-              <w:t>Provider contract</w:t>
+              <w:t>Compose stages and register its name.</w:t>
             </w:r>
           </w:p>
         </w:tc>
         <w:tc>
           <w:tcPr>
-            <w:tcW w:type="dxa" w:w="3360"/>
+            <w:tcW w:type="dxa" w:w="3672"/>
             <w:vAlign w:val="center"/>
+            <w:shd w:fill="FFFFFF"/>
             <w:tcMar>
-              <w:top w:w="60" w:type="dxa"/>
-              <w:start w:w="80" w:type="dxa"/>
-              <w:bottom w:w="60" w:type="dxa"/>
-              <w:end w:w="80" w:type="dxa"/>
+              <w:top w:w="80" w:type="dxa"/>
+              <w:bottom w:w="80" w:type="dxa"/>
+              <w:left w:w="80" w:type="dxa"/>
+              <w:right w:w="80" w:type="dxa"/>
             </w:tcMar>
-            <w:shd w:fill="FFFFFF"/>
           </w:tcPr>
           <w:p>
             <w:pPr>
-              <w:spacing w:after="0" w:before="0"/>
+              <w:spacing w:after="60" w:line="240" w:lineRule="auto"/>
             </w:pPr>
             <w:r>
               <w:rPr>
-                <w:color w:val="1F2937"/>
-                <w:sz w:val="17"/>
+                <w:b w:val="0"/>
+                <w:color w:val="273444"/>
+                <w:sz w:val="18"/>
               </w:rPr>
-            </w:r>
-            <w:r>
-              <w:rPr>
-                <w:b w:val="0"/>
-                <w:color w:val="1F2937"/>
-                <w:sz w:val="17"/>
-              </w:rPr>
-              <w:t>Keeps the service independent from a concrete realtime vendor.</w:t>
+              <w:t>SequentialPipeline</w:t>
             </w:r>
           </w:p>
         </w:tc>
@@ -1430,97 +1124,79 @@
         </w:trPr>
         <w:tc>
           <w:tcPr>
-            <w:tcW w:type="dxa" w:w="3360"/>
+            <w:tcW w:type="dxa" w:w="2016"/>
             <w:vAlign w:val="center"/>
-            <w:shd w:fill="EEF2F6"/>
+            <w:shd w:fill="F3F6F9"/>
             <w:tcMar>
-              <w:top w:w="60" w:type="dxa"/>
-              <w:start w:w="80" w:type="dxa"/>
-              <w:bottom w:w="60" w:type="dxa"/>
-              <w:end w:w="80" w:type="dxa"/>
+              <w:top w:w="80" w:type="dxa"/>
+              <w:bottom w:w="80" w:type="dxa"/>
+              <w:left w:w="80" w:type="dxa"/>
+              <w:right w:w="80" w:type="dxa"/>
             </w:tcMar>
           </w:tcPr>
           <w:p>
             <w:pPr>
-              <w:spacing w:after="0" w:before="0"/>
+              <w:spacing w:after="60" w:line="240" w:lineRule="auto"/>
             </w:pPr>
             <w:r>
               <w:rPr>
-                <w:color w:val="1F2937"/>
-                <w:sz w:val="17"/>
+                <w:b w:val="0"/>
+                <w:color w:val="273444"/>
+                <w:sz w:val="18"/>
               </w:rPr>
-            </w:r>
-            <w:r>
-              <w:rPr>
-                <w:b w:val="0"/>
-                <w:color w:val="1F2937"/>
-                <w:sz w:val="17"/>
-              </w:rPr>
-              <w:t>OpenAI realtime provider</w:t>
+              <w:t>New stage</w:t>
             </w:r>
           </w:p>
         </w:tc>
         <w:tc>
           <w:tcPr>
-            <w:tcW w:type="dxa" w:w="3360"/>
+            <w:tcW w:type="dxa" w:w="4392"/>
             <w:vAlign w:val="center"/>
-            <w:shd w:fill="EEF2F6"/>
+            <w:shd w:fill="F3F6F9"/>
             <w:tcMar>
-              <w:top w:w="60" w:type="dxa"/>
-              <w:start w:w="80" w:type="dxa"/>
-              <w:bottom w:w="60" w:type="dxa"/>
-              <w:end w:w="80" w:type="dxa"/>
+              <w:top w:w="80" w:type="dxa"/>
+              <w:bottom w:w="80" w:type="dxa"/>
+              <w:left w:w="80" w:type="dxa"/>
+              <w:right w:w="80" w:type="dxa"/>
             </w:tcMar>
           </w:tcPr>
           <w:p>
             <w:pPr>
-              <w:spacing w:after="0" w:before="0"/>
+              <w:spacing w:after="60" w:line="240" w:lineRule="auto"/>
             </w:pPr>
             <w:r>
               <w:rPr>
-                <w:color w:val="1F2937"/>
-                <w:sz w:val="17"/>
+                <w:b w:val="0"/>
+                <w:color w:val="273444"/>
+                <w:sz w:val="18"/>
               </w:rPr>
-            </w:r>
-            <w:r>
-              <w:rPr>
-                <w:b w:val="0"/>
-                <w:color w:val="1F2937"/>
-                <w:sz w:val="17"/>
-              </w:rPr>
-              <w:t>gpt-realtime-translate</w:t>
+              <w:t>PipelineStage</w:t>
             </w:r>
           </w:p>
         </w:tc>
         <w:tc>
           <w:tcPr>
-            <w:tcW w:type="dxa" w:w="3360"/>
+            <w:tcW w:type="dxa" w:w="3672"/>
             <w:vAlign w:val="center"/>
-            <w:shd w:fill="EEF2F6"/>
+            <w:shd w:fill="F3F6F9"/>
             <w:tcMar>
-              <w:top w:w="60" w:type="dxa"/>
-              <w:start w:w="80" w:type="dxa"/>
-              <w:bottom w:w="60" w:type="dxa"/>
-              <w:end w:w="80" w:type="dxa"/>
+              <w:top w:w="80" w:type="dxa"/>
+              <w:bottom w:w="80" w:type="dxa"/>
+              <w:left w:w="80" w:type="dxa"/>
+              <w:right w:w="80" w:type="dxa"/>
             </w:tcMar>
           </w:tcPr>
           <w:p>
             <w:pPr>
-              <w:spacing w:after="0" w:before="0"/>
+              <w:spacing w:after="60" w:line="240" w:lineRule="auto"/>
             </w:pPr>
             <w:r>
               <w:rPr>
-                <w:color w:val="1F2937"/>
-                <w:sz w:val="17"/>
+                <w:b w:val="0"/>
+                <w:color w:val="273444"/>
+                <w:sz w:val="18"/>
               </w:rPr>
-            </w:r>
-            <w:r>
-              <w:rPr>
-                <w:b w:val="0"/>
-                <w:color w:val="1F2937"/>
-                <w:sz w:val="17"/>
-              </w:rPr>
-              <w:t>Creates translation client secrets for the dedicated realtime translation endpoint.</w:t>
+              <w:t>InterpreterAgent / API</w:t>
             </w:r>
           </w:p>
         </w:tc>
@@ -1531,97 +1207,79 @@
         </w:trPr>
         <w:tc>
           <w:tcPr>
-            <w:tcW w:type="dxa" w:w="3360"/>
+            <w:tcW w:type="dxa" w:w="2016"/>
             <w:vAlign w:val="center"/>
+            <w:shd w:fill="FFFFFF"/>
             <w:tcMar>
-              <w:top w:w="60" w:type="dxa"/>
-              <w:start w:w="80" w:type="dxa"/>
-              <w:bottom w:w="60" w:type="dxa"/>
-              <w:end w:w="80" w:type="dxa"/>
+              <w:top w:w="80" w:type="dxa"/>
+              <w:bottom w:w="80" w:type="dxa"/>
+              <w:left w:w="80" w:type="dxa"/>
+              <w:right w:w="80" w:type="dxa"/>
             </w:tcMar>
-            <w:shd w:fill="FFFFFF"/>
           </w:tcPr>
           <w:p>
             <w:pPr>
-              <w:spacing w:after="0" w:before="0"/>
+              <w:spacing w:after="60" w:line="240" w:lineRule="auto"/>
             </w:pPr>
             <w:r>
               <w:rPr>
-                <w:color w:val="1F2937"/>
-                <w:sz w:val="17"/>
+                <w:b w:val="0"/>
+                <w:color w:val="273444"/>
+                <w:sz w:val="18"/>
               </w:rPr>
-            </w:r>
-            <w:r>
-              <w:rPr>
-                <w:b w:val="0"/>
-                <w:color w:val="1F2937"/>
-                <w:sz w:val="17"/>
-              </w:rPr>
-              <w:t>Browser WebRTC client</w:t>
+              <w:t>Context/quality strategy</w:t>
             </w:r>
           </w:p>
         </w:tc>
         <w:tc>
           <w:tcPr>
-            <w:tcW w:type="dxa" w:w="3360"/>
+            <w:tcW w:type="dxa" w:w="4392"/>
             <w:vAlign w:val="center"/>
+            <w:shd w:fill="FFFFFF"/>
             <w:tcMar>
-              <w:top w:w="60" w:type="dxa"/>
-              <w:start w:w="80" w:type="dxa"/>
-              <w:bottom w:w="60" w:type="dxa"/>
-              <w:end w:w="80" w:type="dxa"/>
+              <w:top w:w="80" w:type="dxa"/>
+              <w:bottom w:w="80" w:type="dxa"/>
+              <w:left w:w="80" w:type="dxa"/>
+              <w:right w:w="80" w:type="dxa"/>
             </w:tcMar>
-            <w:shd w:fill="FFFFFF"/>
           </w:tcPr>
           <w:p>
             <w:pPr>
-              <w:spacing w:after="0" w:before="0"/>
+              <w:spacing w:after="60" w:line="240" w:lineRule="auto"/>
             </w:pPr>
             <w:r>
               <w:rPr>
-                <w:color w:val="1F2937"/>
-                <w:sz w:val="17"/>
+                <w:b w:val="0"/>
+                <w:color w:val="273444"/>
+                <w:sz w:val="18"/>
               </w:rPr>
-            </w:r>
-            <w:r>
-              <w:rPr>
-                <w:b w:val="0"/>
-                <w:color w:val="1F2937"/>
-                <w:sz w:val="17"/>
-              </w:rPr>
-              <w:t>Streamlit embedded client</w:t>
+              <w:t>ContextProvider / QualityProvider</w:t>
             </w:r>
           </w:p>
         </w:tc>
         <w:tc>
           <w:tcPr>
-            <w:tcW w:type="dxa" w:w="3360"/>
+            <w:tcW w:type="dxa" w:w="3672"/>
             <w:vAlign w:val="center"/>
+            <w:shd w:fill="FFFFFF"/>
             <w:tcMar>
-              <w:top w:w="60" w:type="dxa"/>
-              <w:start w:w="80" w:type="dxa"/>
-              <w:bottom w:w="60" w:type="dxa"/>
-              <w:end w:w="80" w:type="dxa"/>
+              <w:top w:w="80" w:type="dxa"/>
+              <w:bottom w:w="80" w:type="dxa"/>
+              <w:left w:w="80" w:type="dxa"/>
+              <w:right w:w="80" w:type="dxa"/>
             </w:tcMar>
-            <w:shd w:fill="FFFFFF"/>
           </w:tcPr>
           <w:p>
             <w:pPr>
-              <w:spacing w:after="0" w:before="0"/>
+              <w:spacing w:after="60" w:line="240" w:lineRule="auto"/>
             </w:pPr>
             <w:r>
               <w:rPr>
-                <w:color w:val="1F2937"/>
-                <w:sz w:val="17"/>
+                <w:b w:val="0"/>
+                <w:color w:val="273444"/>
+                <w:sz w:val="18"/>
               </w:rPr>
-            </w:r>
-            <w:r>
-              <w:rPr>
-                <w:b w:val="0"/>
-                <w:color w:val="1F2937"/>
-                <w:sz w:val="17"/>
-              </w:rPr>
-              <w:t>Captures microphone audio, negotiates SDP, receives translated audio and listens for transcript events.</w:t>
+              <w:t>Configured stage structure.</w:t>
             </w:r>
           </w:p>
         </w:tc>
@@ -1629,43 +1287,82 @@
     </w:tbl>
     <w:p>
       <w:pPr>
-        <w:pStyle w:val="Heading1"/>
-        <w:keepNext/>
+        <w:spacing w:after="0"/>
       </w:pPr>
+    </w:p>
+    <w:p>
       <w:r>
-        <w:t>7. Realtime Enhanced architecture — v0.4.2</w:t>
+        <w:t>RealtimeTranslationProvider is resolved by capability and name without routing live sessions through SequentialPipeline.</w:t>
       </w:r>
     </w:p>
     <w:p>
       <w:r>
-        <w:t>Realtime Enhanced decomposes live interpretation into independent streaming capabilities so Waaxalma can expose the source transcript, apply terminology and rolling context, and start speech synthesis before the full translation is complete.</w:t>
+        <w:t>StreamingTranscriptionProvider, StreamingTranslationProvider and StreamingSpeechProvider isolate Enhanced adapters from processor orchestration and playback.</w:t>
+      </w:r>
+    </w:p>
+    <w:p>
+      <w:pPr>
+        <w:pStyle w:val="Heading2"/>
+      </w:pPr>
+      <w:r>
+        <w:t>7. Context and Quality as first class capabilities</w:t>
+      </w:r>
+    </w:p>
+    <w:p>
+      <w:pPr>
+        <w:pStyle w:val="ListBullet"/>
+      </w:pPr>
+      <w:r>
+        <w:t>PassthroughContextProvider preserves source text/metadata. TranslationStage prefers enriched_text when supplied and preserves source_text.</w:t>
+      </w:r>
+    </w:p>
+    <w:p>
+      <w:pPr>
+        <w:pStyle w:val="ListBullet"/>
+      </w:pPr>
+      <w:r>
+        <w:t>DeterministicQualityProvider evaluates structure, not semantic translation correctness. accepted, score, issues and quality metadata are returned; rejection does not create an implicit blocking policy.</w:t>
+      </w:r>
+    </w:p>
+    <w:p>
+      <w:pPr>
+        <w:pStyle w:val="ListBullet"/>
+      </w:pPr>
+      <w:r>
+        <w:t>Direct bypasses standard Context/Quality to keep its provider-native latency path.</w:t>
+      </w:r>
+    </w:p>
+    <w:p>
+      <w:pPr>
+        <w:pStyle w:val="ListBullet"/>
+      </w:pPr>
+      <w:r>
+        <w:t>Enhanced uses terminology and three prior final source segments as reference-only context; it does not add an extra semantic quality evaluator.</w:t>
       </w:r>
     </w:p>
     <w:p>
       <w:r>
-        <w:rPr>
-          <w:b/>
-          <w:color w:val="0F766E"/>
-          <w:sz w:val="19"/>
-        </w:rPr>
-        <w:t xml:space="preserve">ENHANCED FLOW  </w:t>
-      </w:r>
-      <w:r>
-        <w:rPr>
-          <w:color w:val="1F2937"/>
-          <w:sz w:val="19"/>
-        </w:rPr>
-        <w:t>Microphone → WebRTC streaming STT → authoritative final transcript → RealtimeEnhancedProcessor → rolling context + terminology → streaming translation → SpeakableTextBuffer → streaming TTS → PCM continuity + jitter-buffered translated audio.</w:t>
+        <w:br w:type="page"/>
       </w:r>
     </w:p>
     <w:p>
       <w:pPr>
-        <w:jc w:val="center"/>
+        <w:pStyle w:val="Heading2"/>
       </w:pPr>
+      <w:r>
+        <w:t>Realtime architecture and execution</w:t>
+      </w:r>
+    </w:p>
+    <w:p>
+      <w:r>
+        <w:t>Direct creates a short-lived provider session through the backend. The browser then negotiates SDP and WebRTC and receives live translated text/audio. Session creation and browser/provider media exchange are distinct responsibilities.</w:t>
+      </w:r>
+    </w:p>
+    <w:p>
       <w:r>
         <w:drawing>
           <wp:inline xmlns:a="http://schemas.openxmlformats.org/drawingml/2006/main" xmlns:pic="http://schemas.openxmlformats.org/drawingml/2006/picture">
-            <wp:extent cx="6172200" cy="2304288"/>
+            <wp:extent cx="6400800" cy="2840355"/>
             <wp:docPr id="3" name="Picture 3"/>
             <wp:cNvGraphicFramePr>
               <a:graphicFrameLocks noChangeAspect="1"/>
@@ -1674,11 +1371,11 @@
               <a:graphicData uri="http://schemas.openxmlformats.org/drawingml/2006/picture">
                 <pic:pic>
                   <pic:nvPicPr>
-                    <pic:cNvPr id="0" name="waaxalma_v042_enhanced_flow.png"/>
+                    <pic:cNvPr id="0" name="v0.4.2_live_EN.png"/>
                     <pic:cNvPicPr/>
                   </pic:nvPicPr>
                   <pic:blipFill>
-                    <a:blip r:embed="rId13"/>
+                    <a:blip r:embed="rId15"/>
                     <a:stretch>
                       <a:fillRect/>
                     </a:stretch>
@@ -1686,7 +1383,7 @@
                   <pic:spPr>
                     <a:xfrm>
                       <a:off x="0" y="0"/>
-                      <a:ext cx="6172200" cy="2304288"/>
+                      <a:ext cx="6400800" cy="2840355"/>
                     </a:xfrm>
                     <a:prstGeom prst="rect"/>
                   </pic:spPr>
@@ -1697,99 +1394,83 @@
         </w:drawing>
       </w:r>
     </w:p>
+    <w:p>
+      <w:r>
+        <w:t>Enhanced creates an ephemeral transcription session, commits final text over /api/realtime/enhanced/stream, and composes streaming translation and TTS. The default adapters use gpt-live-transcribe, gpt-4.1-mini and gpt-4o-mini-tts; these names record the historical configuration, not a new provider availability guarantee.</w:t>
+      </w:r>
+    </w:p>
     <w:tbl>
       <w:tblPr>
-        <w:tblStyle w:val="TableGrid"/>
         <w:tblW w:type="auto" w:w="0"/>
-        <w:jc w:val="center"/>
+        <w:tblLayout w:type="fixed"/>
         <w:tblLook w:firstColumn="1" w:firstRow="1" w:lastColumn="0" w:lastRow="0" w:noHBand="0" w:noVBand="1" w:val="04A0"/>
+        <w:tblBorders>
+          <w:top w:val="single" w:sz="4" w:color="D9D9D9"/>
+          <w:bottom w:val="single" w:sz="4" w:color="D9D9D9"/>
+          <w:left w:val="single" w:sz="4" w:color="D9D9D9"/>
+          <w:right w:val="single" w:sz="4" w:color="D9D9D9"/>
+          <w:insideH w:val="single" w:sz="4" w:color="D9D9D9"/>
+          <w:insideV w:val="single" w:sz="4" w:color="D9D9D9"/>
+        </w:tblBorders>
       </w:tblPr>
       <w:tblGrid>
-        <w:gridCol w:w="3360"/>
-        <w:gridCol w:w="3360"/>
-        <w:gridCol w:w="3360"/>
+        <w:gridCol w:w="2880"/>
+        <w:gridCol w:w="7200"/>
       </w:tblGrid>
       <w:tr>
         <w:trPr>
-          <w:tblHeader w:val="true"/>
-          <w:tblHeader w:val="true"/>
           <w:cantSplit/>
+          <w:tblHeader/>
         </w:trPr>
         <w:tc>
           <w:tcPr>
-            <w:tcW w:type="dxa" w:w="3360"/>
+            <w:tcW w:type="dxa" w:w="2880"/>
             <w:vAlign w:val="center"/>
+            <w:shd w:fill="19364D"/>
             <w:tcMar>
-              <w:top w:w="60" w:type="dxa"/>
-              <w:start w:w="80" w:type="dxa"/>
-              <w:bottom w:w="60" w:type="dxa"/>
-              <w:end w:w="80" w:type="dxa"/>
+              <w:top w:w="80" w:type="dxa"/>
+              <w:bottom w:w="80" w:type="dxa"/>
+              <w:left w:w="80" w:type="dxa"/>
+              <w:right w:w="80" w:type="dxa"/>
             </w:tcMar>
-            <w:shd w:fill="234461"/>
           </w:tcPr>
           <w:p>
             <w:pPr>
-              <w:spacing w:after="0" w:before="0"/>
+              <w:spacing w:after="60" w:line="240" w:lineRule="auto"/>
             </w:pPr>
             <w:r>
               <w:rPr>
                 <w:b/>
                 <w:color w:val="FFFFFF"/>
-                <w:sz w:val="15"/>
+                <w:sz w:val="18"/>
               </w:rPr>
-              <w:t>Component</w:t>
+              <w:t>Responsibility</w:t>
             </w:r>
           </w:p>
         </w:tc>
         <w:tc>
           <w:tcPr>
-            <w:tcW w:type="dxa" w:w="3360"/>
+            <w:tcW w:type="dxa" w:w="7200"/>
             <w:vAlign w:val="center"/>
+            <w:shd w:fill="19364D"/>
             <w:tcMar>
-              <w:top w:w="60" w:type="dxa"/>
-              <w:start w:w="80" w:type="dxa"/>
-              <w:bottom w:w="60" w:type="dxa"/>
-              <w:end w:w="80" w:type="dxa"/>
+              <w:top w:w="80" w:type="dxa"/>
+              <w:bottom w:w="80" w:type="dxa"/>
+              <w:left w:w="80" w:type="dxa"/>
+              <w:right w:w="80" w:type="dxa"/>
             </w:tcMar>
-            <w:shd w:fill="234461"/>
           </w:tcPr>
           <w:p>
             <w:pPr>
-              <w:spacing w:after="0" w:before="0"/>
+              <w:spacing w:after="60" w:line="240" w:lineRule="auto"/>
             </w:pPr>
             <w:r>
               <w:rPr>
                 <w:b/>
                 <w:color w:val="FFFFFF"/>
-                <w:sz w:val="15"/>
+                <w:sz w:val="18"/>
               </w:rPr>
-              <w:t>v0.4.2 role</w:t>
-            </w:r>
-          </w:p>
-        </w:tc>
-        <w:tc>
-          <w:tcPr>
-            <w:tcW w:type="dxa" w:w="3360"/>
-            <w:vAlign w:val="center"/>
-            <w:tcMar>
-              <w:top w:w="60" w:type="dxa"/>
-              <w:start w:w="80" w:type="dxa"/>
-              <w:bottom w:w="60" w:type="dxa"/>
-              <w:end w:w="80" w:type="dxa"/>
-            </w:tcMar>
-            <w:shd w:fill="234461"/>
-          </w:tcPr>
-          <w:p>
-            <w:pPr>
-              <w:spacing w:after="0" w:before="0"/>
-            </w:pPr>
-            <w:r>
-              <w:rPr>
-                <w:b/>
-                <w:color w:val="FFFFFF"/>
-                <w:sz w:val="15"/>
-              </w:rPr>
-              <w:t>Architectural interpretation</w:t>
+              <w:t>Execution boundary</w:t>
             </w:r>
           </w:p>
         </w:tc>
@@ -1800,79 +1481,53 @@
         </w:trPr>
         <w:tc>
           <w:tcPr>
-            <w:tcW w:type="dxa" w:w="3360"/>
+            <w:tcW w:type="dxa" w:w="2880"/>
             <w:vAlign w:val="center"/>
+            <w:shd w:fill="FFFFFF"/>
             <w:tcMar>
-              <w:top w:w="60" w:type="dxa"/>
-              <w:start w:w="80" w:type="dxa"/>
-              <w:bottom w:w="60" w:type="dxa"/>
-              <w:end w:w="80" w:type="dxa"/>
+              <w:top w:w="80" w:type="dxa"/>
+              <w:bottom w:w="80" w:type="dxa"/>
+              <w:left w:w="80" w:type="dxa"/>
+              <w:right w:w="80" w:type="dxa"/>
             </w:tcMar>
-            <w:shd w:fill="FFFFFF"/>
           </w:tcPr>
           <w:p>
             <w:pPr>
-              <w:spacing w:after="0" w:before="0"/>
+              <w:spacing w:after="60" w:line="240" w:lineRule="auto"/>
             </w:pPr>
             <w:r>
               <w:rPr>
                 <w:b w:val="0"/>
-                <w:color w:val="1F2937"/>
-                <w:sz w:val="15"/>
+                <w:color w:val="273444"/>
+                <w:sz w:val="18"/>
               </w:rPr>
-              <w:t>Enhanced Session API</w:t>
+              <w:t>Session setup</w:t>
             </w:r>
           </w:p>
         </w:tc>
         <w:tc>
           <w:tcPr>
-            <w:tcW w:type="dxa" w:w="3360"/>
+            <w:tcW w:type="dxa" w:w="7200"/>
             <w:vAlign w:val="center"/>
+            <w:shd w:fill="FFFFFF"/>
             <w:tcMar>
-              <w:top w:w="60" w:type="dxa"/>
-              <w:start w:w="80" w:type="dxa"/>
-              <w:bottom w:w="60" w:type="dxa"/>
-              <w:end w:w="80" w:type="dxa"/>
+              <w:top w:w="80" w:type="dxa"/>
+              <w:bottom w:w="80" w:type="dxa"/>
+              <w:left w:w="80" w:type="dxa"/>
+              <w:right w:w="80" w:type="dxa"/>
             </w:tcMar>
-            <w:shd w:fill="FFFFFF"/>
           </w:tcPr>
           <w:p>
             <w:pPr>
-              <w:spacing w:after="0" w:before="0"/>
+              <w:spacing w:after="60" w:line="240" w:lineRule="auto"/>
             </w:pPr>
             <w:r>
               <w:rPr>
                 <w:b w:val="0"/>
-                <w:color w:val="1F2937"/>
-                <w:sz w:val="15"/>
+                <w:color w:val="273444"/>
+                <w:sz w:val="18"/>
               </w:rPr>
-              <w:t>POST /api/realtime/enhanced/session</w:t>
-            </w:r>
-          </w:p>
-        </w:tc>
-        <w:tc>
-          <w:tcPr>
-            <w:tcW w:type="dxa" w:w="3360"/>
-            <w:vAlign w:val="center"/>
-            <w:tcMar>
-              <w:top w:w="60" w:type="dxa"/>
-              <w:start w:w="80" w:type="dxa"/>
-              <w:bottom w:w="60" w:type="dxa"/>
-              <w:end w:w="80" w:type="dxa"/>
-            </w:tcMar>
-            <w:shd w:fill="FFFFFF"/>
-          </w:tcPr>
-          <w:p>
-            <w:pPr>
-              <w:spacing w:after="0" w:before="0"/>
-            </w:pPr>
-            <w:r>
-              <w:rPr>
-                <w:b w:val="0"/>
-                <w:color w:val="1F2937"/>
-                <w:sz w:val="15"/>
-              </w:rPr>
-              <w:t>Creates a short-lived streaming transcription session and returns an ephemeral provider secret.</w:t>
+              <w:t>Backend issues an ephemeral provider credential.</w:t>
             </w:r>
           </w:p>
         </w:tc>
@@ -1883,79 +1538,53 @@
         </w:trPr>
         <w:tc>
           <w:tcPr>
-            <w:tcW w:type="dxa" w:w="3360"/>
+            <w:tcW w:type="dxa" w:w="2880"/>
             <w:vAlign w:val="center"/>
+            <w:shd w:fill="F3F6F9"/>
             <w:tcMar>
-              <w:top w:w="60" w:type="dxa"/>
-              <w:start w:w="80" w:type="dxa"/>
-              <w:bottom w:w="60" w:type="dxa"/>
-              <w:end w:w="80" w:type="dxa"/>
+              <w:top w:w="80" w:type="dxa"/>
+              <w:bottom w:w="80" w:type="dxa"/>
+              <w:left w:w="80" w:type="dxa"/>
+              <w:right w:w="80" w:type="dxa"/>
             </w:tcMar>
-            <w:shd w:fill="EEF2F6"/>
           </w:tcPr>
           <w:p>
             <w:pPr>
-              <w:spacing w:after="0" w:before="0"/>
+              <w:spacing w:after="60" w:line="240" w:lineRule="auto"/>
             </w:pPr>
             <w:r>
               <w:rPr>
                 <w:b w:val="0"/>
-                <w:color w:val="1F2937"/>
-                <w:sz w:val="15"/>
+                <w:color w:val="273444"/>
+                <w:sz w:val="18"/>
               </w:rPr>
-              <w:t>Enhanced WebSocket</w:t>
+              <w:t>Direct media</w:t>
             </w:r>
           </w:p>
         </w:tc>
         <w:tc>
           <w:tcPr>
-            <w:tcW w:type="dxa" w:w="3360"/>
+            <w:tcW w:type="dxa" w:w="7200"/>
             <w:vAlign w:val="center"/>
+            <w:shd w:fill="F3F6F9"/>
             <w:tcMar>
-              <w:top w:w="60" w:type="dxa"/>
-              <w:start w:w="80" w:type="dxa"/>
-              <w:bottom w:w="60" w:type="dxa"/>
-              <w:end w:w="80" w:type="dxa"/>
+              <w:top w:w="80" w:type="dxa"/>
+              <w:bottom w:w="80" w:type="dxa"/>
+              <w:left w:w="80" w:type="dxa"/>
+              <w:right w:w="80" w:type="dxa"/>
             </w:tcMar>
-            <w:shd w:fill="EEF2F6"/>
           </w:tcPr>
           <w:p>
             <w:pPr>
-              <w:spacing w:after="0" w:before="0"/>
+              <w:spacing w:after="60" w:line="240" w:lineRule="auto"/>
             </w:pPr>
             <w:r>
               <w:rPr>
                 <w:b w:val="0"/>
-                <w:color w:val="1F2937"/>
-                <w:sz w:val="15"/>
+                <w:color w:val="273444"/>
+                <w:sz w:val="18"/>
               </w:rPr>
-              <w:t>WS /api/realtime/enhanced/stream</w:t>
-            </w:r>
-          </w:p>
-        </w:tc>
-        <w:tc>
-          <w:tcPr>
-            <w:tcW w:type="dxa" w:w="3360"/>
-            <w:vAlign w:val="center"/>
-            <w:tcMar>
-              <w:top w:w="60" w:type="dxa"/>
-              <w:start w:w="80" w:type="dxa"/>
-              <w:bottom w:w="60" w:type="dxa"/>
-              <w:end w:w="80" w:type="dxa"/>
-            </w:tcMar>
-            <w:shd w:fill="EEF2F6"/>
-          </w:tcPr>
-          <w:p>
-            <w:pPr>
-              <w:spacing w:after="0" w:before="0"/>
-            </w:pPr>
-            <w:r>
-              <w:rPr>
-                <w:b w:val="0"/>
-                <w:color w:val="1F2937"/>
-                <w:sz w:val="15"/>
-              </w:rPr>
-              <w:t>Carries session control, transcript deltas/commits, translated text and streamed audio.</w:t>
+              <w:t>Browser and provider exchange WebRTC media.</w:t>
             </w:r>
           </w:p>
         </w:tc>
@@ -1966,79 +1595,156 @@
         </w:trPr>
         <w:tc>
           <w:tcPr>
-            <w:tcW w:type="dxa" w:w="3360"/>
+            <w:tcW w:type="dxa" w:w="2880"/>
             <w:vAlign w:val="center"/>
+            <w:shd w:fill="FFFFFF"/>
             <w:tcMar>
-              <w:top w:w="60" w:type="dxa"/>
-              <w:start w:w="80" w:type="dxa"/>
-              <w:bottom w:w="60" w:type="dxa"/>
-              <w:end w:w="80" w:type="dxa"/>
+              <w:top w:w="80" w:type="dxa"/>
+              <w:bottom w:w="80" w:type="dxa"/>
+              <w:left w:w="80" w:type="dxa"/>
+              <w:right w:w="80" w:type="dxa"/>
             </w:tcMar>
-            <w:shd w:fill="FFFFFF"/>
           </w:tcPr>
           <w:p>
             <w:pPr>
-              <w:spacing w:after="0" w:before="0"/>
+              <w:spacing w:after="60" w:line="240" w:lineRule="auto"/>
             </w:pPr>
             <w:r>
               <w:rPr>
                 <w:b w:val="0"/>
-                <w:color w:val="1F2937"/>
-                <w:sz w:val="15"/>
+                <w:color w:val="273444"/>
+                <w:sz w:val="18"/>
               </w:rPr>
-              <w:t>StreamingTranscriptionProvider</w:t>
+              <w:t>Enhanced orchestration</w:t>
             </w:r>
           </w:p>
         </w:tc>
         <w:tc>
           <w:tcPr>
-            <w:tcW w:type="dxa" w:w="3360"/>
+            <w:tcW w:type="dxa" w:w="7200"/>
             <w:vAlign w:val="center"/>
+            <w:shd w:fill="FFFFFF"/>
             <w:tcMar>
-              <w:top w:w="60" w:type="dxa"/>
-              <w:start w:w="80" w:type="dxa"/>
-              <w:bottom w:w="60" w:type="dxa"/>
-              <w:end w:w="80" w:type="dxa"/>
+              <w:top w:w="80" w:type="dxa"/>
+              <w:bottom w:w="80" w:type="dxa"/>
+              <w:left w:w="80" w:type="dxa"/>
+              <w:right w:w="80" w:type="dxa"/>
             </w:tcMar>
-            <w:shd w:fill="FFFFFF"/>
           </w:tcPr>
           <w:p>
             <w:pPr>
-              <w:spacing w:after="0" w:before="0"/>
+              <w:spacing w:after="60" w:line="240" w:lineRule="auto"/>
             </w:pPr>
             <w:r>
               <w:rPr>
                 <w:b w:val="0"/>
-                <w:color w:val="1F2937"/>
-                <w:sz w:val="15"/>
+                <w:color w:val="273444"/>
+                <w:sz w:val="18"/>
               </w:rPr>
-              <w:t>Provider contract</w:t>
+              <w:t>Final transcript → streaming translation → TTS.</w:t>
+            </w:r>
+          </w:p>
+        </w:tc>
+      </w:tr>
+    </w:tbl>
+    <w:p>
+      <w:pPr>
+        <w:spacing w:after="0"/>
+      </w:pPr>
+    </w:p>
+    <w:p>
+      <w:r>
+        <w:br w:type="page"/>
+      </w:r>
+    </w:p>
+    <w:p>
+      <w:pPr>
+        <w:pStyle w:val="Heading2"/>
+      </w:pPr>
+      <w:r>
+        <w:t>Realtime measurements and transcript handling</w:t>
+      </w:r>
+    </w:p>
+    <w:p>
+      <w:pPr>
+        <w:pStyle w:val="Heading2"/>
+      </w:pPr>
+      <w:r>
+        <w:t>Direct historical measured baseline</w:t>
+      </w:r>
+    </w:p>
+    <w:tbl>
+      <w:tblPr>
+        <w:tblW w:type="auto" w:w="0"/>
+        <w:tblLayout w:type="fixed"/>
+        <w:tblLook w:firstColumn="1" w:firstRow="1" w:lastColumn="0" w:lastRow="0" w:noHBand="0" w:noVBand="1" w:val="04A0"/>
+        <w:tblBorders>
+          <w:top w:val="single" w:sz="4" w:color="D9D9D9"/>
+          <w:bottom w:val="single" w:sz="4" w:color="D9D9D9"/>
+          <w:left w:val="single" w:sz="4" w:color="D9D9D9"/>
+          <w:right w:val="single" w:sz="4" w:color="D9D9D9"/>
+          <w:insideH w:val="single" w:sz="4" w:color="D9D9D9"/>
+          <w:insideV w:val="single" w:sz="4" w:color="D9D9D9"/>
+        </w:tblBorders>
+      </w:tblPr>
+      <w:tblGrid>
+        <w:gridCol w:w="6912"/>
+        <w:gridCol w:w="3168"/>
+      </w:tblGrid>
+      <w:tr>
+        <w:trPr>
+          <w:cantSplit/>
+          <w:tblHeader/>
+        </w:trPr>
+        <w:tc>
+          <w:tcPr>
+            <w:tcW w:type="dxa" w:w="6912"/>
+            <w:vAlign w:val="center"/>
+            <w:shd w:fill="19364D"/>
+            <w:tcMar>
+              <w:top w:w="80" w:type="dxa"/>
+              <w:bottom w:w="80" w:type="dxa"/>
+              <w:left w:w="80" w:type="dxa"/>
+              <w:right w:w="80" w:type="dxa"/>
+            </w:tcMar>
+          </w:tcPr>
+          <w:p>
+            <w:pPr>
+              <w:spacing w:after="60" w:line="240" w:lineRule="auto"/>
+            </w:pPr>
+            <w:r>
+              <w:rPr>
+                <w:b/>
+                <w:color w:val="FFFFFF"/>
+                <w:sz w:val="18"/>
+              </w:rPr>
+              <w:t>Signal</w:t>
             </w:r>
           </w:p>
         </w:tc>
         <w:tc>
           <w:tcPr>
-            <w:tcW w:type="dxa" w:w="3360"/>
+            <w:tcW w:type="dxa" w:w="3168"/>
             <w:vAlign w:val="center"/>
+            <w:shd w:fill="19364D"/>
             <w:tcMar>
-              <w:top w:w="60" w:type="dxa"/>
-              <w:start w:w="80" w:type="dxa"/>
-              <w:bottom w:w="60" w:type="dxa"/>
-              <w:end w:w="80" w:type="dxa"/>
+              <w:top w:w="80" w:type="dxa"/>
+              <w:bottom w:w="80" w:type="dxa"/>
+              <w:left w:w="80" w:type="dxa"/>
+              <w:right w:w="80" w:type="dxa"/>
             </w:tcMar>
-            <w:shd w:fill="FFFFFF"/>
           </w:tcPr>
           <w:p>
             <w:pPr>
-              <w:spacing w:after="0" w:before="0"/>
+              <w:spacing w:after="60" w:line="240" w:lineRule="auto"/>
             </w:pPr>
             <w:r>
               <w:rPr>
-                <w:b w:val="0"/>
-                <w:color w:val="1F2937"/>
-                <w:sz w:val="15"/>
+                <w:b/>
+                <w:color w:val="FFFFFF"/>
+                <w:sz w:val="18"/>
               </w:rPr>
-              <w:t>Keeps realtime STT independent from the concrete provider implementation.</w:t>
+              <w:t>Observed value</w:t>
             </w:r>
           </w:p>
         </w:tc>
@@ -2049,635 +1755,51 @@
         </w:trPr>
         <w:tc>
           <w:tcPr>
-            <w:tcW w:type="dxa" w:w="3360"/>
+            <w:tcW w:type="dxa" w:w="6912"/>
             <w:vAlign w:val="center"/>
+            <w:shd w:fill="FFFFFF"/>
             <w:tcMar>
-              <w:top w:w="60" w:type="dxa"/>
-              <w:start w:w="80" w:type="dxa"/>
-              <w:bottom w:w="60" w:type="dxa"/>
-              <w:end w:w="80" w:type="dxa"/>
+              <w:top w:w="80" w:type="dxa"/>
+              <w:bottom w:w="80" w:type="dxa"/>
+              <w:left w:w="80" w:type="dxa"/>
+              <w:right w:w="80" w:type="dxa"/>
             </w:tcMar>
-            <w:shd w:fill="EEF2F6"/>
           </w:tcPr>
           <w:p>
             <w:pPr>
-              <w:spacing w:after="0" w:before="0"/>
+              <w:spacing w:after="60" w:line="240" w:lineRule="auto"/>
             </w:pPr>
             <w:r>
               <w:rPr>
                 <w:b w:val="0"/>
-                <w:color w:val="1F2937"/>
-                <w:sz w:val="15"/>
+                <w:color w:val="273444"/>
+                <w:sz w:val="18"/>
               </w:rPr>
-              <w:t>OpenAI streaming STT</w:t>
+              <w:t>Session request</w:t>
             </w:r>
           </w:p>
         </w:tc>
         <w:tc>
           <w:tcPr>
-            <w:tcW w:type="dxa" w:w="3360"/>
+            <w:tcW w:type="dxa" w:w="3168"/>
             <w:vAlign w:val="center"/>
+            <w:shd w:fill="FFFFFF"/>
             <w:tcMar>
-              <w:top w:w="60" w:type="dxa"/>
-              <w:start w:w="80" w:type="dxa"/>
-              <w:bottom w:w="60" w:type="dxa"/>
-              <w:end w:w="80" w:type="dxa"/>
+              <w:top w:w="80" w:type="dxa"/>
+              <w:bottom w:w="80" w:type="dxa"/>
+              <w:left w:w="80" w:type="dxa"/>
+              <w:right w:w="80" w:type="dxa"/>
             </w:tcMar>
-            <w:shd w:fill="EEF2F6"/>
           </w:tcPr>
           <w:p>
             <w:pPr>
-              <w:spacing w:after="0" w:before="0"/>
+              <w:spacing w:after="60" w:line="240" w:lineRule="auto"/>
             </w:pPr>
             <w:r>
               <w:rPr>
                 <w:b w:val="0"/>
-                <w:color w:val="1F2937"/>
-                <w:sz w:val="15"/>
-              </w:rPr>
-              <w:t>gpt-live-transcribe</w:t>
-            </w:r>
-          </w:p>
-        </w:tc>
-        <w:tc>
-          <w:tcPr>
-            <w:tcW w:type="dxa" w:w="3360"/>
-            <w:vAlign w:val="center"/>
-            <w:tcMar>
-              <w:top w:w="60" w:type="dxa"/>
-              <w:start w:w="80" w:type="dxa"/>
-              <w:bottom w:w="60" w:type="dxa"/>
-              <w:end w:w="80" w:type="dxa"/>
-            </w:tcMar>
-            <w:shd w:fill="EEF2F6"/>
-          </w:tcPr>
-          <w:p>
-            <w:pPr>
-              <w:spacing w:after="0" w:before="0"/>
-            </w:pPr>
-            <w:r>
-              <w:rPr>
-                <w:b w:val="0"/>
-                <w:color w:val="1F2937"/>
-                <w:sz w:val="15"/>
-              </w:rPr>
-              <w:t>Produces incremental source deltas and a final transcript; the final transcript is authoritative for translation.</w:t>
-            </w:r>
-          </w:p>
-        </w:tc>
-      </w:tr>
-      <w:tr>
-        <w:trPr>
-          <w:cantSplit/>
-        </w:trPr>
-        <w:tc>
-          <w:tcPr>
-            <w:tcW w:type="dxa" w:w="3360"/>
-            <w:vAlign w:val="center"/>
-            <w:tcMar>
-              <w:top w:w="60" w:type="dxa"/>
-              <w:start w:w="80" w:type="dxa"/>
-              <w:bottom w:w="60" w:type="dxa"/>
-              <w:end w:w="80" w:type="dxa"/>
-            </w:tcMar>
-            <w:shd w:fill="FFFFFF"/>
-          </w:tcPr>
-          <w:p>
-            <w:pPr>
-              <w:spacing w:after="0" w:before="0"/>
-            </w:pPr>
-            <w:r>
-              <w:rPr>
-                <w:b w:val="0"/>
-                <w:color w:val="1F2937"/>
-                <w:sz w:val="15"/>
-              </w:rPr>
-              <w:t>RealtimeEnhancedProcessor</w:t>
-            </w:r>
-          </w:p>
-        </w:tc>
-        <w:tc>
-          <w:tcPr>
-            <w:tcW w:type="dxa" w:w="3360"/>
-            <w:vAlign w:val="center"/>
-            <w:tcMar>
-              <w:top w:w="60" w:type="dxa"/>
-              <w:start w:w="80" w:type="dxa"/>
-              <w:bottom w:w="60" w:type="dxa"/>
-              <w:end w:w="80" w:type="dxa"/>
-            </w:tcMar>
-            <w:shd w:fill="FFFFFF"/>
-          </w:tcPr>
-          <w:p>
-            <w:pPr>
-              <w:spacing w:after="0" w:before="0"/>
-            </w:pPr>
-            <w:r>
-              <w:rPr>
-                <w:b w:val="0"/>
-                <w:color w:val="1F2937"/>
-                <w:sz w:val="15"/>
-              </w:rPr>
-              <w:t>Session-scoped runtime</w:t>
-            </w:r>
-          </w:p>
-        </w:tc>
-        <w:tc>
-          <w:tcPr>
-            <w:tcW w:type="dxa" w:w="3360"/>
-            <w:vAlign w:val="center"/>
-            <w:tcMar>
-              <w:top w:w="60" w:type="dxa"/>
-              <w:start w:w="80" w:type="dxa"/>
-              <w:bottom w:w="60" w:type="dxa"/>
-              <w:end w:w="80" w:type="dxa"/>
-            </w:tcMar>
-            <w:shd w:fill="FFFFFF"/>
-          </w:tcPr>
-          <w:p>
-            <w:pPr>
-              <w:spacing w:after="0" w:before="0"/>
-            </w:pPr>
-            <w:r>
-              <w:rPr>
-                <w:b w:val="0"/>
-                <w:color w:val="1F2937"/>
-                <w:sz w:val="15"/>
-              </w:rPr>
-              <w:t>Owns transcript commits, three-segment rolling source context, terminology and concurrent translation/TTS coordination.</w:t>
-            </w:r>
-          </w:p>
-        </w:tc>
-      </w:tr>
-      <w:tr>
-        <w:trPr>
-          <w:cantSplit/>
-        </w:trPr>
-        <w:tc>
-          <w:tcPr>
-            <w:tcW w:type="dxa" w:w="3360"/>
-            <w:vAlign w:val="center"/>
-            <w:tcMar>
-              <w:top w:w="60" w:type="dxa"/>
-              <w:start w:w="80" w:type="dxa"/>
-              <w:bottom w:w="60" w:type="dxa"/>
-              <w:end w:w="80" w:type="dxa"/>
-            </w:tcMar>
-            <w:shd w:fill="EEF2F6"/>
-          </w:tcPr>
-          <w:p>
-            <w:pPr>
-              <w:spacing w:after="0" w:before="0"/>
-            </w:pPr>
-            <w:r>
-              <w:rPr>
-                <w:b w:val="0"/>
-                <w:color w:val="1F2937"/>
-                <w:sz w:val="15"/>
-              </w:rPr>
-              <w:t>StreamingTranslationProvider</w:t>
-            </w:r>
-          </w:p>
-        </w:tc>
-        <w:tc>
-          <w:tcPr>
-            <w:tcW w:type="dxa" w:w="3360"/>
-            <w:vAlign w:val="center"/>
-            <w:tcMar>
-              <w:top w:w="60" w:type="dxa"/>
-              <w:start w:w="80" w:type="dxa"/>
-              <w:bottom w:w="60" w:type="dxa"/>
-              <w:end w:w="80" w:type="dxa"/>
-            </w:tcMar>
-            <w:shd w:fill="EEF2F6"/>
-          </w:tcPr>
-          <w:p>
-            <w:pPr>
-              <w:spacing w:after="0" w:before="0"/>
-            </w:pPr>
-            <w:r>
-              <w:rPr>
-                <w:b w:val="0"/>
-                <w:color w:val="1F2937"/>
-                <w:sz w:val="15"/>
-              </w:rPr>
-              <w:t>gpt-4.1-mini default</w:t>
-            </w:r>
-          </w:p>
-        </w:tc>
-        <w:tc>
-          <w:tcPr>
-            <w:tcW w:type="dxa" w:w="3360"/>
-            <w:vAlign w:val="center"/>
-            <w:tcMar>
-              <w:top w:w="60" w:type="dxa"/>
-              <w:start w:w="80" w:type="dxa"/>
-              <w:bottom w:w="60" w:type="dxa"/>
-              <w:end w:w="80" w:type="dxa"/>
-            </w:tcMar>
-            <w:shd w:fill="EEF2F6"/>
-          </w:tcPr>
-          <w:p>
-            <w:pPr>
-              <w:spacing w:after="0" w:before="0"/>
-            </w:pPr>
-            <w:r>
-              <w:rPr>
-                <w:b w:val="0"/>
-                <w:color w:val="1F2937"/>
-                <w:sz w:val="15"/>
-              </w:rPr>
-              <w:t>Streams ASR-aware translation while using prior source segments only as disambiguation context.</w:t>
-            </w:r>
-          </w:p>
-        </w:tc>
-      </w:tr>
-      <w:tr>
-        <w:trPr>
-          <w:cantSplit/>
-        </w:trPr>
-        <w:tc>
-          <w:tcPr>
-            <w:tcW w:type="dxa" w:w="3360"/>
-            <w:vAlign w:val="center"/>
-            <w:tcMar>
-              <w:top w:w="60" w:type="dxa"/>
-              <w:start w:w="80" w:type="dxa"/>
-              <w:bottom w:w="60" w:type="dxa"/>
-              <w:end w:w="80" w:type="dxa"/>
-            </w:tcMar>
-            <w:shd w:fill="FFFFFF"/>
-          </w:tcPr>
-          <w:p>
-            <w:pPr>
-              <w:spacing w:after="0" w:before="0"/>
-            </w:pPr>
-            <w:r>
-              <w:rPr>
-                <w:b w:val="0"/>
-                <w:color w:val="1F2937"/>
-                <w:sz w:val="15"/>
-              </w:rPr>
-              <w:t>StreamingSpeechProvider</w:t>
-            </w:r>
-          </w:p>
-        </w:tc>
-        <w:tc>
-          <w:tcPr>
-            <w:tcW w:type="dxa" w:w="3360"/>
-            <w:vAlign w:val="center"/>
-            <w:tcMar>
-              <w:top w:w="60" w:type="dxa"/>
-              <w:start w:w="80" w:type="dxa"/>
-              <w:bottom w:w="60" w:type="dxa"/>
-              <w:end w:w="80" w:type="dxa"/>
-            </w:tcMar>
-            <w:shd w:fill="FFFFFF"/>
-          </w:tcPr>
-          <w:p>
-            <w:pPr>
-              <w:spacing w:after="0" w:before="0"/>
-            </w:pPr>
-            <w:r>
-              <w:rPr>
-                <w:b w:val="0"/>
-                <w:color w:val="1F2937"/>
-                <w:sz w:val="15"/>
-              </w:rPr>
-              <w:t>gpt-4o-mini-tts default</w:t>
-            </w:r>
-          </w:p>
-        </w:tc>
-        <w:tc>
-          <w:tcPr>
-            <w:tcW w:type="dxa" w:w="3360"/>
-            <w:vAlign w:val="center"/>
-            <w:tcMar>
-              <w:top w:w="60" w:type="dxa"/>
-              <w:start w:w="80" w:type="dxa"/>
-              <w:bottom w:w="60" w:type="dxa"/>
-              <w:end w:w="80" w:type="dxa"/>
-            </w:tcMar>
-            <w:shd w:fill="FFFFFF"/>
-          </w:tcPr>
-          <w:p>
-            <w:pPr>
-              <w:spacing w:after="0" w:before="0"/>
-            </w:pPr>
-            <w:r>
-              <w:rPr>
-                <w:b w:val="0"/>
-                <w:color w:val="1F2937"/>
-                <w:sz w:val="15"/>
-              </w:rPr>
-              <w:t>Streams PCM speech from incremental speakable text segments.</w:t>
-            </w:r>
-          </w:p>
-        </w:tc>
-      </w:tr>
-      <w:tr>
-        <w:trPr>
-          <w:cantSplit/>
-        </w:trPr>
-        <w:tc>
-          <w:tcPr>
-            <w:tcW w:type="dxa" w:w="3360"/>
-            <w:vAlign w:val="center"/>
-            <w:tcMar>
-              <w:top w:w="60" w:type="dxa"/>
-              <w:start w:w="80" w:type="dxa"/>
-              <w:bottom w:w="60" w:type="dxa"/>
-              <w:end w:w="80" w:type="dxa"/>
-            </w:tcMar>
-            <w:shd w:fill="EEF2F6"/>
-          </w:tcPr>
-          <w:p>
-            <w:pPr>
-              <w:spacing w:after="0" w:before="0"/>
-            </w:pPr>
-            <w:r>
-              <w:rPr>
-                <w:b w:val="0"/>
-                <w:color w:val="1F2937"/>
-                <w:sz w:val="15"/>
-              </w:rPr>
-              <w:t>Browser playback</w:t>
-            </w:r>
-          </w:p>
-        </w:tc>
-        <w:tc>
-          <w:tcPr>
-            <w:tcW w:type="dxa" w:w="3360"/>
-            <w:vAlign w:val="center"/>
-            <w:tcMar>
-              <w:top w:w="60" w:type="dxa"/>
-              <w:start w:w="80" w:type="dxa"/>
-              <w:bottom w:w="60" w:type="dxa"/>
-              <w:end w:w="80" w:type="dxa"/>
-            </w:tcMar>
-            <w:shd w:fill="EEF2F6"/>
-          </w:tcPr>
-          <w:p>
-            <w:pPr>
-              <w:spacing w:after="0" w:before="0"/>
-            </w:pPr>
-            <w:r>
-              <w:rPr>
-                <w:b w:val="0"/>
-                <w:color w:val="1F2937"/>
-                <w:sz w:val="15"/>
-              </w:rPr>
-              <w:t>PCM16 continuity + 20 ms jitter buffer</w:t>
-            </w:r>
-          </w:p>
-        </w:tc>
-        <w:tc>
-          <w:tcPr>
-            <w:tcW w:type="dxa" w:w="3360"/>
-            <w:vAlign w:val="center"/>
-            <w:tcMar>
-              <w:top w:w="60" w:type="dxa"/>
-              <w:start w:w="80" w:type="dxa"/>
-              <w:bottom w:w="60" w:type="dxa"/>
-              <w:end w:w="80" w:type="dxa"/>
-            </w:tcMar>
-            <w:shd w:fill="EEF2F6"/>
-          </w:tcPr>
-          <w:p>
-            <w:pPr>
-              <w:spacing w:after="0" w:before="0"/>
-            </w:pPr>
-            <w:r>
-              <w:rPr>
-                <w:b w:val="0"/>
-                <w:color w:val="1F2937"/>
-                <w:sz w:val="15"/>
-              </w:rPr>
-              <w:t>Preserves byte alignment and smooths network chunk boundaries before local playback.</w:t>
-            </w:r>
-          </w:p>
-        </w:tc>
-      </w:tr>
-    </w:tbl>
-    <w:p>
-      <w:pPr>
-        <w:pStyle w:val="Heading2"/>
-        <w:keepNext/>
-      </w:pPr>
-      <w:r>
-        <w:t>8. Realtime configuration and hardening</w:t>
-      </w:r>
-    </w:p>
-    <w:p>
-      <w:pPr>
-        <w:pStyle w:val="ListBullet"/>
-      </w:pPr>
-      <w:r>
-        <w:t>Voice configuration — VoiceConfig keeps provider and voice_id explicit for standard speech; Enhanced can use a configured streaming voice while Direct keeps provider-specific realtime voice behavior.</w:t>
-      </w:r>
-    </w:p>
-    <w:p>
-      <w:pPr>
-        <w:pStyle w:val="ListBullet"/>
-      </w:pPr>
-      <w:r>
-        <w:t>Source control — Enhanced supports an explicit source language plus STT prompt/keyword hints so names and technical terminology can be recognized more consistently.</w:t>
-      </w:r>
-    </w:p>
-    <w:p>
-      <w:pPr>
-        <w:pStyle w:val="ListBullet"/>
-      </w:pPr>
-      <w:r>
-        <w:t>Turn detection — the browser uses a lightweight RMS detector with an approximately 320 ms silence window before committing an utterance; this is a latency/segmentation compromise rather than a semantic endpoint detector.</w:t>
-      </w:r>
-    </w:p>
-    <w:p>
-      <w:pPr>
-        <w:pStyle w:val="ListBullet"/>
-      </w:pPr>
-      <w:r>
-        <w:t>Streaming hardening — final STT text replaces partial-delta reconstruction, PCM16 carry-byte continuity prevents sample misalignment, a 20 ms client jitter buffer smooths playback, and WebSocket disconnects stop output cleanly without a second send on a closed socket.</w:t>
-      </w:r>
-    </w:p>
-    <w:p>
-      <w:pPr>
-        <w:pStyle w:val="ListBullet"/>
-      </w:pPr>
-      <w:r>
-        <w:t>Resource cleanup — Stop closes data channels, peer connections, microphone tracks, playback state and local audio monitors; Realtime Direct keeps its controlled reconnect policy with a fresh ephemeral secret.</w:t>
-      </w:r>
-    </w:p>
-    <w:p>
-      <w:pPr>
-        <w:pStyle w:val="Heading2"/>
-        <w:keepNext/>
-      </w:pPr>
-      <w:r>
-        <w:t>9. Realtime observability and measured baselines</w:t>
-      </w:r>
-    </w:p>
-    <w:p>
-      <w:r>
-        <w:t>Realtime observability separates startup, recognition, translation and speech-synthesis latency. Direct keeps the v0.4.1 browser QoE baseline; Enhanced adds per-utterance browser timings and processor-level checkpoints for commit → translation, speakable segmentation and TTS first audio.</w:t>
-      </w:r>
-    </w:p>
-    <w:p>
-      <w:r>
-        <w:rPr>
-          <w:b/>
-          <w:color w:val="0F766E"/>
-          <w:sz w:val="19"/>
-        </w:rPr>
-        <w:t xml:space="preserve">PROMETHEUS  </w:t>
-      </w:r>
-      <w:r>
-        <w:rPr>
-          <w:color w:val="1F2937"/>
-          <w:sz w:val="19"/>
-        </w:rPr>
-        <w:t>waaxalma_realtime_sessions_total · waaxalma_realtime_session_creation_duration_seconds · waaxalma_realtime_session_errors_total · waaxalma_realtime_client_latency_seconds</w:t>
-      </w:r>
-    </w:p>
-    <w:tbl>
-      <w:tblPr>
-        <w:tblStyle w:val="TableGrid"/>
-        <w:tblW w:type="auto" w:w="0"/>
-        <w:jc w:val="center"/>
-        <w:tblLook w:firstColumn="1" w:firstRow="1" w:lastColumn="0" w:lastRow="0" w:noHBand="0" w:noVBand="1" w:val="04A0"/>
-      </w:tblPr>
-      <w:tblGrid>
-        <w:gridCol w:w="5040"/>
-        <w:gridCol w:w="5040"/>
-      </w:tblGrid>
-      <w:tr>
-        <w:trPr>
-          <w:tblHeader w:val="true"/>
-          <w:cantSplit/>
-        </w:trPr>
-        <w:tc>
-          <w:tcPr>
-            <w:tcW w:type="dxa" w:w="5040"/>
-            <w:vAlign w:val="center"/>
-            <w:shd w:fill="234461"/>
-            <w:tcMar>
-              <w:top w:w="60" w:type="dxa"/>
-              <w:start w:w="80" w:type="dxa"/>
-              <w:bottom w:w="60" w:type="dxa"/>
-              <w:end w:w="80" w:type="dxa"/>
-            </w:tcMar>
-          </w:tcPr>
-          <w:p>
-            <w:pPr>
-              <w:spacing w:after="0" w:before="0"/>
-            </w:pPr>
-            <w:r>
-              <w:rPr>
-                <w:b/>
-                <w:color w:val="FFFFFF"/>
-                <w:sz w:val="16"/>
-              </w:rPr>
-            </w:r>
-            <w:r>
-              <w:rPr>
-                <w:b/>
-                <w:color w:val="FFFFFF"/>
-                <w:sz w:val="16"/>
-              </w:rPr>
-              <w:t>Measured signal</w:t>
-            </w:r>
-          </w:p>
-        </w:tc>
-        <w:tc>
-          <w:tcPr>
-            <w:tcW w:type="dxa" w:w="5040"/>
-            <w:vAlign w:val="center"/>
-            <w:shd w:fill="234461"/>
-            <w:tcMar>
-              <w:top w:w="60" w:type="dxa"/>
-              <w:start w:w="80" w:type="dxa"/>
-              <w:bottom w:w="60" w:type="dxa"/>
-              <w:end w:w="80" w:type="dxa"/>
-            </w:tcMar>
-          </w:tcPr>
-          <w:p>
-            <w:pPr>
-              <w:spacing w:after="0" w:before="0"/>
-            </w:pPr>
-            <w:r>
-              <w:rPr>
-                <w:b/>
-                <w:color w:val="FFFFFF"/>
-                <w:sz w:val="16"/>
-              </w:rPr>
-              <w:t>Direct observed baseline</w:t>
-            </w:r>
-          </w:p>
-        </w:tc>
-      </w:tr>
-      <w:tr>
-        <w:trPr>
-          <w:cantSplit/>
-        </w:trPr>
-        <w:tc>
-          <w:tcPr>
-            <w:tcW w:type="dxa" w:w="5040"/>
-            <w:vAlign w:val="center"/>
-            <w:tcMar>
-              <w:top w:w="60" w:type="dxa"/>
-              <w:start w:w="80" w:type="dxa"/>
-              <w:bottom w:w="60" w:type="dxa"/>
-              <w:end w:w="80" w:type="dxa"/>
-            </w:tcMar>
-            <w:shd w:fill="FFFFFF"/>
-          </w:tcPr>
-          <w:p>
-            <w:pPr>
-              <w:spacing w:after="0" w:before="0"/>
-            </w:pPr>
-            <w:r>
-              <w:rPr>
-                <w:color w:val="1F2937"/>
-                <w:sz w:val="16"/>
-              </w:rPr>
-            </w:r>
-            <w:r>
-              <w:rPr>
-                <w:b w:val="0"/>
-                <w:color w:val="1F2937"/>
-                <w:sz w:val="16"/>
-              </w:rPr>
-              <w:t>Realtime session request</w:t>
-            </w:r>
-          </w:p>
-        </w:tc>
-        <w:tc>
-          <w:tcPr>
-            <w:tcW w:type="dxa" w:w="5040"/>
-            <w:vAlign w:val="center"/>
-            <w:tcMar>
-              <w:top w:w="60" w:type="dxa"/>
-              <w:start w:w="80" w:type="dxa"/>
-              <w:bottom w:w="60" w:type="dxa"/>
-              <w:end w:w="80" w:type="dxa"/>
-            </w:tcMar>
-            <w:shd w:fill="FFFFFF"/>
-          </w:tcPr>
-          <w:p>
-            <w:pPr>
-              <w:spacing w:after="0" w:before="0"/>
-            </w:pPr>
-            <w:r>
-              <w:rPr>
-                <w:color w:val="1F2937"/>
-                <w:sz w:val="16"/>
-              </w:rPr>
-            </w:r>
-            <w:r>
-              <w:rPr>
-                <w:b w:val="0"/>
-                <w:color w:val="1F2937"/>
-                <w:sz w:val="16"/>
+                <w:color w:val="273444"/>
+                <w:sz w:val="18"/>
               </w:rPr>
               <w:t>~1.61 s</w:t>
             </w:r>
@@ -2690,31 +1812,25 @@
         </w:trPr>
         <w:tc>
           <w:tcPr>
-            <w:tcW w:type="dxa" w:w="5040"/>
+            <w:tcW w:type="dxa" w:w="6912"/>
             <w:vAlign w:val="center"/>
-            <w:shd w:fill="EEF2F6"/>
+            <w:shd w:fill="F3F6F9"/>
             <w:tcMar>
-              <w:top w:w="60" w:type="dxa"/>
-              <w:start w:w="80" w:type="dxa"/>
-              <w:bottom w:w="60" w:type="dxa"/>
-              <w:end w:w="80" w:type="dxa"/>
+              <w:top w:w="80" w:type="dxa"/>
+              <w:bottom w:w="80" w:type="dxa"/>
+              <w:left w:w="80" w:type="dxa"/>
+              <w:right w:w="80" w:type="dxa"/>
             </w:tcMar>
           </w:tcPr>
           <w:p>
             <w:pPr>
-              <w:spacing w:after="0" w:before="0"/>
+              <w:spacing w:after="60" w:line="240" w:lineRule="auto"/>
             </w:pPr>
             <w:r>
               <w:rPr>
-                <w:color w:val="1F2937"/>
-                <w:sz w:val="16"/>
-              </w:rPr>
-            </w:r>
-            <w:r>
-              <w:rPr>
                 <w:b w:val="0"/>
-                <w:color w:val="1F2937"/>
-                <w:sz w:val="16"/>
+                <w:color w:val="273444"/>
+                <w:sz w:val="18"/>
               </w:rPr>
               <w:t>Microphone acquisition</w:t>
             </w:r>
@@ -2722,31 +1838,25 @@
         </w:tc>
         <w:tc>
           <w:tcPr>
-            <w:tcW w:type="dxa" w:w="5040"/>
+            <w:tcW w:type="dxa" w:w="3168"/>
             <w:vAlign w:val="center"/>
-            <w:shd w:fill="EEF2F6"/>
+            <w:shd w:fill="F3F6F9"/>
             <w:tcMar>
-              <w:top w:w="60" w:type="dxa"/>
-              <w:start w:w="80" w:type="dxa"/>
-              <w:bottom w:w="60" w:type="dxa"/>
-              <w:end w:w="80" w:type="dxa"/>
+              <w:top w:w="80" w:type="dxa"/>
+              <w:bottom w:w="80" w:type="dxa"/>
+              <w:left w:w="80" w:type="dxa"/>
+              <w:right w:w="80" w:type="dxa"/>
             </w:tcMar>
           </w:tcPr>
           <w:p>
             <w:pPr>
-              <w:spacing w:after="0" w:before="0"/>
+              <w:spacing w:after="60" w:line="240" w:lineRule="auto"/>
             </w:pPr>
             <w:r>
               <w:rPr>
-                <w:color w:val="1F2937"/>
-                <w:sz w:val="16"/>
-              </w:rPr>
-            </w:r>
-            <w:r>
-              <w:rPr>
                 <w:b w:val="0"/>
-                <w:color w:val="1F2937"/>
-                <w:sz w:val="16"/>
+                <w:color w:val="273444"/>
+                <w:sz w:val="18"/>
               </w:rPr>
               <w:t>~0.47 s</w:t>
             </w:r>
@@ -2759,31 +1869,25 @@
         </w:trPr>
         <w:tc>
           <w:tcPr>
-            <w:tcW w:type="dxa" w:w="5040"/>
+            <w:tcW w:type="dxa" w:w="6912"/>
             <w:vAlign w:val="center"/>
+            <w:shd w:fill="FFFFFF"/>
             <w:tcMar>
-              <w:top w:w="60" w:type="dxa"/>
-              <w:start w:w="80" w:type="dxa"/>
-              <w:bottom w:w="60" w:type="dxa"/>
-              <w:end w:w="80" w:type="dxa"/>
+              <w:top w:w="80" w:type="dxa"/>
+              <w:bottom w:w="80" w:type="dxa"/>
+              <w:left w:w="80" w:type="dxa"/>
+              <w:right w:w="80" w:type="dxa"/>
             </w:tcMar>
-            <w:shd w:fill="FFFFFF"/>
           </w:tcPr>
           <w:p>
             <w:pPr>
-              <w:spacing w:after="0" w:before="0"/>
+              <w:spacing w:after="60" w:line="240" w:lineRule="auto"/>
             </w:pPr>
             <w:r>
               <w:rPr>
-                <w:color w:val="1F2937"/>
-                <w:sz w:val="16"/>
-              </w:rPr>
-            </w:r>
-            <w:r>
-              <w:rPr>
                 <w:b w:val="0"/>
-                <w:color w:val="1F2937"/>
-                <w:sz w:val="16"/>
+                <w:color w:val="273444"/>
+                <w:sz w:val="18"/>
               </w:rPr>
               <w:t>WebRTC establishment</w:t>
             </w:r>
@@ -2791,31 +1895,25 @@
         </w:tc>
         <w:tc>
           <w:tcPr>
-            <w:tcW w:type="dxa" w:w="5040"/>
+            <w:tcW w:type="dxa" w:w="3168"/>
             <w:vAlign w:val="center"/>
+            <w:shd w:fill="FFFFFF"/>
             <w:tcMar>
-              <w:top w:w="60" w:type="dxa"/>
-              <w:start w:w="80" w:type="dxa"/>
-              <w:bottom w:w="60" w:type="dxa"/>
-              <w:end w:w="80" w:type="dxa"/>
+              <w:top w:w="80" w:type="dxa"/>
+              <w:bottom w:w="80" w:type="dxa"/>
+              <w:left w:w="80" w:type="dxa"/>
+              <w:right w:w="80" w:type="dxa"/>
             </w:tcMar>
-            <w:shd w:fill="FFFFFF"/>
           </w:tcPr>
           <w:p>
             <w:pPr>
-              <w:spacing w:after="0" w:before="0"/>
+              <w:spacing w:after="60" w:line="240" w:lineRule="auto"/>
             </w:pPr>
             <w:r>
               <w:rPr>
-                <w:color w:val="1F2937"/>
-                <w:sz w:val="16"/>
-              </w:rPr>
-            </w:r>
-            <w:r>
-              <w:rPr>
                 <w:b w:val="0"/>
-                <w:color w:val="1F2937"/>
-                <w:sz w:val="16"/>
+                <w:color w:val="273444"/>
+                <w:sz w:val="18"/>
               </w:rPr>
               <w:t>~1.84 s</w:t>
             </w:r>
@@ -2828,31 +1926,25 @@
         </w:trPr>
         <w:tc>
           <w:tcPr>
-            <w:tcW w:type="dxa" w:w="5040"/>
+            <w:tcW w:type="dxa" w:w="6912"/>
             <w:vAlign w:val="center"/>
-            <w:shd w:fill="EEF2F6"/>
+            <w:shd w:fill="F3F6F9"/>
             <w:tcMar>
-              <w:top w:w="60" w:type="dxa"/>
-              <w:start w:w="80" w:type="dxa"/>
-              <w:bottom w:w="60" w:type="dxa"/>
-              <w:end w:w="80" w:type="dxa"/>
+              <w:top w:w="80" w:type="dxa"/>
+              <w:bottom w:w="80" w:type="dxa"/>
+              <w:left w:w="80" w:type="dxa"/>
+              <w:right w:w="80" w:type="dxa"/>
             </w:tcMar>
           </w:tcPr>
           <w:p>
             <w:pPr>
-              <w:spacing w:after="0" w:before="0"/>
+              <w:spacing w:after="60" w:line="240" w:lineRule="auto"/>
             </w:pPr>
             <w:r>
               <w:rPr>
-                <w:color w:val="1F2937"/>
-                <w:sz w:val="16"/>
-              </w:rPr>
-            </w:r>
-            <w:r>
-              <w:rPr>
                 <w:b w:val="0"/>
-                <w:color w:val="1F2937"/>
-                <w:sz w:val="16"/>
+                <w:color w:val="273444"/>
+                <w:sz w:val="18"/>
               </w:rPr>
               <w:t>Speech → first translated text</w:t>
             </w:r>
@@ -2860,31 +1952,25 @@
         </w:tc>
         <w:tc>
           <w:tcPr>
-            <w:tcW w:type="dxa" w:w="5040"/>
+            <w:tcW w:type="dxa" w:w="3168"/>
             <w:vAlign w:val="center"/>
-            <w:shd w:fill="EEF2F6"/>
+            <w:shd w:fill="F3F6F9"/>
             <w:tcMar>
-              <w:top w:w="60" w:type="dxa"/>
-              <w:start w:w="80" w:type="dxa"/>
-              <w:bottom w:w="60" w:type="dxa"/>
-              <w:end w:w="80" w:type="dxa"/>
+              <w:top w:w="80" w:type="dxa"/>
+              <w:bottom w:w="80" w:type="dxa"/>
+              <w:left w:w="80" w:type="dxa"/>
+              <w:right w:w="80" w:type="dxa"/>
             </w:tcMar>
           </w:tcPr>
           <w:p>
             <w:pPr>
-              <w:spacing w:after="0" w:before="0"/>
+              <w:spacing w:after="60" w:line="240" w:lineRule="auto"/>
             </w:pPr>
             <w:r>
               <w:rPr>
-                <w:color w:val="1F2937"/>
-                <w:sz w:val="16"/>
-              </w:rPr>
-            </w:r>
-            <w:r>
-              <w:rPr>
                 <w:b w:val="0"/>
-                <w:color w:val="1F2937"/>
-                <w:sz w:val="16"/>
+                <w:color w:val="273444"/>
+                <w:sz w:val="18"/>
               </w:rPr>
               <w:t>~0.39 s</w:t>
             </w:r>
@@ -2897,31 +1983,25 @@
         </w:trPr>
         <w:tc>
           <w:tcPr>
-            <w:tcW w:type="dxa" w:w="5040"/>
+            <w:tcW w:type="dxa" w:w="6912"/>
             <w:vAlign w:val="center"/>
+            <w:shd w:fill="FFFFFF"/>
             <w:tcMar>
-              <w:top w:w="60" w:type="dxa"/>
-              <w:start w:w="80" w:type="dxa"/>
-              <w:bottom w:w="60" w:type="dxa"/>
-              <w:end w:w="80" w:type="dxa"/>
+              <w:top w:w="80" w:type="dxa"/>
+              <w:bottom w:w="80" w:type="dxa"/>
+              <w:left w:w="80" w:type="dxa"/>
+              <w:right w:w="80" w:type="dxa"/>
             </w:tcMar>
-            <w:shd w:fill="FFFFFF"/>
           </w:tcPr>
           <w:p>
             <w:pPr>
-              <w:spacing w:after="0" w:before="0"/>
+              <w:spacing w:after="60" w:line="240" w:lineRule="auto"/>
             </w:pPr>
             <w:r>
               <w:rPr>
-                <w:color w:val="1F2937"/>
-                <w:sz w:val="16"/>
-              </w:rPr>
-            </w:r>
-            <w:r>
-              <w:rPr>
                 <w:b w:val="0"/>
-                <w:color w:val="1F2937"/>
-                <w:sz w:val="16"/>
+                <w:color w:val="273444"/>
+                <w:sz w:val="18"/>
               </w:rPr>
               <w:t>Speech → first translated audio</w:t>
             </w:r>
@@ -2929,31 +2009,25 @@
         </w:tc>
         <w:tc>
           <w:tcPr>
-            <w:tcW w:type="dxa" w:w="5040"/>
+            <w:tcW w:type="dxa" w:w="3168"/>
             <w:vAlign w:val="center"/>
+            <w:shd w:fill="FFFFFF"/>
             <w:tcMar>
-              <w:top w:w="60" w:type="dxa"/>
-              <w:start w:w="80" w:type="dxa"/>
-              <w:bottom w:w="60" w:type="dxa"/>
-              <w:end w:w="80" w:type="dxa"/>
+              <w:top w:w="80" w:type="dxa"/>
+              <w:bottom w:w="80" w:type="dxa"/>
+              <w:left w:w="80" w:type="dxa"/>
+              <w:right w:w="80" w:type="dxa"/>
             </w:tcMar>
-            <w:shd w:fill="FFFFFF"/>
           </w:tcPr>
           <w:p>
             <w:pPr>
-              <w:spacing w:after="0" w:before="0"/>
+              <w:spacing w:after="60" w:line="240" w:lineRule="auto"/>
             </w:pPr>
             <w:r>
               <w:rPr>
-                <w:color w:val="1F2937"/>
-                <w:sz w:val="16"/>
-              </w:rPr>
-            </w:r>
-            <w:r>
-              <w:rPr>
                 <w:b w:val="0"/>
-                <w:color w:val="1F2937"/>
-                <w:sz w:val="16"/>
+                <w:color w:val="273444"/>
+                <w:sz w:val="18"/>
               </w:rPr>
               <w:t>~1.35 s</w:t>
             </w:r>
@@ -2966,63 +2040,51 @@
         </w:trPr>
         <w:tc>
           <w:tcPr>
-            <w:tcW w:type="dxa" w:w="5040"/>
+            <w:tcW w:type="dxa" w:w="6912"/>
             <w:vAlign w:val="center"/>
-            <w:shd w:fill="EEF2F6"/>
+            <w:shd w:fill="F3F6F9"/>
             <w:tcMar>
-              <w:top w:w="60" w:type="dxa"/>
-              <w:start w:w="80" w:type="dxa"/>
-              <w:bottom w:w="60" w:type="dxa"/>
-              <w:end w:w="80" w:type="dxa"/>
+              <w:top w:w="80" w:type="dxa"/>
+              <w:bottom w:w="80" w:type="dxa"/>
+              <w:left w:w="80" w:type="dxa"/>
+              <w:right w:w="80" w:type="dxa"/>
             </w:tcMar>
           </w:tcPr>
           <w:p>
             <w:pPr>
-              <w:spacing w:after="0" w:before="0"/>
+              <w:spacing w:after="60" w:line="240" w:lineRule="auto"/>
             </w:pPr>
             <w:r>
               <w:rPr>
-                <w:color w:val="1F2937"/>
-                <w:sz w:val="16"/>
+                <w:b w:val="0"/>
+                <w:color w:val="273444"/>
+                <w:sz w:val="18"/>
               </w:rPr>
-            </w:r>
-            <w:r>
-              <w:rPr>
-                <w:b w:val="0"/>
-                <w:color w:val="1F2937"/>
-                <w:sz w:val="16"/>
-              </w:rPr>
-              <w:t>Translated text → translated audio</w:t>
+              <w:t>Translated text → audio</w:t>
             </w:r>
           </w:p>
         </w:tc>
         <w:tc>
           <w:tcPr>
-            <w:tcW w:type="dxa" w:w="5040"/>
+            <w:tcW w:type="dxa" w:w="3168"/>
             <w:vAlign w:val="center"/>
-            <w:shd w:fill="EEF2F6"/>
+            <w:shd w:fill="F3F6F9"/>
             <w:tcMar>
-              <w:top w:w="60" w:type="dxa"/>
-              <w:start w:w="80" w:type="dxa"/>
-              <w:bottom w:w="60" w:type="dxa"/>
-              <w:end w:w="80" w:type="dxa"/>
+              <w:top w:w="80" w:type="dxa"/>
+              <w:bottom w:w="80" w:type="dxa"/>
+              <w:left w:w="80" w:type="dxa"/>
+              <w:right w:w="80" w:type="dxa"/>
             </w:tcMar>
           </w:tcPr>
           <w:p>
             <w:pPr>
-              <w:spacing w:after="0" w:before="0"/>
+              <w:spacing w:after="60" w:line="240" w:lineRule="auto"/>
             </w:pPr>
             <w:r>
               <w:rPr>
-                <w:color w:val="1F2937"/>
-                <w:sz w:val="16"/>
-              </w:rPr>
-            </w:r>
-            <w:r>
-              <w:rPr>
                 <w:b w:val="0"/>
-                <w:color w:val="1F2937"/>
-                <w:sz w:val="16"/>
+                <w:color w:val="273444"/>
+                <w:sz w:val="18"/>
               </w:rPr>
               <w:t>~0.96 s</w:t>
             </w:r>
@@ -3031,87 +2093,89 @@
       </w:tr>
     </w:tbl>
     <w:p>
+      <w:pPr>
+        <w:spacing w:after="0"/>
+      </w:pPr>
+    </w:p>
+    <w:p>
+      <w:pPr>
+        <w:pStyle w:val="Heading2"/>
+      </w:pPr>
       <w:r>
-        <w:rPr>
-          <w:b/>
-          <w:color w:val="0F766E"/>
-          <w:sz w:val="19"/>
-        </w:rPr>
-        <w:t xml:space="preserve">ENHANCED BENCHMARK  </w:t>
-      </w:r>
-      <w:r>
-        <w:rPr>
-          <w:color w:val="1F2937"/>
-          <w:sz w:val="19"/>
-        </w:rPr>
-        <w:t>10-segment local warm-path sample. Values describe observed provider/runtime behavior and are not service-level guarantees.</w:t>
+        <w:t>Enhanced historical warm path sample</w:t>
       </w:r>
     </w:p>
     <w:tbl>
       <w:tblPr>
-        <w:tblStyle w:val="TableGrid"/>
         <w:tblW w:type="auto" w:w="0"/>
-        <w:jc w:val="center"/>
+        <w:tblLayout w:type="fixed"/>
         <w:tblLook w:firstColumn="1" w:firstRow="1" w:lastColumn="0" w:lastRow="0" w:noHBand="0" w:noVBand="1" w:val="04A0"/>
+        <w:tblBorders>
+          <w:top w:val="single" w:sz="4" w:color="D9D9D9"/>
+          <w:bottom w:val="single" w:sz="4" w:color="D9D9D9"/>
+          <w:left w:val="single" w:sz="4" w:color="D9D9D9"/>
+          <w:right w:val="single" w:sz="4" w:color="D9D9D9"/>
+          <w:insideH w:val="single" w:sz="4" w:color="D9D9D9"/>
+          <w:insideV w:val="single" w:sz="4" w:color="D9D9D9"/>
+        </w:tblBorders>
       </w:tblPr>
       <w:tblGrid>
-        <w:gridCol w:w="3360"/>
-        <w:gridCol w:w="3360"/>
-        <w:gridCol w:w="3360"/>
+        <w:gridCol w:w="6336"/>
+        <w:gridCol w:w="1872"/>
+        <w:gridCol w:w="1872"/>
       </w:tblGrid>
       <w:tr>
         <w:trPr>
-          <w:tblHeader w:val="true"/>
-          <w:tblHeader w:val="true"/>
           <w:cantSplit/>
+          <w:tblHeader/>
         </w:trPr>
         <w:tc>
           <w:tcPr>
-            <w:tcW w:type="dxa" w:w="3360"/>
+            <w:tcW w:type="dxa" w:w="6336"/>
             <w:vAlign w:val="center"/>
+            <w:shd w:fill="19364D"/>
             <w:tcMar>
-              <w:top w:w="60" w:type="dxa"/>
-              <w:start w:w="80" w:type="dxa"/>
-              <w:bottom w:w="60" w:type="dxa"/>
-              <w:end w:w="80" w:type="dxa"/>
+              <w:top w:w="80" w:type="dxa"/>
+              <w:bottom w:w="80" w:type="dxa"/>
+              <w:left w:w="80" w:type="dxa"/>
+              <w:right w:w="80" w:type="dxa"/>
             </w:tcMar>
-            <w:shd w:fill="234461"/>
           </w:tcPr>
           <w:p>
             <w:pPr>
-              <w:spacing w:after="0" w:before="0"/>
+              <w:spacing w:after="60" w:line="240" w:lineRule="auto"/>
             </w:pPr>
             <w:r>
               <w:rPr>
                 <w:b/>
                 <w:color w:val="FFFFFF"/>
-                <w:sz w:val="16"/>
+                <w:sz w:val="18"/>
               </w:rPr>
-              <w:t>Enhanced warm-path metric</w:t>
+              <w:t>Metric</w:t>
             </w:r>
           </w:p>
         </w:tc>
         <w:tc>
           <w:tcPr>
-            <w:tcW w:type="dxa" w:w="3360"/>
+            <w:tcW w:type="dxa" w:w="1872"/>
             <w:vAlign w:val="center"/>
+            <w:shd w:fill="19364D"/>
             <w:tcMar>
-              <w:top w:w="60" w:type="dxa"/>
-              <w:start w:w="80" w:type="dxa"/>
-              <w:bottom w:w="60" w:type="dxa"/>
-              <w:end w:w="80" w:type="dxa"/>
+              <w:top w:w="80" w:type="dxa"/>
+              <w:bottom w:w="80" w:type="dxa"/>
+              <w:left w:w="80" w:type="dxa"/>
+              <w:right w:w="80" w:type="dxa"/>
             </w:tcMar>
-            <w:shd w:fill="234461"/>
           </w:tcPr>
           <w:p>
             <w:pPr>
-              <w:spacing w:after="0" w:before="0"/>
+              <w:spacing w:after="60" w:line="240" w:lineRule="auto"/>
             </w:pPr>
             <w:r>
               <w:rPr>
                 <w:b/>
                 <w:color w:val="FFFFFF"/>
-                <w:sz w:val="16"/>
+                <w:sz w:val="18"/>
               </w:rPr>
               <w:t>p50</w:t>
             </w:r>
@@ -3119,25 +2183,25 @@
         </w:tc>
         <w:tc>
           <w:tcPr>
-            <w:tcW w:type="dxa" w:w="3360"/>
+            <w:tcW w:type="dxa" w:w="1872"/>
             <w:vAlign w:val="center"/>
+            <w:shd w:fill="19364D"/>
             <w:tcMar>
-              <w:top w:w="60" w:type="dxa"/>
-              <w:start w:w="80" w:type="dxa"/>
-              <w:bottom w:w="60" w:type="dxa"/>
-              <w:end w:w="80" w:type="dxa"/>
+              <w:top w:w="80" w:type="dxa"/>
+              <w:bottom w:w="80" w:type="dxa"/>
+              <w:left w:w="80" w:type="dxa"/>
+              <w:right w:w="80" w:type="dxa"/>
             </w:tcMar>
-            <w:shd w:fill="234461"/>
           </w:tcPr>
           <w:p>
             <w:pPr>
-              <w:spacing w:after="0" w:before="0"/>
+              <w:spacing w:after="60" w:line="240" w:lineRule="auto"/>
             </w:pPr>
             <w:r>
               <w:rPr>
                 <w:b/>
                 <w:color w:val="FFFFFF"/>
-                <w:sz w:val="16"/>
+                <w:sz w:val="18"/>
               </w:rPr>
               <w:t>p95</w:t>
             </w:r>
@@ -3150,51 +2214,51 @@
         </w:trPr>
         <w:tc>
           <w:tcPr>
-            <w:tcW w:type="dxa" w:w="3360"/>
+            <w:tcW w:type="dxa" w:w="6336"/>
             <w:vAlign w:val="center"/>
+            <w:shd w:fill="FFFFFF"/>
             <w:tcMar>
-              <w:top w:w="60" w:type="dxa"/>
-              <w:start w:w="80" w:type="dxa"/>
-              <w:bottom w:w="60" w:type="dxa"/>
-              <w:end w:w="80" w:type="dxa"/>
+              <w:top w:w="80" w:type="dxa"/>
+              <w:bottom w:w="80" w:type="dxa"/>
+              <w:left w:w="80" w:type="dxa"/>
+              <w:right w:w="80" w:type="dxa"/>
             </w:tcMar>
-            <w:shd w:fill="FFFFFF"/>
           </w:tcPr>
           <w:p>
             <w:pPr>
-              <w:spacing w:after="0" w:before="0"/>
+              <w:spacing w:after="60" w:line="240" w:lineRule="auto"/>
             </w:pPr>
             <w:r>
               <w:rPr>
                 <w:b w:val="0"/>
-                <w:color w:val="1F2937"/>
-                <w:sz w:val="16"/>
+                <w:color w:val="273444"/>
+                <w:sz w:val="18"/>
               </w:rPr>
-              <w:t>Commit → first translation</w:t>
+              <w:t>Commit → translation</w:t>
             </w:r>
           </w:p>
         </w:tc>
         <w:tc>
           <w:tcPr>
-            <w:tcW w:type="dxa" w:w="3360"/>
+            <w:tcW w:type="dxa" w:w="1872"/>
             <w:vAlign w:val="center"/>
+            <w:shd w:fill="FFFFFF"/>
             <w:tcMar>
-              <w:top w:w="60" w:type="dxa"/>
-              <w:start w:w="80" w:type="dxa"/>
-              <w:bottom w:w="60" w:type="dxa"/>
-              <w:end w:w="80" w:type="dxa"/>
+              <w:top w:w="80" w:type="dxa"/>
+              <w:bottom w:w="80" w:type="dxa"/>
+              <w:left w:w="80" w:type="dxa"/>
+              <w:right w:w="80" w:type="dxa"/>
             </w:tcMar>
-            <w:shd w:fill="FFFFFF"/>
           </w:tcPr>
           <w:p>
             <w:pPr>
-              <w:spacing w:after="0" w:before="0"/>
+              <w:spacing w:after="60" w:line="240" w:lineRule="auto"/>
             </w:pPr>
             <w:r>
               <w:rPr>
                 <w:b w:val="0"/>
-                <w:color w:val="1F2937"/>
-                <w:sz w:val="16"/>
+                <w:color w:val="273444"/>
+                <w:sz w:val="18"/>
               </w:rPr>
               <w:t>~0.55 s</w:t>
             </w:r>
@@ -3202,25 +2266,25 @@
         </w:tc>
         <w:tc>
           <w:tcPr>
-            <w:tcW w:type="dxa" w:w="3360"/>
+            <w:tcW w:type="dxa" w:w="1872"/>
             <w:vAlign w:val="center"/>
+            <w:shd w:fill="FFFFFF"/>
             <w:tcMar>
-              <w:top w:w="60" w:type="dxa"/>
-              <w:start w:w="80" w:type="dxa"/>
-              <w:bottom w:w="60" w:type="dxa"/>
-              <w:end w:w="80" w:type="dxa"/>
+              <w:top w:w="80" w:type="dxa"/>
+              <w:bottom w:w="80" w:type="dxa"/>
+              <w:left w:w="80" w:type="dxa"/>
+              <w:right w:w="80" w:type="dxa"/>
             </w:tcMar>
-            <w:shd w:fill="FFFFFF"/>
           </w:tcPr>
           <w:p>
             <w:pPr>
-              <w:spacing w:after="0" w:before="0"/>
+              <w:spacing w:after="60" w:line="240" w:lineRule="auto"/>
             </w:pPr>
             <w:r>
               <w:rPr>
                 <w:b w:val="0"/>
-                <w:color w:val="1F2937"/>
-                <w:sz w:val="16"/>
+                <w:color w:val="273444"/>
+                <w:sz w:val="18"/>
               </w:rPr>
               <w:t>~0.75 s</w:t>
             </w:r>
@@ -3233,51 +2297,51 @@
         </w:trPr>
         <w:tc>
           <w:tcPr>
-            <w:tcW w:type="dxa" w:w="3360"/>
+            <w:tcW w:type="dxa" w:w="6336"/>
             <w:vAlign w:val="center"/>
+            <w:shd w:fill="F3F6F9"/>
             <w:tcMar>
-              <w:top w:w="60" w:type="dxa"/>
-              <w:start w:w="80" w:type="dxa"/>
-              <w:bottom w:w="60" w:type="dxa"/>
-              <w:end w:w="80" w:type="dxa"/>
+              <w:top w:w="80" w:type="dxa"/>
+              <w:bottom w:w="80" w:type="dxa"/>
+              <w:left w:w="80" w:type="dxa"/>
+              <w:right w:w="80" w:type="dxa"/>
             </w:tcMar>
-            <w:shd w:fill="EEF2F6"/>
           </w:tcPr>
           <w:p>
             <w:pPr>
-              <w:spacing w:after="0" w:before="0"/>
+              <w:spacing w:after="60" w:line="240" w:lineRule="auto"/>
             </w:pPr>
             <w:r>
               <w:rPr>
                 <w:b w:val="0"/>
-                <w:color w:val="1F2937"/>
-                <w:sz w:val="16"/>
+                <w:color w:val="273444"/>
+                <w:sz w:val="18"/>
               </w:rPr>
-              <w:t>Translation → first audio</w:t>
+              <w:t>Translation → audio</w:t>
             </w:r>
           </w:p>
         </w:tc>
         <w:tc>
           <w:tcPr>
-            <w:tcW w:type="dxa" w:w="3360"/>
+            <w:tcW w:type="dxa" w:w="1872"/>
             <w:vAlign w:val="center"/>
+            <w:shd w:fill="F3F6F9"/>
             <w:tcMar>
-              <w:top w:w="60" w:type="dxa"/>
-              <w:start w:w="80" w:type="dxa"/>
-              <w:bottom w:w="60" w:type="dxa"/>
-              <w:end w:w="80" w:type="dxa"/>
+              <w:top w:w="80" w:type="dxa"/>
+              <w:bottom w:w="80" w:type="dxa"/>
+              <w:left w:w="80" w:type="dxa"/>
+              <w:right w:w="80" w:type="dxa"/>
             </w:tcMar>
-            <w:shd w:fill="EEF2F6"/>
           </w:tcPr>
           <w:p>
             <w:pPr>
-              <w:spacing w:after="0" w:before="0"/>
+              <w:spacing w:after="60" w:line="240" w:lineRule="auto"/>
             </w:pPr>
             <w:r>
               <w:rPr>
                 <w:b w:val="0"/>
-                <w:color w:val="1F2937"/>
-                <w:sz w:val="16"/>
+                <w:color w:val="273444"/>
+                <w:sz w:val="18"/>
               </w:rPr>
               <w:t>~0.60 s</w:t>
             </w:r>
@@ -3285,25 +2349,25 @@
         </w:tc>
         <w:tc>
           <w:tcPr>
-            <w:tcW w:type="dxa" w:w="3360"/>
+            <w:tcW w:type="dxa" w:w="1872"/>
             <w:vAlign w:val="center"/>
+            <w:shd w:fill="F3F6F9"/>
             <w:tcMar>
-              <w:top w:w="60" w:type="dxa"/>
-              <w:start w:w="80" w:type="dxa"/>
-              <w:bottom w:w="60" w:type="dxa"/>
-              <w:end w:w="80" w:type="dxa"/>
+              <w:top w:w="80" w:type="dxa"/>
+              <w:bottom w:w="80" w:type="dxa"/>
+              <w:left w:w="80" w:type="dxa"/>
+              <w:right w:w="80" w:type="dxa"/>
             </w:tcMar>
-            <w:shd w:fill="EEF2F6"/>
           </w:tcPr>
           <w:p>
             <w:pPr>
-              <w:spacing w:after="0" w:before="0"/>
+              <w:spacing w:after="60" w:line="240" w:lineRule="auto"/>
             </w:pPr>
             <w:r>
               <w:rPr>
                 <w:b w:val="0"/>
-                <w:color w:val="1F2937"/>
-                <w:sz w:val="16"/>
+                <w:color w:val="273444"/>
+                <w:sz w:val="18"/>
               </w:rPr>
               <w:t>~0.81 s</w:t>
             </w:r>
@@ -3316,51 +2380,51 @@
         </w:trPr>
         <w:tc>
           <w:tcPr>
-            <w:tcW w:type="dxa" w:w="3360"/>
+            <w:tcW w:type="dxa" w:w="6336"/>
             <w:vAlign w:val="center"/>
+            <w:shd w:fill="FFFFFF"/>
             <w:tcMar>
-              <w:top w:w="60" w:type="dxa"/>
-              <w:start w:w="80" w:type="dxa"/>
-              <w:bottom w:w="60" w:type="dxa"/>
-              <w:end w:w="80" w:type="dxa"/>
+              <w:top w:w="80" w:type="dxa"/>
+              <w:bottom w:w="80" w:type="dxa"/>
+              <w:left w:w="80" w:type="dxa"/>
+              <w:right w:w="80" w:type="dxa"/>
             </w:tcMar>
-            <w:shd w:fill="FFFFFF"/>
           </w:tcPr>
           <w:p>
             <w:pPr>
-              <w:spacing w:after="0" w:before="0"/>
+              <w:spacing w:after="60" w:line="240" w:lineRule="auto"/>
             </w:pPr>
             <w:r>
               <w:rPr>
                 <w:b w:val="0"/>
-                <w:color w:val="1F2937"/>
-                <w:sz w:val="16"/>
+                <w:color w:val="273444"/>
+                <w:sz w:val="18"/>
               </w:rPr>
-              <w:t>Commit → first audio</w:t>
+              <w:t>Commit → audio</w:t>
             </w:r>
           </w:p>
         </w:tc>
         <w:tc>
           <w:tcPr>
-            <w:tcW w:type="dxa" w:w="3360"/>
+            <w:tcW w:type="dxa" w:w="1872"/>
             <w:vAlign w:val="center"/>
+            <w:shd w:fill="FFFFFF"/>
             <w:tcMar>
-              <w:top w:w="60" w:type="dxa"/>
-              <w:start w:w="80" w:type="dxa"/>
-              <w:bottom w:w="60" w:type="dxa"/>
-              <w:end w:w="80" w:type="dxa"/>
+              <w:top w:w="80" w:type="dxa"/>
+              <w:bottom w:w="80" w:type="dxa"/>
+              <w:left w:w="80" w:type="dxa"/>
+              <w:right w:w="80" w:type="dxa"/>
             </w:tcMar>
-            <w:shd w:fill="FFFFFF"/>
           </w:tcPr>
           <w:p>
             <w:pPr>
-              <w:spacing w:after="0" w:before="0"/>
+              <w:spacing w:after="60" w:line="240" w:lineRule="auto"/>
             </w:pPr>
             <w:r>
               <w:rPr>
                 <w:b w:val="0"/>
-                <w:color w:val="1F2937"/>
-                <w:sz w:val="16"/>
+                <w:color w:val="273444"/>
+                <w:sz w:val="18"/>
               </w:rPr>
               <w:t>~1.17 s</w:t>
             </w:r>
@@ -3368,25 +2432,25 @@
         </w:tc>
         <w:tc>
           <w:tcPr>
-            <w:tcW w:type="dxa" w:w="3360"/>
+            <w:tcW w:type="dxa" w:w="1872"/>
             <w:vAlign w:val="center"/>
+            <w:shd w:fill="FFFFFF"/>
             <w:tcMar>
-              <w:top w:w="60" w:type="dxa"/>
-              <w:start w:w="80" w:type="dxa"/>
-              <w:bottom w:w="60" w:type="dxa"/>
-              <w:end w:w="80" w:type="dxa"/>
+              <w:top w:w="80" w:type="dxa"/>
+              <w:bottom w:w="80" w:type="dxa"/>
+              <w:left w:w="80" w:type="dxa"/>
+              <w:right w:w="80" w:type="dxa"/>
             </w:tcMar>
-            <w:shd w:fill="FFFFFF"/>
           </w:tcPr>
           <w:p>
             <w:pPr>
-              <w:spacing w:after="0" w:before="0"/>
+              <w:spacing w:after="60" w:line="240" w:lineRule="auto"/>
             </w:pPr>
             <w:r>
               <w:rPr>
                 <w:b w:val="0"/>
-                <w:color w:val="1F2937"/>
-                <w:sz w:val="16"/>
+                <w:color w:val="273444"/>
+                <w:sz w:val="18"/>
               </w:rPr>
               <w:t>~1.46 s</w:t>
             </w:r>
@@ -3399,51 +2463,51 @@
         </w:trPr>
         <w:tc>
           <w:tcPr>
-            <w:tcW w:type="dxa" w:w="3360"/>
+            <w:tcW w:type="dxa" w:w="6336"/>
             <w:vAlign w:val="center"/>
+            <w:shd w:fill="F3F6F9"/>
             <w:tcMar>
-              <w:top w:w="60" w:type="dxa"/>
-              <w:start w:w="80" w:type="dxa"/>
-              <w:bottom w:w="60" w:type="dxa"/>
-              <w:end w:w="80" w:type="dxa"/>
+              <w:top w:w="80" w:type="dxa"/>
+              <w:bottom w:w="80" w:type="dxa"/>
+              <w:left w:w="80" w:type="dxa"/>
+              <w:right w:w="80" w:type="dxa"/>
             </w:tcMar>
-            <w:shd w:fill="EEF2F6"/>
           </w:tcPr>
           <w:p>
             <w:pPr>
-              <w:spacing w:after="0" w:before="0"/>
+              <w:spacing w:after="60" w:line="240" w:lineRule="auto"/>
             </w:pPr>
             <w:r>
               <w:rPr>
                 <w:b w:val="0"/>
-                <w:color w:val="1F2937"/>
-                <w:sz w:val="16"/>
+                <w:color w:val="273444"/>
+                <w:sz w:val="18"/>
               </w:rPr>
-              <w:t>TTS start → first audio</w:t>
+              <w:t>TTS start → audio</w:t>
             </w:r>
           </w:p>
         </w:tc>
         <w:tc>
           <w:tcPr>
-            <w:tcW w:type="dxa" w:w="3360"/>
+            <w:tcW w:type="dxa" w:w="1872"/>
             <w:vAlign w:val="center"/>
+            <w:shd w:fill="F3F6F9"/>
             <w:tcMar>
-              <w:top w:w="60" w:type="dxa"/>
-              <w:start w:w="80" w:type="dxa"/>
-              <w:bottom w:w="60" w:type="dxa"/>
-              <w:end w:w="80" w:type="dxa"/>
+              <w:top w:w="80" w:type="dxa"/>
+              <w:bottom w:w="80" w:type="dxa"/>
+              <w:left w:w="80" w:type="dxa"/>
+              <w:right w:w="80" w:type="dxa"/>
             </w:tcMar>
-            <w:shd w:fill="EEF2F6"/>
           </w:tcPr>
           <w:p>
             <w:pPr>
-              <w:spacing w:after="0" w:before="0"/>
+              <w:spacing w:after="60" w:line="240" w:lineRule="auto"/>
             </w:pPr>
             <w:r>
               <w:rPr>
                 <w:b w:val="0"/>
-                <w:color w:val="1F2937"/>
-                <w:sz w:val="16"/>
+                <w:color w:val="273444"/>
+                <w:sz w:val="18"/>
               </w:rPr>
               <w:t>~0.51 s</w:t>
             </w:r>
@@ -3451,25 +2515,25 @@
         </w:tc>
         <w:tc>
           <w:tcPr>
-            <w:tcW w:type="dxa" w:w="3360"/>
+            <w:tcW w:type="dxa" w:w="1872"/>
             <w:vAlign w:val="center"/>
+            <w:shd w:fill="F3F6F9"/>
             <w:tcMar>
-              <w:top w:w="60" w:type="dxa"/>
-              <w:start w:w="80" w:type="dxa"/>
-              <w:bottom w:w="60" w:type="dxa"/>
-              <w:end w:w="80" w:type="dxa"/>
+              <w:top w:w="80" w:type="dxa"/>
+              <w:bottom w:w="80" w:type="dxa"/>
+              <w:left w:w="80" w:type="dxa"/>
+              <w:right w:w="80" w:type="dxa"/>
             </w:tcMar>
-            <w:shd w:fill="EEF2F6"/>
           </w:tcPr>
           <w:p>
             <w:pPr>
-              <w:spacing w:after="0" w:before="0"/>
+              <w:spacing w:after="60" w:line="240" w:lineRule="auto"/>
             </w:pPr>
             <w:r>
               <w:rPr>
                 <w:b w:val="0"/>
-                <w:color w:val="1F2937"/>
-                <w:sz w:val="16"/>
+                <w:color w:val="273444"/>
+                <w:sz w:val="18"/>
               </w:rPr>
               <w:t>~0.69 s</w:t>
             </w:r>
@@ -3479,111 +2543,167 @@
     </w:tbl>
     <w:p>
       <w:pPr>
-        <w:pStyle w:val="Heading1"/>
-        <w:keepNext/>
+        <w:spacing w:after="0"/>
+      </w:pPr>
+    </w:p>
+    <w:p>
+      <w:r>
+        <w:t>These are historical local observations: Enhanced used a ten-segment warm-path sample. Startup, recognition, translation and audio latency are separate measurements. They are not SLAs or newly rerun benchmarks.</w:t>
+      </w:r>
+    </w:p>
+    <w:p>
+      <w:pPr>
+        <w:pStyle w:val="Heading2"/>
       </w:pPr>
       <w:r>
-        <w:t>10. Framework extensibility model</w:t>
+        <w:t>Final transcript and context contract</w:t>
+      </w:r>
+    </w:p>
+    <w:p>
+      <w:pPr>
+        <w:pStyle w:val="ListBullet"/>
+      </w:pPr>
+      <w:r>
+        <w:t>Terminology and the previous three final source segments are reference-only context. They are not translated again. Source language, STT prompt and keywords are configurable.</w:t>
+      </w:r>
+    </w:p>
+    <w:p>
+      <w:pPr>
+        <w:pStyle w:val="ListBullet"/>
+      </w:pPr>
+      <w:r>
+        <w:t>SpeakableTextBuffer overlaps translation and TTS. PCM16 carry-byte continuity and a 20 ms jitter buffer preserve playback. The browser commits after an approximately 320 ms RMS silence window.</w:t>
       </w:r>
     </w:p>
     <w:p>
       <w:r>
-        <w:t>The central v0.4.x design rule remains unchanged: extension happens through registration, contracts and composition, not through edits to the API or orchestration core. v0.4.2 extends that rule to decomposed streaming capabilities.</w:t>
+        <w:br w:type="page"/>
+      </w:r>
+    </w:p>
+    <w:p>
+      <w:pPr>
+        <w:pStyle w:val="Heading1"/>
+      </w:pPr>
+      <w:r>
+        <w:t>8. Reliability and observability inheritance</w:t>
+      </w:r>
+    </w:p>
+    <w:p>
+      <w:pPr>
+        <w:pStyle w:val="ListBullet"/>
+      </w:pPr>
+      <w:r>
+        <w:t>Provider retry/timeout policies remain centralized where supported. AgentOrchestrator normalizes failures and preserves cancellation.</w:t>
+      </w:r>
+    </w:p>
+    <w:p>
+      <w:pPr>
+        <w:pStyle w:val="ListBullet"/>
+      </w:pPr>
+      <w:r>
+        <w:t>ExecutionTrace records stage/provider duration, outcome and error information. Prometheus covers executions, stage timing and retries.</w:t>
+      </w:r>
+    </w:p>
+    <w:p>
+      <w:r>
+        <w:t>Realtime session creation uses normalized errors and provider/model/outcome metrics. Browser QoE reports bounded latency signals without request_id, session_id or client_secret metric labels. Stop releases live resources; reconnect uses a new ephemeral secret.</w:t>
+      </w:r>
+    </w:p>
+    <w:p>
+      <w:r>
+        <w:t>Per-utterance metrics separate recognition, translation and audio. Detailed backend timings move to DEBUG; WebSocket disconnects terminate output without secondary send failures.</w:t>
+      </w:r>
+    </w:p>
+    <w:p>
+      <w:r>
+        <w:br w:type="page"/>
+      </w:r>
+    </w:p>
+    <w:p>
+      <w:pPr>
+        <w:pStyle w:val="Heading1"/>
+      </w:pPr>
+      <w:r>
+        <w:t>9. Technical roadmap</w:t>
+      </w:r>
+    </w:p>
+    <w:p>
+      <w:r>
+        <w:t>Each milestone builds on the preceding architecture. The table records capability delivery, not an assertion that an unseen public Git tag exists. Future scope is preserved from the historical milestone.</w:t>
       </w:r>
     </w:p>
     <w:tbl>
       <w:tblPr>
-        <w:tblStyle w:val="TableGrid"/>
         <w:tblW w:type="auto" w:w="0"/>
-        <w:jc w:val="center"/>
-        <w:tblLayout w:type="autofit"/>
+        <w:tblLayout w:type="fixed"/>
         <w:tblLook w:firstColumn="1" w:firstRow="1" w:lastColumn="0" w:lastRow="0" w:noHBand="0" w:noVBand="1" w:val="04A0"/>
+        <w:tblBorders>
+          <w:top w:val="single" w:sz="4" w:color="D9D9D9"/>
+          <w:bottom w:val="single" w:sz="4" w:color="D9D9D9"/>
+          <w:left w:val="single" w:sz="4" w:color="D9D9D9"/>
+          <w:right w:val="single" w:sz="4" w:color="D9D9D9"/>
+          <w:insideH w:val="single" w:sz="4" w:color="D9D9D9"/>
+          <w:insideV w:val="single" w:sz="4" w:color="D9D9D9"/>
+        </w:tblBorders>
       </w:tblPr>
       <w:tblGrid>
-        <w:gridCol w:w="3360"/>
-        <w:gridCol w:w="3360"/>
-        <w:gridCol w:w="3360"/>
+        <w:gridCol w:w="4608"/>
+        <w:gridCol w:w="5472"/>
       </w:tblGrid>
       <w:tr>
         <w:trPr>
-          <w:tblHeader w:val="true"/>
           <w:cantSplit/>
+          <w:tblHeader/>
         </w:trPr>
         <w:tc>
           <w:tcPr>
-            <w:tcW w:type="dxa" w:w="2232"/>
-            <w:shd w:fill="234461"/>
+            <w:tcW w:type="dxa" w:w="4608"/>
             <w:vAlign w:val="center"/>
+            <w:shd w:fill="19364D"/>
             <w:tcMar>
-              <w:top w:w="60" w:type="dxa"/>
-              <w:start w:w="80" w:type="dxa"/>
-              <w:bottom w:w="60" w:type="dxa"/>
-              <w:end w:w="80" w:type="dxa"/>
+              <w:top w:w="80" w:type="dxa"/>
+              <w:bottom w:w="80" w:type="dxa"/>
+              <w:left w:w="80" w:type="dxa"/>
+              <w:right w:w="80" w:type="dxa"/>
             </w:tcMar>
           </w:tcPr>
           <w:p>
             <w:pPr>
-              <w:spacing w:after="0" w:before="0"/>
+              <w:spacing w:after="60" w:line="240" w:lineRule="auto"/>
             </w:pPr>
             <w:r>
               <w:rPr>
                 <w:b/>
                 <w:color w:val="FFFFFF"/>
-                <w:sz w:val="15"/>
+                <w:sz w:val="18"/>
               </w:rPr>
-              <w:t>Extension</w:t>
+              <w:t>Milestone</w:t>
             </w:r>
           </w:p>
         </w:tc>
         <w:tc>
           <w:tcPr>
-            <w:tcW w:type="dxa" w:w="3816"/>
-            <w:shd w:fill="234461"/>
+            <w:tcW w:type="dxa" w:w="5472"/>
             <w:vAlign w:val="center"/>
+            <w:shd w:fill="19364D"/>
             <w:tcMar>
-              <w:top w:w="60" w:type="dxa"/>
-              <w:start w:w="80" w:type="dxa"/>
-              <w:bottom w:w="60" w:type="dxa"/>
-              <w:end w:w="80" w:type="dxa"/>
+              <w:top w:w="80" w:type="dxa"/>
+              <w:bottom w:w="80" w:type="dxa"/>
+              <w:left w:w="80" w:type="dxa"/>
+              <w:right w:w="80" w:type="dxa"/>
             </w:tcMar>
           </w:tcPr>
           <w:p>
             <w:pPr>
-              <w:spacing w:after="0" w:before="0"/>
+              <w:spacing w:after="60" w:line="240" w:lineRule="auto"/>
             </w:pPr>
             <w:r>
               <w:rPr>
                 <w:b/>
                 <w:color w:val="FFFFFF"/>
-                <w:sz w:val="15"/>
+                <w:sz w:val="18"/>
               </w:rPr>
-              <w:t>Required change</w:t>
-            </w:r>
-          </w:p>
-        </w:tc>
-        <w:tc>
-          <w:tcPr>
-            <w:tcW w:type="dxa" w:w="3312"/>
-            <w:shd w:fill="234461"/>
-            <w:vAlign w:val="center"/>
-            <w:tcMar>
-              <w:top w:w="60" w:type="dxa"/>
-              <w:start w:w="80" w:type="dxa"/>
-              <w:bottom w:w="60" w:type="dxa"/>
-              <w:end w:w="80" w:type="dxa"/>
-            </w:tcMar>
-          </w:tcPr>
-          <w:p>
-            <w:pPr>
-              <w:spacing w:after="0" w:before="0"/>
-            </w:pPr>
-            <w:r>
-              <w:rPr>
-                <w:b/>
-                <w:color w:val="FFFFFF"/>
-                <w:sz w:val="15"/>
-              </w:rPr>
-              <w:t>No required change</w:t>
+              <w:t>Position in this edition</w:t>
             </w:r>
           </w:p>
         </w:tc>
@@ -3594,79 +2714,53 @@
         </w:trPr>
         <w:tc>
           <w:tcPr>
-            <w:tcW w:type="dxa" w:w="2232"/>
+            <w:tcW w:type="dxa" w:w="4608"/>
             <w:vAlign w:val="center"/>
+            <w:shd w:fill="FFFFFF"/>
             <w:tcMar>
-              <w:top w:w="60" w:type="dxa"/>
-              <w:start w:w="80" w:type="dxa"/>
-              <w:bottom w:w="60" w:type="dxa"/>
-              <w:end w:w="80" w:type="dxa"/>
+              <w:top w:w="80" w:type="dxa"/>
+              <w:bottom w:w="80" w:type="dxa"/>
+              <w:left w:w="80" w:type="dxa"/>
+              <w:right w:w="80" w:type="dxa"/>
             </w:tcMar>
-            <w:shd w:fill="FFFFFF"/>
           </w:tcPr>
           <w:p>
             <w:pPr>
-              <w:spacing w:after="0" w:before="0"/>
+              <w:spacing w:after="60" w:line="240" w:lineRule="auto"/>
             </w:pPr>
             <w:r>
               <w:rPr>
                 <w:b w:val="0"/>
-                <w:color w:val="1F2937"/>
-                <w:sz w:val="15"/>
+                <w:color w:val="273444"/>
+                <w:sz w:val="18"/>
               </w:rPr>
-              <w:t>New agent</w:t>
+              <w:t>Prototype and orchestration</w:t>
             </w:r>
           </w:p>
         </w:tc>
         <w:tc>
           <w:tcPr>
-            <w:tcW w:type="dxa" w:w="3816"/>
+            <w:tcW w:type="dxa" w:w="5472"/>
             <w:vAlign w:val="center"/>
+            <w:shd w:fill="FFFFFF"/>
             <w:tcMar>
-              <w:top w:w="60" w:type="dxa"/>
-              <w:start w:w="80" w:type="dxa"/>
-              <w:bottom w:w="60" w:type="dxa"/>
-              <w:end w:w="80" w:type="dxa"/>
+              <w:top w:w="80" w:type="dxa"/>
+              <w:bottom w:w="80" w:type="dxa"/>
+              <w:left w:w="80" w:type="dxa"/>
+              <w:right w:w="80" w:type="dxa"/>
             </w:tcMar>
-            <w:shd w:fill="FFFFFF"/>
           </w:tcPr>
           <w:p>
             <w:pPr>
-              <w:spacing w:after="0" w:before="0"/>
+              <w:spacing w:after="60" w:line="240" w:lineRule="auto"/>
             </w:pPr>
             <w:r>
               <w:rPr>
                 <w:b w:val="0"/>
-                <w:color w:val="1F2937"/>
-                <w:sz w:val="15"/>
+                <w:color w:val="273444"/>
+                <w:sz w:val="18"/>
               </w:rPr>
-              <w:t>Implement BaseAgent contract; register in AgentRegistry</w:t>
-            </w:r>
-          </w:p>
-        </w:tc>
-        <w:tc>
-          <w:tcPr>
-            <w:tcW w:type="dxa" w:w="3312"/>
-            <w:vAlign w:val="center"/>
-            <w:tcMar>
-              <w:top w:w="60" w:type="dxa"/>
-              <w:start w:w="80" w:type="dxa"/>
-              <w:bottom w:w="60" w:type="dxa"/>
-              <w:end w:w="80" w:type="dxa"/>
-            </w:tcMar>
-            <w:shd w:fill="FFFFFF"/>
-          </w:tcPr>
-          <w:p>
-            <w:pPr>
-              <w:spacing w:after="0" w:before="0"/>
-            </w:pPr>
-            <w:r>
-              <w:rPr>
-                <w:b w:val="0"/>
-                <w:color w:val="1F2937"/>
-                <w:sz w:val="15"/>
-              </w:rPr>
-              <w:t>Generic API, AgentOrchestrator</w:t>
+              <w:t>Foundation</w:t>
             </w:r>
           </w:p>
         </w:tc>
@@ -3677,79 +2771,53 @@
         </w:trPr>
         <w:tc>
           <w:tcPr>
-            <w:tcW w:type="dxa" w:w="2232"/>
+            <w:tcW w:type="dxa" w:w="4608"/>
             <w:vAlign w:val="center"/>
-            <w:shd w:fill="EEF2F6"/>
+            <w:shd w:fill="F3F6F9"/>
             <w:tcMar>
-              <w:top w:w="60" w:type="dxa"/>
-              <w:start w:w="80" w:type="dxa"/>
-              <w:bottom w:w="60" w:type="dxa"/>
-              <w:end w:w="80" w:type="dxa"/>
+              <w:top w:w="80" w:type="dxa"/>
+              <w:bottom w:w="80" w:type="dxa"/>
+              <w:left w:w="80" w:type="dxa"/>
+              <w:right w:w="80" w:type="dxa"/>
             </w:tcMar>
           </w:tcPr>
           <w:p>
             <w:pPr>
-              <w:spacing w:after="0" w:before="0"/>
+              <w:spacing w:after="60" w:line="240" w:lineRule="auto"/>
             </w:pPr>
             <w:r>
               <w:rPr>
                 <w:b w:val="0"/>
-                <w:color w:val="1F2937"/>
-                <w:sz w:val="15"/>
+                <w:color w:val="273444"/>
+                <w:sz w:val="18"/>
               </w:rPr>
-              <w:t>New provider</w:t>
+              <w:t>Reliability</w:t>
             </w:r>
           </w:p>
         </w:tc>
         <w:tc>
           <w:tcPr>
-            <w:tcW w:type="dxa" w:w="3816"/>
+            <w:tcW w:type="dxa" w:w="5472"/>
             <w:vAlign w:val="center"/>
-            <w:shd w:fill="EEF2F6"/>
+            <w:shd w:fill="F3F6F9"/>
             <w:tcMar>
-              <w:top w:w="60" w:type="dxa"/>
-              <w:start w:w="80" w:type="dxa"/>
-              <w:bottom w:w="60" w:type="dxa"/>
-              <w:end w:w="80" w:type="dxa"/>
+              <w:top w:w="80" w:type="dxa"/>
+              <w:bottom w:w="80" w:type="dxa"/>
+              <w:left w:w="80" w:type="dxa"/>
+              <w:right w:w="80" w:type="dxa"/>
             </w:tcMar>
           </w:tcPr>
           <w:p>
             <w:pPr>
-              <w:spacing w:after="0" w:before="0"/>
+              <w:spacing w:after="60" w:line="240" w:lineRule="auto"/>
             </w:pPr>
             <w:r>
               <w:rPr>
                 <w:b w:val="0"/>
-                <w:color w:val="1F2937"/>
-                <w:sz w:val="15"/>
+                <w:color w:val="273444"/>
+                <w:sz w:val="18"/>
               </w:rPr>
-              <w:t>Implement capability contract; register by capability + name</w:t>
-            </w:r>
-          </w:p>
-        </w:tc>
-        <w:tc>
-          <w:tcPr>
-            <w:tcW w:type="dxa" w:w="3312"/>
-            <w:vAlign w:val="center"/>
-            <w:shd w:fill="EEF2F6"/>
-            <w:tcMar>
-              <w:top w:w="60" w:type="dxa"/>
-              <w:start w:w="80" w:type="dxa"/>
-              <w:bottom w:w="60" w:type="dxa"/>
-              <w:end w:w="80" w:type="dxa"/>
-            </w:tcMar>
-          </w:tcPr>
-          <w:p>
-            <w:pPr>
-              <w:spacing w:after="0" w:before="0"/>
-            </w:pPr>
-            <w:r>
-              <w:rPr>
-                <w:b w:val="0"/>
-                <w:color w:val="1F2937"/>
-                <w:sz w:val="15"/>
-              </w:rPr>
-              <w:t>Skill, Agent, API</w:t>
+              <w:t>Foundation</w:t>
             </w:r>
           </w:p>
         </w:tc>
@@ -3760,79 +2828,53 @@
         </w:trPr>
         <w:tc>
           <w:tcPr>
-            <w:tcW w:type="dxa" w:w="2232"/>
+            <w:tcW w:type="dxa" w:w="4608"/>
             <w:vAlign w:val="center"/>
+            <w:shd w:fill="FFFFFF"/>
             <w:tcMar>
-              <w:top w:w="60" w:type="dxa"/>
-              <w:start w:w="80" w:type="dxa"/>
-              <w:bottom w:w="60" w:type="dxa"/>
-              <w:end w:w="80" w:type="dxa"/>
+              <w:top w:w="80" w:type="dxa"/>
+              <w:bottom w:w="80" w:type="dxa"/>
+              <w:left w:w="80" w:type="dxa"/>
+              <w:right w:w="80" w:type="dxa"/>
             </w:tcMar>
-            <w:shd w:fill="FFFFFF"/>
           </w:tcPr>
           <w:p>
             <w:pPr>
-              <w:spacing w:after="0" w:before="0"/>
+              <w:spacing w:after="60" w:line="240" w:lineRule="auto"/>
             </w:pPr>
             <w:r>
               <w:rPr>
                 <w:b w:val="0"/>
-                <w:color w:val="1F2937"/>
-                <w:sz w:val="15"/>
+                <w:color w:val="273444"/>
+                <w:sz w:val="18"/>
               </w:rPr>
-              <w:t>New pipeline</w:t>
+              <w:t>Framework Next</w:t>
             </w:r>
           </w:p>
         </w:tc>
         <w:tc>
           <w:tcPr>
-            <w:tcW w:type="dxa" w:w="3816"/>
+            <w:tcW w:type="dxa" w:w="5472"/>
             <w:vAlign w:val="center"/>
+            <w:shd w:fill="FFFFFF"/>
             <w:tcMar>
-              <w:top w:w="60" w:type="dxa"/>
-              <w:start w:w="80" w:type="dxa"/>
-              <w:bottom w:w="60" w:type="dxa"/>
-              <w:end w:w="80" w:type="dxa"/>
+              <w:top w:w="80" w:type="dxa"/>
+              <w:bottom w:w="80" w:type="dxa"/>
+              <w:left w:w="80" w:type="dxa"/>
+              <w:right w:w="80" w:type="dxa"/>
             </w:tcMar>
-            <w:shd w:fill="FFFFFF"/>
           </w:tcPr>
           <w:p>
             <w:pPr>
-              <w:spacing w:after="0" w:before="0"/>
+              <w:spacing w:after="60" w:line="240" w:lineRule="auto"/>
             </w:pPr>
             <w:r>
               <w:rPr>
                 <w:b w:val="0"/>
-                <w:color w:val="1F2937"/>
-                <w:sz w:val="15"/>
+                <w:color w:val="273444"/>
+                <w:sz w:val="18"/>
               </w:rPr>
-              <w:t>Compose PipelineStage implementations; register by name</w:t>
-            </w:r>
-          </w:p>
-        </w:tc>
-        <w:tc>
-          <w:tcPr>
-            <w:tcW w:type="dxa" w:w="3312"/>
-            <w:vAlign w:val="center"/>
-            <w:tcMar>
-              <w:top w:w="60" w:type="dxa"/>
-              <w:start w:w="80" w:type="dxa"/>
-              <w:bottom w:w="60" w:type="dxa"/>
-              <w:end w:w="80" w:type="dxa"/>
-            </w:tcMar>
-            <w:shd w:fill="FFFFFF"/>
-          </w:tcPr>
-          <w:p>
-            <w:pPr>
-              <w:spacing w:after="0" w:before="0"/>
-            </w:pPr>
-            <w:r>
-              <w:rPr>
-                <w:b w:val="0"/>
-                <w:color w:val="1F2937"/>
-                <w:sz w:val="15"/>
-              </w:rPr>
-              <w:t>SequentialPipeline engine</w:t>
+              <w:t>Foundation</w:t>
             </w:r>
           </w:p>
         </w:tc>
@@ -3843,79 +2885,53 @@
         </w:trPr>
         <w:tc>
           <w:tcPr>
-            <w:tcW w:type="dxa" w:w="2232"/>
+            <w:tcW w:type="dxa" w:w="4608"/>
             <w:vAlign w:val="center"/>
-            <w:shd w:fill="EEF2F6"/>
+            <w:shd w:fill="F3F6F9"/>
             <w:tcMar>
-              <w:top w:w="60" w:type="dxa"/>
-              <w:start w:w="80" w:type="dxa"/>
-              <w:bottom w:w="60" w:type="dxa"/>
-              <w:end w:w="80" w:type="dxa"/>
+              <w:top w:w="80" w:type="dxa"/>
+              <w:bottom w:w="80" w:type="dxa"/>
+              <w:left w:w="80" w:type="dxa"/>
+              <w:right w:w="80" w:type="dxa"/>
             </w:tcMar>
           </w:tcPr>
           <w:p>
             <w:pPr>
-              <w:spacing w:after="0" w:before="0"/>
+              <w:spacing w:after="60" w:line="240" w:lineRule="auto"/>
             </w:pPr>
             <w:r>
               <w:rPr>
                 <w:b w:val="0"/>
-                <w:color w:val="1F2937"/>
-                <w:sz w:val="15"/>
+                <w:color w:val="273444"/>
+                <w:sz w:val="18"/>
               </w:rPr>
-              <w:t>New stage</w:t>
+              <w:t>Realtime Direct</w:t>
             </w:r>
           </w:p>
         </w:tc>
         <w:tc>
           <w:tcPr>
-            <w:tcW w:type="dxa" w:w="3816"/>
+            <w:tcW w:type="dxa" w:w="5472"/>
             <w:vAlign w:val="center"/>
-            <w:shd w:fill="EEF2F6"/>
+            <w:shd w:fill="F3F6F9"/>
             <w:tcMar>
-              <w:top w:w="60" w:type="dxa"/>
-              <w:start w:w="80" w:type="dxa"/>
-              <w:bottom w:w="60" w:type="dxa"/>
-              <w:end w:w="80" w:type="dxa"/>
+              <w:top w:w="80" w:type="dxa"/>
+              <w:bottom w:w="80" w:type="dxa"/>
+              <w:left w:w="80" w:type="dxa"/>
+              <w:right w:w="80" w:type="dxa"/>
             </w:tcMar>
           </w:tcPr>
           <w:p>
             <w:pPr>
-              <w:spacing w:after="0" w:before="0"/>
+              <w:spacing w:after="60" w:line="240" w:lineRule="auto"/>
             </w:pPr>
             <w:r>
               <w:rPr>
                 <w:b w:val="0"/>
-                <w:color w:val="1F2937"/>
-                <w:sz w:val="15"/>
+                <w:color w:val="273444"/>
+                <w:sz w:val="18"/>
               </w:rPr>
-              <w:t>Implement PipelineStage contract and add to a pipeline</w:t>
-            </w:r>
-          </w:p>
-        </w:tc>
-        <w:tc>
-          <w:tcPr>
-            <w:tcW w:type="dxa" w:w="3312"/>
-            <w:vAlign w:val="center"/>
-            <w:shd w:fill="EEF2F6"/>
-            <w:tcMar>
-              <w:top w:w="60" w:type="dxa"/>
-              <w:start w:w="80" w:type="dxa"/>
-              <w:bottom w:w="60" w:type="dxa"/>
-              <w:end w:w="80" w:type="dxa"/>
-            </w:tcMar>
-          </w:tcPr>
-          <w:p>
-            <w:pPr>
-              <w:spacing w:after="0" w:before="0"/>
-            </w:pPr>
-            <w:r>
-              <w:rPr>
-                <w:b w:val="0"/>
-                <w:color w:val="1F2937"/>
-                <w:sz w:val="15"/>
-              </w:rPr>
-              <w:t>InterpreterAgent, API</w:t>
+              <w:t>Foundation</w:t>
             </w:r>
           </w:p>
         </w:tc>
@@ -3926,79 +2942,53 @@
         </w:trPr>
         <w:tc>
           <w:tcPr>
-            <w:tcW w:type="dxa" w:w="2232"/>
+            <w:tcW w:type="dxa" w:w="4608"/>
             <w:vAlign w:val="center"/>
+            <w:shd w:fill="FFFFFF"/>
             <w:tcMar>
-              <w:top w:w="60" w:type="dxa"/>
-              <w:start w:w="80" w:type="dxa"/>
-              <w:bottom w:w="60" w:type="dxa"/>
-              <w:end w:w="80" w:type="dxa"/>
+              <w:top w:w="80" w:type="dxa"/>
+              <w:bottom w:w="80" w:type="dxa"/>
+              <w:left w:w="80" w:type="dxa"/>
+              <w:right w:w="80" w:type="dxa"/>
             </w:tcMar>
-            <w:shd w:fill="FFFFFF"/>
           </w:tcPr>
           <w:p>
             <w:pPr>
-              <w:spacing w:after="0" w:before="0"/>
+              <w:spacing w:after="60" w:line="240" w:lineRule="auto"/>
             </w:pPr>
             <w:r>
               <w:rPr>
                 <w:b w:val="0"/>
-                <w:color w:val="1F2937"/>
-                <w:sz w:val="15"/>
+                <w:color w:val="273444"/>
+                <w:sz w:val="18"/>
               </w:rPr>
-              <w:t>New quality/context strategy</w:t>
+              <w:t>Realtime Enhanced</w:t>
             </w:r>
           </w:p>
         </w:tc>
         <w:tc>
           <w:tcPr>
-            <w:tcW w:type="dxa" w:w="3816"/>
+            <w:tcW w:type="dxa" w:w="5472"/>
             <w:vAlign w:val="center"/>
+            <w:shd w:fill="FFFFFF"/>
             <w:tcMar>
-              <w:top w:w="60" w:type="dxa"/>
-              <w:start w:w="80" w:type="dxa"/>
-              <w:bottom w:w="60" w:type="dxa"/>
-              <w:end w:w="80" w:type="dxa"/>
+              <w:top w:w="80" w:type="dxa"/>
+              <w:bottom w:w="80" w:type="dxa"/>
+              <w:left w:w="80" w:type="dxa"/>
+              <w:right w:w="80" w:type="dxa"/>
             </w:tcMar>
-            <w:shd w:fill="FFFFFF"/>
           </w:tcPr>
           <w:p>
             <w:pPr>
-              <w:spacing w:after="0" w:before="0"/>
+              <w:spacing w:after="60" w:line="240" w:lineRule="auto"/>
             </w:pPr>
             <w:r>
               <w:rPr>
                 <w:b w:val="0"/>
-                <w:color w:val="1F2937"/>
-                <w:sz w:val="15"/>
+                <w:color w:val="273444"/>
+                <w:sz w:val="18"/>
               </w:rPr>
-              <w:t>Provide another QualityProvider or ContextProvider</w:t>
-            </w:r>
-          </w:p>
-        </w:tc>
-        <w:tc>
-          <w:tcPr>
-            <w:tcW w:type="dxa" w:w="3312"/>
-            <w:vAlign w:val="center"/>
-            <w:tcMar>
-              <w:top w:w="60" w:type="dxa"/>
-              <w:start w:w="80" w:type="dxa"/>
-              <w:bottom w:w="60" w:type="dxa"/>
-              <w:end w:w="80" w:type="dxa"/>
-            </w:tcMar>
-            <w:shd w:fill="FFFFFF"/>
-          </w:tcPr>
-          <w:p>
-            <w:pPr>
-              <w:spacing w:after="0" w:before="0"/>
-            </w:pPr>
-            <w:r>
-              <w:rPr>
-                <w:b w:val="0"/>
-                <w:color w:val="1F2937"/>
-                <w:sz w:val="15"/>
-              </w:rPr>
-              <w:t>Pipeline structure and response contract</w:t>
+              <w:t>Milestone documented</w:t>
             </w:r>
           </w:p>
         </w:tc>
@@ -4009,79 +2999,53 @@
         </w:trPr>
         <w:tc>
           <w:tcPr>
-            <w:tcW w:type="dxa" w:w="3360"/>
-            <w:shd w:fill="EEF2F6"/>
+            <w:tcW w:type="dxa" w:w="4608"/>
             <w:vAlign w:val="center"/>
+            <w:shd w:fill="F3F6F9"/>
             <w:tcMar>
-              <w:top w:w="60" w:type="dxa"/>
-              <w:start w:w="80" w:type="dxa"/>
-              <w:bottom w:w="60" w:type="dxa"/>
-              <w:end w:w="80" w:type="dxa"/>
+              <w:top w:w="80" w:type="dxa"/>
+              <w:bottom w:w="80" w:type="dxa"/>
+              <w:left w:w="80" w:type="dxa"/>
+              <w:right w:w="80" w:type="dxa"/>
             </w:tcMar>
           </w:tcPr>
           <w:p>
             <w:pPr>
-              <w:spacing w:after="0" w:before="0"/>
+              <w:spacing w:after="60" w:line="240" w:lineRule="auto"/>
             </w:pPr>
             <w:r>
               <w:rPr>
                 <w:b w:val="0"/>
-                <w:color w:val="1F2937"/>
-                <w:sz w:val="15"/>
+                <w:color w:val="273444"/>
+                <w:sz w:val="18"/>
               </w:rPr>
-              <w:t>New Direct realtime provider</w:t>
+              <w:t>Universal Audio Output</w:t>
             </w:r>
           </w:p>
         </w:tc>
         <w:tc>
           <w:tcPr>
-            <w:tcW w:type="dxa" w:w="3360"/>
-            <w:shd w:fill="EEF2F6"/>
+            <w:tcW w:type="dxa" w:w="5472"/>
             <w:vAlign w:val="center"/>
+            <w:shd w:fill="F3F6F9"/>
             <w:tcMar>
-              <w:top w:w="60" w:type="dxa"/>
-              <w:start w:w="80" w:type="dxa"/>
-              <w:bottom w:w="60" w:type="dxa"/>
-              <w:end w:w="80" w:type="dxa"/>
+              <w:top w:w="80" w:type="dxa"/>
+              <w:bottom w:w="80" w:type="dxa"/>
+              <w:left w:w="80" w:type="dxa"/>
+              <w:right w:w="80" w:type="dxa"/>
             </w:tcMar>
           </w:tcPr>
           <w:p>
             <w:pPr>
-              <w:spacing w:after="0" w:before="0"/>
+              <w:spacing w:after="60" w:line="240" w:lineRule="auto"/>
             </w:pPr>
             <w:r>
               <w:rPr>
                 <w:b w:val="0"/>
-                <w:color w:val="1F2937"/>
-                <w:sz w:val="15"/>
+                <w:color w:val="273444"/>
+                <w:sz w:val="18"/>
               </w:rPr>
-              <w:t>Implement RealtimeTranslationProvider; register capability + name</w:t>
-            </w:r>
-          </w:p>
-        </w:tc>
-        <w:tc>
-          <w:tcPr>
-            <w:tcW w:type="dxa" w:w="3360"/>
-            <w:shd w:fill="EEF2F6"/>
-            <w:vAlign w:val="center"/>
-            <w:tcMar>
-              <w:top w:w="60" w:type="dxa"/>
-              <w:start w:w="80" w:type="dxa"/>
-              <w:bottom w:w="60" w:type="dxa"/>
-              <w:end w:w="80" w:type="dxa"/>
-            </w:tcMar>
-          </w:tcPr>
-          <w:p>
-            <w:pPr>
-              <w:spacing w:after="0" w:before="0"/>
-            </w:pPr>
-            <w:r>
-              <w:rPr>
-                <w:b w:val="0"/>
-                <w:color w:val="1F2937"/>
-                <w:sz w:val="15"/>
-              </w:rPr>
-              <w:t>Realtime Direct API contract, RealtimeTranslationService</w:t>
+              <w:t>Future at this version</w:t>
             </w:r>
           </w:p>
         </w:tc>
@@ -4092,79 +3056,53 @@
         </w:trPr>
         <w:tc>
           <w:tcPr>
-            <w:tcW w:type="dxa" w:w="3360"/>
+            <w:tcW w:type="dxa" w:w="4608"/>
             <w:vAlign w:val="center"/>
+            <w:shd w:fill="FFFFFF"/>
             <w:tcMar>
-              <w:top w:w="60" w:type="dxa"/>
-              <w:start w:w="80" w:type="dxa"/>
-              <w:bottom w:w="60" w:type="dxa"/>
-              <w:end w:w="80" w:type="dxa"/>
+              <w:top w:w="80" w:type="dxa"/>
+              <w:bottom w:w="80" w:type="dxa"/>
+              <w:left w:w="80" w:type="dxa"/>
+              <w:right w:w="80" w:type="dxa"/>
             </w:tcMar>
-            <w:shd w:fill="FFFFFF"/>
           </w:tcPr>
           <w:p>
             <w:pPr>
-              <w:spacing w:after="0" w:before="0"/>
+              <w:spacing w:after="60" w:line="240" w:lineRule="auto"/>
             </w:pPr>
             <w:r>
               <w:rPr>
                 <w:b w:val="0"/>
-                <w:color w:val="1F2937"/>
-                <w:sz w:val="15"/>
+                <w:color w:val="273444"/>
+                <w:sz w:val="18"/>
               </w:rPr>
-              <w:t>New streaming STT provider</w:t>
+              <w:t>Device Control</w:t>
             </w:r>
           </w:p>
         </w:tc>
         <w:tc>
           <w:tcPr>
-            <w:tcW w:type="dxa" w:w="3360"/>
+            <w:tcW w:type="dxa" w:w="5472"/>
             <w:vAlign w:val="center"/>
+            <w:shd w:fill="FFFFFF"/>
             <w:tcMar>
-              <w:top w:w="60" w:type="dxa"/>
-              <w:start w:w="80" w:type="dxa"/>
-              <w:bottom w:w="60" w:type="dxa"/>
-              <w:end w:w="80" w:type="dxa"/>
+              <w:top w:w="80" w:type="dxa"/>
+              <w:bottom w:w="80" w:type="dxa"/>
+              <w:left w:w="80" w:type="dxa"/>
+              <w:right w:w="80" w:type="dxa"/>
             </w:tcMar>
-            <w:shd w:fill="FFFFFF"/>
           </w:tcPr>
           <w:p>
             <w:pPr>
-              <w:spacing w:after="0" w:before="0"/>
+              <w:spacing w:after="60" w:line="240" w:lineRule="auto"/>
             </w:pPr>
             <w:r>
               <w:rPr>
                 <w:b w:val="0"/>
-                <w:color w:val="1F2937"/>
-                <w:sz w:val="15"/>
+                <w:color w:val="273444"/>
+                <w:sz w:val="18"/>
               </w:rPr>
-              <w:t>Implement StreamingTranscriptionProvider; register capability + name</w:t>
-            </w:r>
-          </w:p>
-        </w:tc>
-        <w:tc>
-          <w:tcPr>
-            <w:tcW w:type="dxa" w:w="3360"/>
-            <w:vAlign w:val="center"/>
-            <w:tcMar>
-              <w:top w:w="60" w:type="dxa"/>
-              <w:start w:w="80" w:type="dxa"/>
-              <w:bottom w:w="60" w:type="dxa"/>
-              <w:end w:w="80" w:type="dxa"/>
-            </w:tcMar>
-            <w:shd w:fill="FFFFFF"/>
-          </w:tcPr>
-          <w:p>
-            <w:pPr>
-              <w:spacing w:after="0" w:before="0"/>
-            </w:pPr>
-            <w:r>
-              <w:rPr>
-                <w:b w:val="0"/>
-                <w:color w:val="1F2937"/>
-                <w:sz w:val="15"/>
-              </w:rPr>
-              <w:t>Enhanced API contract, RealtimeEnhancedProcessor</w:t>
+              <w:t>Future at this version</w:t>
             </w:r>
           </w:p>
         </w:tc>
@@ -4175,79 +3113,53 @@
         </w:trPr>
         <w:tc>
           <w:tcPr>
-            <w:tcW w:type="dxa" w:w="3360"/>
+            <w:tcW w:type="dxa" w:w="4608"/>
             <w:vAlign w:val="center"/>
+            <w:shd w:fill="F3F6F9"/>
             <w:tcMar>
-              <w:top w:w="60" w:type="dxa"/>
-              <w:start w:w="80" w:type="dxa"/>
-              <w:bottom w:w="60" w:type="dxa"/>
-              <w:end w:w="80" w:type="dxa"/>
+              <w:top w:w="80" w:type="dxa"/>
+              <w:bottom w:w="80" w:type="dxa"/>
+              <w:left w:w="80" w:type="dxa"/>
+              <w:right w:w="80" w:type="dxa"/>
             </w:tcMar>
-            <w:shd w:fill="EEF2F6"/>
           </w:tcPr>
           <w:p>
             <w:pPr>
-              <w:spacing w:after="0" w:before="0"/>
+              <w:spacing w:after="60" w:line="240" w:lineRule="auto"/>
             </w:pPr>
             <w:r>
               <w:rPr>
                 <w:b w:val="0"/>
-                <w:color w:val="1F2937"/>
-                <w:sz w:val="15"/>
+                <w:color w:val="273444"/>
+                <w:sz w:val="18"/>
               </w:rPr>
-              <w:t>New streaming translation provider</w:t>
+              <w:t>Product Readiness</w:t>
             </w:r>
           </w:p>
         </w:tc>
         <w:tc>
           <w:tcPr>
-            <w:tcW w:type="dxa" w:w="3360"/>
+            <w:tcW w:type="dxa" w:w="5472"/>
             <w:vAlign w:val="center"/>
+            <w:shd w:fill="F3F6F9"/>
             <w:tcMar>
-              <w:top w:w="60" w:type="dxa"/>
-              <w:start w:w="80" w:type="dxa"/>
-              <w:bottom w:w="60" w:type="dxa"/>
-              <w:end w:w="80" w:type="dxa"/>
+              <w:top w:w="80" w:type="dxa"/>
+              <w:bottom w:w="80" w:type="dxa"/>
+              <w:left w:w="80" w:type="dxa"/>
+              <w:right w:w="80" w:type="dxa"/>
             </w:tcMar>
-            <w:shd w:fill="EEF2F6"/>
           </w:tcPr>
           <w:p>
             <w:pPr>
-              <w:spacing w:after="0" w:before="0"/>
+              <w:spacing w:after="60" w:line="240" w:lineRule="auto"/>
             </w:pPr>
             <w:r>
               <w:rPr>
                 <w:b w:val="0"/>
-                <w:color w:val="1F2937"/>
-                <w:sz w:val="15"/>
+                <w:color w:val="273444"/>
+                <w:sz w:val="18"/>
               </w:rPr>
-              <w:t>Implement StreamingTranslationProvider; register capability + name</w:t>
-            </w:r>
-          </w:p>
-        </w:tc>
-        <w:tc>
-          <w:tcPr>
-            <w:tcW w:type="dxa" w:w="3360"/>
-            <w:vAlign w:val="center"/>
-            <w:tcMar>
-              <w:top w:w="60" w:type="dxa"/>
-              <w:start w:w="80" w:type="dxa"/>
-              <w:bottom w:w="60" w:type="dxa"/>
-              <w:end w:w="80" w:type="dxa"/>
-            </w:tcMar>
-            <w:shd w:fill="EEF2F6"/>
-          </w:tcPr>
-          <w:p>
-            <w:pPr>
-              <w:spacing w:after="0" w:before="0"/>
-            </w:pPr>
-            <w:r>
-              <w:rPr>
-                <w:b w:val="0"/>
-                <w:color w:val="1F2937"/>
-                <w:sz w:val="15"/>
-              </w:rPr>
-              <w:t>Enhanced WebSocket protocol, processor orchestration</w:t>
+              <w:t>Future at this version</w:t>
             </w:r>
           </w:p>
         </w:tc>
@@ -4258,79 +3170,53 @@
         </w:trPr>
         <w:tc>
           <w:tcPr>
-            <w:tcW w:type="dxa" w:w="3360"/>
+            <w:tcW w:type="dxa" w:w="4608"/>
             <w:vAlign w:val="center"/>
+            <w:shd w:fill="FFFFFF"/>
             <w:tcMar>
-              <w:top w:w="60" w:type="dxa"/>
-              <w:start w:w="80" w:type="dxa"/>
-              <w:bottom w:w="60" w:type="dxa"/>
-              <w:end w:w="80" w:type="dxa"/>
+              <w:top w:w="80" w:type="dxa"/>
+              <w:bottom w:w="80" w:type="dxa"/>
+              <w:left w:w="80" w:type="dxa"/>
+              <w:right w:w="80" w:type="dxa"/>
             </w:tcMar>
-            <w:shd w:fill="FFFFFF"/>
           </w:tcPr>
           <w:p>
             <w:pPr>
-              <w:spacing w:after="0" w:before="0"/>
+              <w:spacing w:after="60" w:line="240" w:lineRule="auto"/>
             </w:pPr>
             <w:r>
               <w:rPr>
                 <w:b w:val="0"/>
-                <w:color w:val="1F2937"/>
-                <w:sz w:val="15"/>
+                <w:color w:val="273444"/>
+                <w:sz w:val="18"/>
               </w:rPr>
-              <w:t>New streaming speech provider</w:t>
+              <w:t>Stable Framework</w:t>
             </w:r>
           </w:p>
         </w:tc>
         <w:tc>
           <w:tcPr>
-            <w:tcW w:type="dxa" w:w="3360"/>
+            <w:tcW w:type="dxa" w:w="5472"/>
             <w:vAlign w:val="center"/>
+            <w:shd w:fill="FFFFFF"/>
             <w:tcMar>
-              <w:top w:w="60" w:type="dxa"/>
-              <w:start w:w="80" w:type="dxa"/>
-              <w:bottom w:w="60" w:type="dxa"/>
-              <w:end w:w="80" w:type="dxa"/>
+              <w:top w:w="80" w:type="dxa"/>
+              <w:bottom w:w="80" w:type="dxa"/>
+              <w:left w:w="80" w:type="dxa"/>
+              <w:right w:w="80" w:type="dxa"/>
             </w:tcMar>
-            <w:shd w:fill="FFFFFF"/>
           </w:tcPr>
           <w:p>
             <w:pPr>
-              <w:spacing w:after="0" w:before="0"/>
+              <w:spacing w:after="60" w:line="240" w:lineRule="auto"/>
             </w:pPr>
             <w:r>
               <w:rPr>
                 <w:b w:val="0"/>
-                <w:color w:val="1F2937"/>
-                <w:sz w:val="15"/>
+                <w:color w:val="273444"/>
+                <w:sz w:val="18"/>
               </w:rPr>
-              <w:t>Implement StreamingSpeechProvider; register capability + name</w:t>
-            </w:r>
-          </w:p>
-        </w:tc>
-        <w:tc>
-          <w:tcPr>
-            <w:tcW w:type="dxa" w:w="3360"/>
-            <w:vAlign w:val="center"/>
-            <w:tcMar>
-              <w:top w:w="60" w:type="dxa"/>
-              <w:start w:w="80" w:type="dxa"/>
-              <w:bottom w:w="60" w:type="dxa"/>
-              <w:end w:w="80" w:type="dxa"/>
-            </w:tcMar>
-            <w:shd w:fill="FFFFFF"/>
-          </w:tcPr>
-          <w:p>
-            <w:pPr>
-              <w:spacing w:after="0" w:before="0"/>
-            </w:pPr>
-            <w:r>
-              <w:rPr>
-                <w:b w:val="0"/>
-                <w:color w:val="1F2937"/>
-                <w:sz w:val="15"/>
-              </w:rPr>
-              <w:t>SpeakableTextBuffer, browser playback contract</w:t>
+              <w:t>Future at this version</w:t>
             </w:r>
           </w:p>
         </w:tc>
@@ -4338,339 +3224,89 @@
     </w:tbl>
     <w:p>
       <w:pPr>
-        <w:pStyle w:val="Heading2"/>
-        <w:keepNext/>
+        <w:spacing w:after="0"/>
       </w:pPr>
-      <w:r>
-        <w:t>11. Context, terminology and Quality across execution modes</w:t>
-      </w:r>
-    </w:p>
-    <w:p>
-      <w:r>
-        <w:t>Context and Quality remain first-class capabilities in the standard text and audio pipelines. Realtime modes deliberately use different latency/control trade-offs: Direct bypasses standard Context/Quality stages, while Enhanced introduces a dedicated streaming context mechanism without pretending that it is the same pipeline stage chain.</w:t>
-      </w:r>
-    </w:p>
-    <w:p>
-      <w:pPr>
-        <w:pStyle w:val="ListBullet"/>
-        <w:spacing w:after="60"/>
-      </w:pPr>
-      <w:r>
-        <w:t>Standard Context — PassthroughContextProvider preserves source text and metadata while keeping the enrichment slot active for standard interpreter pipelines.</w:t>
-      </w:r>
-    </w:p>
-    <w:p>
-      <w:pPr>
-        <w:pStyle w:val="ListBullet"/>
-        <w:spacing w:after="60"/>
-      </w:pPr>
-      <w:r>
-        <w:t>Realtime Direct — bypasses Context and Quality stages to minimize provider-native translation latency.</w:t>
-      </w:r>
-    </w:p>
-    <w:p>
-      <w:pPr>
-        <w:pStyle w:val="ListBullet"/>
-        <w:spacing w:after="60"/>
-      </w:pPr>
-      <w:r>
-        <w:t>Realtime Enhanced source authority — partial STT deltas remain useful for live UI feedback, but the provider final transcript becomes the committed text used for translation.</w:t>
-      </w:r>
-    </w:p>
-    <w:p>
-      <w:pPr>
-        <w:pStyle w:val="ListBullet"/>
-        <w:spacing w:after="60"/>
-      </w:pPr>
-      <w:r>
-        <w:t>Realtime Enhanced context — terminology is supplied to STT and translation, while the previous three final source segments are retained as reference-only rolling context and are never translated again.</w:t>
-      </w:r>
-    </w:p>
-    <w:p>
-      <w:pPr>
-        <w:pStyle w:val="ListBullet"/>
-        <w:spacing w:after="60"/>
-      </w:pPr>
-      <w:r>
-        <w:t>Quality — DeterministicQualityProvider remains the standard pipeline default. Enhanced does not add an extra semantic evaluator in v0.4.2; a future quality strategy can be introduced behind the existing provider contracts without changing the core execution boundaries.</w:t>
-      </w:r>
-    </w:p>
-    <w:p>
-      <w:pPr>
-        <w:spacing w:after="100"/>
-      </w:pPr>
-      <w:r>
-        <w:rPr>
-          <w:b/>
-          <w:color w:val="0F766E"/>
-          <w:sz w:val="19"/>
-        </w:rPr>
-        <w:t xml:space="preserve">DEFAULT PROVIDERS  </w:t>
-      </w:r>
-      <w:r>
-        <w:rPr>
-          <w:color w:val="1F2937"/>
-          <w:sz w:val="19"/>
-        </w:rPr>
-        <w:t>translation/openai · speech/openai · speech_to_text/openai · context/passthrough · quality/deterministic · realtime_translation/openai · streaming_transcription/openai · streaming_translation/openai · streaming_speech/openai</w:t>
-      </w:r>
     </w:p>
     <w:p>
       <w:pPr>
         <w:pStyle w:val="Heading2"/>
-        <w:keepNext/>
       </w:pPr>
       <w:r>
-        <w:t>12. Reliability and observability inheritance</w:t>
-      </w:r>
-    </w:p>
-    <w:p>
-      <w:r>
-        <w:t>The v0.4.2 framework reuses the reliability guarantees introduced in v0.3 and the realtime hardening introduced in v0.4.1, then extends them to the Enhanced session runtime and its multi-stage streaming path.</w:t>
-      </w:r>
-    </w:p>
-    <w:p>
-      <w:pPr>
-        <w:pStyle w:val="ListBullet"/>
-        <w:spacing w:after="60"/>
-      </w:pPr>
-      <w:r>
-        <w:t>Provider retries and timeout policy stay centralized and explicit where the provider contract supports request retries.</w:t>
-      </w:r>
-    </w:p>
-    <w:p>
-      <w:pPr>
-        <w:pStyle w:val="ListBullet"/>
-        <w:spacing w:after="60"/>
-      </w:pPr>
-      <w:r>
-        <w:t>AgentOrchestrator preserves stable error codes, HTTP status metadata and cancellation propagation for standard execution.</w:t>
-      </w:r>
-    </w:p>
-    <w:p>
-      <w:pPr>
-        <w:pStyle w:val="ListBullet"/>
-        <w:spacing w:after="60"/>
-      </w:pPr>
-      <w:r>
-        <w:t>ExecutionTrace continues to record stage name, provider, duration, outcome and error information for standard pipelines.</w:t>
-      </w:r>
-    </w:p>
-    <w:p>
-      <w:pPr>
-        <w:pStyle w:val="ListBullet"/>
-        <w:spacing w:after="60"/>
-      </w:pPr>
-      <w:r>
-        <w:t>Prometheus continues to expose agent duration, stage duration, execution counts, provider retries and realtime session creation signals.</w:t>
-      </w:r>
-    </w:p>
-    <w:p>
-      <w:pPr>
-        <w:pStyle w:val="ListBullet"/>
-      </w:pPr>
-      <w:r>
-        <w:t>Realtime Direct keeps normalized session creation failures and browser QoE telemetry from v0.4.1.</w:t>
-      </w:r>
-    </w:p>
-    <w:p>
-      <w:pPr>
-        <w:pStyle w:val="ListBullet"/>
-      </w:pPr>
-      <w:r>
-        <w:t>Realtime Enhanced exposes per-utterance browser timings plus backend commit → translation / TTS latency checkpoints; low-cardinality operational logging is kept at INFO while detailed internals move to DEBUG.</w:t>
-      </w:r>
-    </w:p>
-    <w:p>
-      <w:pPr>
-        <w:pStyle w:val="ListBullet"/>
-        <w:spacing w:after="60"/>
-      </w:pPr>
-      <w:r>
-        <w:t>Streaming disconnect hardening stops translation/audio delivery cleanly when the browser closes the WebSocket, avoiding secondary send failures during long-running provider output.</w:t>
-      </w:r>
-    </w:p>
-    <w:p>
-      <w:pPr>
-        <w:pStyle w:val="Heading1"/>
-        <w:keepNext/>
-      </w:pPr>
-      <w:r>
-        <w:t>13. Technical roadmap</w:t>
-      </w:r>
-    </w:p>
-    <w:p>
-      <w:r>
-        <w:t>Prototype, orchestration, reliability, framework extensibility, Realtime Direct and Realtime Enhanced are now successive validated foundations. The next major slice moves from realtime capability breadth to Product Readiness and sustainable deployment.</w:t>
-      </w:r>
-    </w:p>
-    <w:p>
-      <w:pPr>
-        <w:spacing w:after="100"/>
-      </w:pPr>
-      <w:r>
-        <w:rPr>
-          <w:b/>
-          <w:color w:val="0F766E"/>
-          <w:sz w:val="19"/>
-        </w:rPr>
-        <w:t xml:space="preserve">REPOSITORY MILESTONE V0.4.2  </w:t>
-      </w:r>
-      <w:r>
-        <w:rPr>
-          <w:color w:val="1F2937"/>
-          <w:sz w:val="19"/>
-        </w:rPr>
-        <w:t>Streaming transcription/translation/speech provider contracts, authoritative final STT commits, rolling context, terminology controls, concurrent translation/TTS, PCM continuity, jitter buffering, per-turn metrics, disconnect hardening and regression coverage complete the Realtime Enhanced milestone.</w:t>
+        <w:t>10. Git release map</w:t>
       </w:r>
     </w:p>
     <w:tbl>
       <w:tblPr>
-        <w:tblStyle w:val="TableGrid"/>
         <w:tblW w:type="auto" w:w="0"/>
-        <w:jc w:val="center"/>
-        <w:tblLayout w:type="autofit"/>
+        <w:tblLayout w:type="fixed"/>
         <w:tblLook w:firstColumn="1" w:firstRow="1" w:lastColumn="0" w:lastRow="0" w:noHBand="0" w:noVBand="1" w:val="04A0"/>
+        <w:tblBorders>
+          <w:top w:val="single" w:sz="4" w:color="D9D9D9"/>
+          <w:bottom w:val="single" w:sz="4" w:color="D9D9D9"/>
+          <w:left w:val="single" w:sz="4" w:color="D9D9D9"/>
+          <w:right w:val="single" w:sz="4" w:color="D9D9D9"/>
+          <w:insideH w:val="single" w:sz="4" w:color="D9D9D9"/>
+          <w:insideV w:val="single" w:sz="4" w:color="D9D9D9"/>
+        </w:tblBorders>
       </w:tblPr>
       <w:tblGrid>
         <w:gridCol w:w="2016"/>
-        <w:gridCol w:w="2016"/>
-        <w:gridCol w:w="2016"/>
-        <w:gridCol w:w="2016"/>
-        <w:gridCol w:w="2016"/>
+        <w:gridCol w:w="8064"/>
       </w:tblGrid>
       <w:tr>
         <w:trPr>
-          <w:tblHeader w:val="true"/>
           <w:cantSplit/>
+          <w:tblHeader/>
         </w:trPr>
         <w:tc>
           <w:tcPr>
-            <w:tcW w:type="dxa" w:w="1440"/>
-            <w:shd w:fill="234461"/>
+            <w:tcW w:type="dxa" w:w="2016"/>
             <w:vAlign w:val="center"/>
+            <w:shd w:fill="19364D"/>
             <w:tcMar>
-              <w:top w:w="60" w:type="dxa"/>
-              <w:start w:w="80" w:type="dxa"/>
-              <w:bottom w:w="60" w:type="dxa"/>
-              <w:end w:w="80" w:type="dxa"/>
+              <w:top w:w="80" w:type="dxa"/>
+              <w:bottom w:w="80" w:type="dxa"/>
+              <w:left w:w="80" w:type="dxa"/>
+              <w:right w:w="80" w:type="dxa"/>
             </w:tcMar>
           </w:tcPr>
           <w:p>
             <w:pPr>
-              <w:spacing w:after="0" w:before="0"/>
+              <w:spacing w:after="60" w:line="240" w:lineRule="auto"/>
             </w:pPr>
             <w:r>
               <w:rPr>
                 <w:b/>
                 <w:color w:val="FFFFFF"/>
-                <w:sz w:val="15"/>
+                <w:sz w:val="18"/>
               </w:rPr>
-              <w:t>Stage</w:t>
+              <w:t>Version</w:t>
             </w:r>
           </w:p>
         </w:tc>
         <w:tc>
           <w:tcPr>
-            <w:tcW w:type="dxa" w:w="1037"/>
-            <w:shd w:fill="234461"/>
+            <w:tcW w:type="dxa" w:w="8064"/>
             <w:vAlign w:val="center"/>
+            <w:shd w:fill="19364D"/>
             <w:tcMar>
-              <w:top w:w="60" w:type="dxa"/>
-              <w:start w:w="80" w:type="dxa"/>
-              <w:bottom w:w="60" w:type="dxa"/>
-              <w:end w:w="80" w:type="dxa"/>
+              <w:top w:w="80" w:type="dxa"/>
+              <w:bottom w:w="80" w:type="dxa"/>
+              <w:left w:w="80" w:type="dxa"/>
+              <w:right w:w="80" w:type="dxa"/>
             </w:tcMar>
           </w:tcPr>
           <w:p>
             <w:pPr>
-              <w:spacing w:after="0" w:before="0"/>
+              <w:spacing w:after="60" w:line="240" w:lineRule="auto"/>
             </w:pPr>
             <w:r>
               <w:rPr>
                 <w:b/>
                 <w:color w:val="FFFFFF"/>
-                <w:sz w:val="15"/>
+                <w:sz w:val="18"/>
               </w:rPr>
-              <w:t>Status</w:t>
-            </w:r>
-          </w:p>
-        </w:tc>
-        <w:tc>
-          <w:tcPr>
-            <w:tcW w:type="dxa" w:w="1800"/>
-            <w:shd w:fill="234461"/>
-            <w:vAlign w:val="center"/>
-            <w:tcMar>
-              <w:top w:w="60" w:type="dxa"/>
-              <w:start w:w="80" w:type="dxa"/>
-              <w:bottom w:w="60" w:type="dxa"/>
-              <w:end w:w="80" w:type="dxa"/>
-            </w:tcMar>
-          </w:tcPr>
-          <w:p>
-            <w:pPr>
-              <w:spacing w:after="0" w:before="0"/>
-            </w:pPr>
-            <w:r>
-              <w:rPr>
-                <w:b/>
-                <w:color w:val="FFFFFF"/>
-                <w:sz w:val="15"/>
-              </w:rPr>
-              <w:t>Objective</w:t>
-            </w:r>
-          </w:p>
-        </w:tc>
-        <w:tc>
-          <w:tcPr>
-            <w:tcW w:type="dxa" w:w="3096"/>
-            <w:shd w:fill="234461"/>
-            <w:vAlign w:val="center"/>
-            <w:tcMar>
-              <w:top w:w="60" w:type="dxa"/>
-              <w:start w:w="80" w:type="dxa"/>
-              <w:bottom w:w="60" w:type="dxa"/>
-              <w:end w:w="80" w:type="dxa"/>
-            </w:tcMar>
-          </w:tcPr>
-          <w:p>
-            <w:pPr>
-              <w:spacing w:after="0" w:before="0"/>
-            </w:pPr>
-            <w:r>
-              <w:rPr>
-                <w:b/>
-                <w:color w:val="FFFFFF"/>
-                <w:sz w:val="15"/>
-              </w:rPr>
-              <w:t>Technical deliverables</w:t>
-            </w:r>
-          </w:p>
-        </w:tc>
-        <w:tc>
-          <w:tcPr>
-            <w:tcW w:type="dxa" w:w="2016"/>
-            <w:shd w:fill="234461"/>
-            <w:vAlign w:val="center"/>
-            <w:tcMar>
-              <w:top w:w="60" w:type="dxa"/>
-              <w:start w:w="80" w:type="dxa"/>
-              <w:bottom w:w="60" w:type="dxa"/>
-              <w:end w:w="80" w:type="dxa"/>
-            </w:tcMar>
-          </w:tcPr>
-          <w:p>
-            <w:pPr>
-              <w:spacing w:after="0" w:before="0"/>
-            </w:pPr>
-            <w:r>
-              <w:rPr>
-                <w:b/>
-                <w:color w:val="FFFFFF"/>
-                <w:sz w:val="15"/>
-              </w:rPr>
-              <w:t>Exit criterion</w:t>
+              <w:t>Milestone</w:t>
             </w:r>
           </w:p>
         </w:tc>
@@ -4683,254 +3319,51 @@
           <w:tcPr>
             <w:tcW w:type="dxa" w:w="2016"/>
             <w:vAlign w:val="center"/>
+            <w:shd w:fill="FFFFFF"/>
             <w:tcMar>
-              <w:top w:w="60" w:type="dxa"/>
-              <w:start w:w="80" w:type="dxa"/>
-              <w:bottom w:w="60" w:type="dxa"/>
-              <w:end w:w="80" w:type="dxa"/>
+              <w:top w:w="80" w:type="dxa"/>
+              <w:bottom w:w="80" w:type="dxa"/>
+              <w:left w:w="80" w:type="dxa"/>
+              <w:right w:w="80" w:type="dxa"/>
             </w:tcMar>
-            <w:shd w:fill="FFFFFF"/>
           </w:tcPr>
           <w:p>
             <w:pPr>
-              <w:spacing w:after="0" w:before="0"/>
+              <w:spacing w:after="60" w:line="240" w:lineRule="auto"/>
             </w:pPr>
             <w:r>
               <w:rPr>
-                <w:color w:val="1F2937"/>
-                <w:sz w:val="15"/>
+                <w:b w:val="0"/>
+                <w:color w:val="273444"/>
+                <w:sz w:val="18"/>
               </w:rPr>
-              <w:t>0 · Prototype</w:t>
+              <w:t>v0.1.0</w:t>
             </w:r>
           </w:p>
         </w:tc>
         <w:tc>
           <w:tcPr>
-            <w:tcW w:type="dxa" w:w="2016"/>
+            <w:tcW w:type="dxa" w:w="8064"/>
             <w:vAlign w:val="center"/>
+            <w:shd w:fill="FFFFFF"/>
             <w:tcMar>
-              <w:top w:w="60" w:type="dxa"/>
-              <w:start w:w="80" w:type="dxa"/>
-              <w:bottom w:w="60" w:type="dxa"/>
-              <w:end w:w="80" w:type="dxa"/>
-            </w:tcMar>
-            <w:shd w:fill="FFFFFF"/>
-          </w:tcPr>
-          <w:p>
-            <w:pPr>
-              <w:spacing w:after="0" w:before="0"/>
-            </w:pPr>
-            <w:r>
-              <w:rPr>
-                <w:color w:val="1F2937"/>
-                <w:sz w:val="15"/>
-              </w:rPr>
-              <w:t>Validated</w:t>
-            </w:r>
-          </w:p>
-        </w:tc>
-        <w:tc>
-          <w:tcPr>
-            <w:tcW w:type="dxa" w:w="2016"/>
-            <w:vAlign w:val="center"/>
-            <w:tcMar>
-              <w:top w:w="60" w:type="dxa"/>
-              <w:start w:w="80" w:type="dxa"/>
-              <w:bottom w:w="60" w:type="dxa"/>
-              <w:end w:w="80" w:type="dxa"/>
-            </w:tcMar>
-            <w:shd w:fill="FFFFFF"/>
-          </w:tcPr>
-          <w:p>
-            <w:pPr>
-              <w:spacing w:after="0" w:before="0"/>
-            </w:pPr>
-            <w:r>
-              <w:rPr>
-                <w:color w:val="1F2937"/>
-                <w:sz w:val="15"/>
-              </w:rPr>
-              <w:t>Prove voice → translation → audio</w:t>
-            </w:r>
-          </w:p>
-        </w:tc>
-        <w:tc>
-          <w:tcPr>
-            <w:tcW w:type="dxa" w:w="2016"/>
-            <w:vAlign w:val="center"/>
-            <w:tcMar>
-              <w:top w:w="60" w:type="dxa"/>
-              <w:start w:w="80" w:type="dxa"/>
-              <w:bottom w:w="60" w:type="dxa"/>
-              <w:end w:w="80" w:type="dxa"/>
-            </w:tcMar>
-            <w:shd w:fill="FFFFFF"/>
-          </w:tcPr>
-          <w:p>
-            <w:pPr>
-              <w:spacing w:after="0" w:before="0"/>
-            </w:pPr>
-            <w:r>
-              <w:rPr>
-                <w:color w:val="1F2937"/>
-                <w:sz w:val="15"/>
-              </w:rPr>
-              <w:t>FastAPI, Streamlit, text/voice flows</w:t>
-            </w:r>
-          </w:p>
-        </w:tc>
-        <w:tc>
-          <w:tcPr>
-            <w:tcW w:type="dxa" w:w="2016"/>
-            <w:vAlign w:val="center"/>
-            <w:tcMar>
-              <w:top w:w="60" w:type="dxa"/>
-              <w:start w:w="80" w:type="dxa"/>
-              <w:bottom w:w="60" w:type="dxa"/>
-              <w:end w:w="80" w:type="dxa"/>
-            </w:tcMar>
-            <w:shd w:fill="FFFFFF"/>
-          </w:tcPr>
-          <w:p>
-            <w:pPr>
-              <w:spacing w:after="0" w:before="0"/>
-            </w:pPr>
-            <w:r>
-              <w:rPr>
-                <w:color w:val="1F2937"/>
-                <w:sz w:val="15"/>
-              </w:rPr>
-              <w:t>Functional journey demonstrated</w:t>
-            </w:r>
-          </w:p>
-        </w:tc>
-      </w:tr>
-      <w:tr>
-        <w:trPr>
-          <w:cantSplit/>
-        </w:trPr>
-        <w:tc>
-          <w:tcPr>
-            <w:tcW w:type="dxa" w:w="2016"/>
-            <w:shd w:fill="EEF2F6"/>
-            <w:vAlign w:val="center"/>
-            <w:tcMar>
-              <w:top w:w="60" w:type="dxa"/>
-              <w:start w:w="80" w:type="dxa"/>
-              <w:bottom w:w="60" w:type="dxa"/>
-              <w:end w:w="80" w:type="dxa"/>
+              <w:top w:w="80" w:type="dxa"/>
+              <w:bottom w:w="80" w:type="dxa"/>
+              <w:left w:w="80" w:type="dxa"/>
+              <w:right w:w="80" w:type="dxa"/>
             </w:tcMar>
           </w:tcPr>
           <w:p>
             <w:pPr>
-              <w:spacing w:after="0" w:before="0"/>
+              <w:spacing w:after="60" w:line="240" w:lineRule="auto"/>
             </w:pPr>
             <w:r>
               <w:rPr>
-                <w:color w:val="1F2937"/>
-                <w:sz w:val="15"/>
+                <w:b w:val="0"/>
+                <w:color w:val="273444"/>
+                <w:sz w:val="18"/>
               </w:rPr>
-              <w:t>1 · Orchestration</w:t>
-            </w:r>
-          </w:p>
-        </w:tc>
-        <w:tc>
-          <w:tcPr>
-            <w:tcW w:type="dxa" w:w="2016"/>
-            <w:shd w:fill="EEF2F6"/>
-            <w:vAlign w:val="center"/>
-            <w:tcMar>
-              <w:top w:w="60" w:type="dxa"/>
-              <w:start w:w="80" w:type="dxa"/>
-              <w:bottom w:w="60" w:type="dxa"/>
-              <w:end w:w="80" w:type="dxa"/>
-            </w:tcMar>
-          </w:tcPr>
-          <w:p>
-            <w:pPr>
-              <w:spacing w:after="0" w:before="0"/>
-            </w:pPr>
-            <w:r>
-              <w:rPr>
-                <w:color w:val="1F2937"/>
-                <w:sz w:val="15"/>
-              </w:rPr>
-              <w:t>Validated</w:t>
-            </w:r>
-          </w:p>
-        </w:tc>
-        <w:tc>
-          <w:tcPr>
-            <w:tcW w:type="dxa" w:w="2016"/>
-            <w:shd w:fill="EEF2F6"/>
-            <w:vAlign w:val="center"/>
-            <w:tcMar>
-              <w:top w:w="60" w:type="dxa"/>
-              <w:start w:w="80" w:type="dxa"/>
-              <w:bottom w:w="60" w:type="dxa"/>
-              <w:end w:w="80" w:type="dxa"/>
-            </w:tcMar>
-          </w:tcPr>
-          <w:p>
-            <w:pPr>
-              <w:spacing w:after="0" w:before="0"/>
-            </w:pPr>
-            <w:r>
-              <w:rPr>
-                <w:color w:val="1F2937"/>
-                <w:sz w:val="15"/>
-              </w:rPr>
-              <w:t>Unify execution behind agents</w:t>
-            </w:r>
-          </w:p>
-        </w:tc>
-        <w:tc>
-          <w:tcPr>
-            <w:tcW w:type="dxa" w:w="2016"/>
-            <w:shd w:fill="EEF2F6"/>
-            <w:vAlign w:val="center"/>
-            <w:tcMar>
-              <w:top w:w="60" w:type="dxa"/>
-              <w:start w:w="80" w:type="dxa"/>
-              <w:bottom w:w="60" w:type="dxa"/>
-              <w:end w:w="80" w:type="dxa"/>
-            </w:tcMar>
-          </w:tcPr>
-          <w:p>
-            <w:pPr>
-              <w:spacing w:after="0" w:before="0"/>
-            </w:pPr>
-            <w:r>
-              <w:rPr>
-                <w:color w:val="1F2937"/>
-                <w:sz w:val="15"/>
-              </w:rPr>
-              <w:t>Agent contracts, AgentOrchestrator, SessionContext</w:t>
-            </w:r>
-          </w:p>
-        </w:tc>
-        <w:tc>
-          <w:tcPr>
-            <w:tcW w:type="dxa" w:w="2016"/>
-            <w:shd w:fill="EEF2F6"/>
-            <w:vAlign w:val="center"/>
-            <w:tcMar>
-              <w:top w:w="60" w:type="dxa"/>
-              <w:start w:w="80" w:type="dxa"/>
-              <w:bottom w:w="60" w:type="dxa"/>
-              <w:end w:w="80" w:type="dxa"/>
-            </w:tcMar>
-          </w:tcPr>
-          <w:p>
-            <w:pPr>
-              <w:spacing w:after="0" w:before="0"/>
-            </w:pPr>
-            <w:r>
-              <w:rPr>
-                <w:color w:val="1F2937"/>
-                <w:sz w:val="15"/>
-              </w:rPr>
-              <w:t>One execution model for text and voice</w:t>
+              <w:t>Prototype</w:t>
             </w:r>
           </w:p>
         </w:tc>
@@ -4943,254 +3376,51 @@
           <w:tcPr>
             <w:tcW w:type="dxa" w:w="2016"/>
             <w:vAlign w:val="center"/>
+            <w:shd w:fill="F3F6F9"/>
             <w:tcMar>
-              <w:top w:w="60" w:type="dxa"/>
-              <w:start w:w="80" w:type="dxa"/>
-              <w:bottom w:w="60" w:type="dxa"/>
-              <w:end w:w="80" w:type="dxa"/>
+              <w:top w:w="80" w:type="dxa"/>
+              <w:bottom w:w="80" w:type="dxa"/>
+              <w:left w:w="80" w:type="dxa"/>
+              <w:right w:w="80" w:type="dxa"/>
             </w:tcMar>
-            <w:shd w:fill="FFFFFF"/>
           </w:tcPr>
           <w:p>
             <w:pPr>
-              <w:spacing w:after="0" w:before="0"/>
+              <w:spacing w:after="60" w:line="240" w:lineRule="auto"/>
             </w:pPr>
             <w:r>
               <w:rPr>
-                <w:color w:val="1F2937"/>
-                <w:sz w:val="15"/>
+                <w:b w:val="0"/>
+                <w:color w:val="273444"/>
+                <w:sz w:val="18"/>
               </w:rPr>
-              <w:t>2 · Reliability</w:t>
+              <w:t>v0.2.0</w:t>
             </w:r>
           </w:p>
         </w:tc>
         <w:tc>
           <w:tcPr>
-            <w:tcW w:type="dxa" w:w="2016"/>
+            <w:tcW w:type="dxa" w:w="8064"/>
             <w:vAlign w:val="center"/>
+            <w:shd w:fill="F3F6F9"/>
             <w:tcMar>
-              <w:top w:w="60" w:type="dxa"/>
-              <w:start w:w="80" w:type="dxa"/>
-              <w:bottom w:w="60" w:type="dxa"/>
-              <w:end w:w="80" w:type="dxa"/>
-            </w:tcMar>
-            <w:shd w:fill="FFFFFF"/>
-          </w:tcPr>
-          <w:p>
-            <w:pPr>
-              <w:spacing w:after="0" w:before="0"/>
-            </w:pPr>
-            <w:r>
-              <w:rPr>
-                <w:color w:val="1F2937"/>
-                <w:sz w:val="15"/>
-              </w:rPr>
-              <w:t>Validated</w:t>
-            </w:r>
-          </w:p>
-        </w:tc>
-        <w:tc>
-          <w:tcPr>
-            <w:tcW w:type="dxa" w:w="2016"/>
-            <w:vAlign w:val="center"/>
-            <w:tcMar>
-              <w:top w:w="60" w:type="dxa"/>
-              <w:start w:w="80" w:type="dxa"/>
-              <w:bottom w:w="60" w:type="dxa"/>
-              <w:end w:w="80" w:type="dxa"/>
-            </w:tcMar>
-            <w:shd w:fill="FFFFFF"/>
-          </w:tcPr>
-          <w:p>
-            <w:pPr>
-              <w:spacing w:after="0" w:before="0"/>
-            </w:pPr>
-            <w:r>
-              <w:rPr>
-                <w:color w:val="1F2937"/>
-                <w:sz w:val="15"/>
-              </w:rPr>
-              <w:t>Make real-world use dependable</w:t>
-            </w:r>
-          </w:p>
-        </w:tc>
-        <w:tc>
-          <w:tcPr>
-            <w:tcW w:type="dxa" w:w="2016"/>
-            <w:vAlign w:val="center"/>
-            <w:tcMar>
-              <w:top w:w="60" w:type="dxa"/>
-              <w:start w:w="80" w:type="dxa"/>
-              <w:bottom w:w="60" w:type="dxa"/>
-              <w:end w:w="80" w:type="dxa"/>
-            </w:tcMar>
-            <w:shd w:fill="FFFFFF"/>
-          </w:tcPr>
-          <w:p>
-            <w:pPr>
-              <w:spacing w:after="0" w:before="0"/>
-            </w:pPr>
-            <w:r>
-              <w:rPr>
-                <w:color w:val="1F2937"/>
-                <w:sz w:val="15"/>
-              </w:rPr>
-              <w:t>Validation, async, retries/timeouts, tracing, metrics</w:t>
-            </w:r>
-          </w:p>
-        </w:tc>
-        <w:tc>
-          <w:tcPr>
-            <w:tcW w:type="dxa" w:w="2016"/>
-            <w:vAlign w:val="center"/>
-            <w:tcMar>
-              <w:top w:w="60" w:type="dxa"/>
-              <w:start w:w="80" w:type="dxa"/>
-              <w:bottom w:w="60" w:type="dxa"/>
-              <w:end w:w="80" w:type="dxa"/>
-            </w:tcMar>
-            <w:shd w:fill="FFFFFF"/>
-          </w:tcPr>
-          <w:p>
-            <w:pPr>
-              <w:spacing w:after="0" w:before="0"/>
-            </w:pPr>
-            <w:r>
-              <w:rPr>
-                <w:color w:val="1F2937"/>
-                <w:sz w:val="15"/>
-              </w:rPr>
-              <w:t>Controlled recovery and observable errors</w:t>
-            </w:r>
-          </w:p>
-        </w:tc>
-      </w:tr>
-      <w:tr>
-        <w:trPr>
-          <w:cantSplit/>
-        </w:trPr>
-        <w:tc>
-          <w:tcPr>
-            <w:tcW w:type="dxa" w:w="2016"/>
-            <w:shd w:fill="EEF2F6"/>
-            <w:vAlign w:val="center"/>
-            <w:tcMar>
-              <w:top w:w="60" w:type="dxa"/>
-              <w:start w:w="80" w:type="dxa"/>
-              <w:bottom w:w="60" w:type="dxa"/>
-              <w:end w:w="80" w:type="dxa"/>
+              <w:top w:w="80" w:type="dxa"/>
+              <w:bottom w:w="80" w:type="dxa"/>
+              <w:left w:w="80" w:type="dxa"/>
+              <w:right w:w="80" w:type="dxa"/>
             </w:tcMar>
           </w:tcPr>
           <w:p>
             <w:pPr>
-              <w:spacing w:after="0" w:before="0"/>
+              <w:spacing w:after="60" w:line="240" w:lineRule="auto"/>
             </w:pPr>
             <w:r>
               <w:rPr>
-                <w:color w:val="1F2937"/>
-                <w:sz w:val="15"/>
+                <w:b w:val="0"/>
+                <w:color w:val="273444"/>
+                <w:sz w:val="18"/>
               </w:rPr>
-              <w:t>3 · Framework</w:t>
-            </w:r>
-          </w:p>
-        </w:tc>
-        <w:tc>
-          <w:tcPr>
-            <w:tcW w:type="dxa" w:w="2016"/>
-            <w:shd w:fill="EEF2F6"/>
-            <w:vAlign w:val="center"/>
-            <w:tcMar>
-              <w:top w:w="60" w:type="dxa"/>
-              <w:start w:w="80" w:type="dxa"/>
-              <w:bottom w:w="60" w:type="dxa"/>
-              <w:end w:w="80" w:type="dxa"/>
-            </w:tcMar>
-          </w:tcPr>
-          <w:p>
-            <w:pPr>
-              <w:spacing w:after="0" w:before="0"/>
-            </w:pPr>
-            <w:r>
-              <w:rPr>
-                <w:color w:val="1F2937"/>
-                <w:sz w:val="15"/>
-              </w:rPr>
-              <w:t>Validated</w:t>
-            </w:r>
-          </w:p>
-        </w:tc>
-        <w:tc>
-          <w:tcPr>
-            <w:tcW w:type="dxa" w:w="2016"/>
-            <w:shd w:fill="EEF2F6"/>
-            <w:vAlign w:val="center"/>
-            <w:tcMar>
-              <w:top w:w="60" w:type="dxa"/>
-              <w:start w:w="80" w:type="dxa"/>
-              <w:bottom w:w="60" w:type="dxa"/>
-              <w:end w:w="80" w:type="dxa"/>
-            </w:tcMar>
-          </w:tcPr>
-          <w:p>
-            <w:pPr>
-              <w:spacing w:after="0" w:before="0"/>
-            </w:pPr>
-            <w:r>
-              <w:rPr>
-                <w:color w:val="1F2937"/>
-                <w:sz w:val="15"/>
-              </w:rPr>
-              <w:t>Make architecture extensible</w:t>
-            </w:r>
-          </w:p>
-        </w:tc>
-        <w:tc>
-          <w:tcPr>
-            <w:tcW w:type="dxa" w:w="2016"/>
-            <w:shd w:fill="EEF2F6"/>
-            <w:vAlign w:val="center"/>
-            <w:tcMar>
-              <w:top w:w="60" w:type="dxa"/>
-              <w:start w:w="80" w:type="dxa"/>
-              <w:bottom w:w="60" w:type="dxa"/>
-              <w:end w:w="80" w:type="dxa"/>
-            </w:tcMar>
-          </w:tcPr>
-          <w:p>
-            <w:pPr>
-              <w:spacing w:after="0" w:before="0"/>
-            </w:pPr>
-            <w:r>
-              <w:rPr>
-                <w:color w:val="1F2937"/>
-                <w:sz w:val="15"/>
-              </w:rPr>
-              <w:t>Registries, provider contracts, configurable pipelines, Context/Quality</w:t>
-            </w:r>
-          </w:p>
-        </w:tc>
-        <w:tc>
-          <w:tcPr>
-            <w:tcW w:type="dxa" w:w="2016"/>
-            <w:shd w:fill="EEF2F6"/>
-            <w:vAlign w:val="center"/>
-            <w:tcMar>
-              <w:top w:w="60" w:type="dxa"/>
-              <w:start w:w="80" w:type="dxa"/>
-              <w:bottom w:w="60" w:type="dxa"/>
-              <w:end w:w="80" w:type="dxa"/>
-            </w:tcMar>
-          </w:tcPr>
-          <w:p>
-            <w:pPr>
-              <w:spacing w:after="0" w:before="0"/>
-            </w:pPr>
-            <w:r>
-              <w:rPr>
-                <w:color w:val="1F2937"/>
-                <w:sz w:val="15"/>
-              </w:rPr>
-              <w:t>Add capabilities without changing API/orchestration core</w:t>
+              <w:t>Agent Orchestration</w:t>
             </w:r>
           </w:p>
         </w:tc>
@@ -5203,264 +3433,51 @@
           <w:tcPr>
             <w:tcW w:type="dxa" w:w="2016"/>
             <w:vAlign w:val="center"/>
+            <w:shd w:fill="FFFFFF"/>
             <w:tcMar>
-              <w:top w:w="60" w:type="dxa"/>
-              <w:start w:w="80" w:type="dxa"/>
-              <w:bottom w:w="60" w:type="dxa"/>
-              <w:end w:w="80" w:type="dxa"/>
+              <w:top w:w="80" w:type="dxa"/>
+              <w:bottom w:w="80" w:type="dxa"/>
+              <w:left w:w="80" w:type="dxa"/>
+              <w:right w:w="80" w:type="dxa"/>
             </w:tcMar>
-            <w:shd w:fill="FFFFFF"/>
           </w:tcPr>
           <w:p>
             <w:pPr>
-              <w:spacing w:after="0" w:before="0"/>
+              <w:spacing w:after="60" w:line="240" w:lineRule="auto"/>
             </w:pPr>
             <w:r>
               <w:rPr>
                 <w:b w:val="0"/>
-                <w:color w:val="1F2937"/>
-                <w:sz w:val="15"/>
+                <w:color w:val="273444"/>
+                <w:sz w:val="18"/>
               </w:rPr>
-              <w:t>4 · Realtime Direct</w:t>
+              <w:t>v0.3.0</w:t>
             </w:r>
           </w:p>
         </w:tc>
         <w:tc>
           <w:tcPr>
-            <w:tcW w:type="dxa" w:w="2016"/>
+            <w:tcW w:type="dxa" w:w="8064"/>
             <w:vAlign w:val="center"/>
+            <w:shd w:fill="FFFFFF"/>
             <w:tcMar>
-              <w:top w:w="60" w:type="dxa"/>
-              <w:start w:w="80" w:type="dxa"/>
-              <w:bottom w:w="60" w:type="dxa"/>
-              <w:end w:w="80" w:type="dxa"/>
+              <w:top w:w="80" w:type="dxa"/>
+              <w:bottom w:w="80" w:type="dxa"/>
+              <w:left w:w="80" w:type="dxa"/>
+              <w:right w:w="80" w:type="dxa"/>
             </w:tcMar>
-            <w:shd w:fill="FFFFFF"/>
           </w:tcPr>
           <w:p>
             <w:pPr>
-              <w:spacing w:after="0" w:before="0"/>
+              <w:spacing w:after="60" w:line="240" w:lineRule="auto"/>
             </w:pPr>
             <w:r>
               <w:rPr>
                 <w:b w:val="0"/>
-                <w:color w:val="1F2937"/>
-                <w:sz w:val="15"/>
+                <w:color w:val="273444"/>
+                <w:sz w:val="18"/>
               </w:rPr>
-              <w:t>Validated</w:t>
-            </w:r>
-          </w:p>
-        </w:tc>
-        <w:tc>
-          <w:tcPr>
-            <w:tcW w:type="dxa" w:w="2016"/>
-            <w:vAlign w:val="center"/>
-            <w:tcMar>
-              <w:top w:w="60" w:type="dxa"/>
-              <w:start w:w="80" w:type="dxa"/>
-              <w:bottom w:w="60" w:type="dxa"/>
-              <w:end w:w="80" w:type="dxa"/>
-            </w:tcMar>
-            <w:shd w:fill="FFFFFF"/>
-          </w:tcPr>
-          <w:p>
-            <w:pPr>
-              <w:spacing w:after="0" w:before="0"/>
-            </w:pPr>
-            <w:r>
-              <w:rPr>
-                <w:b w:val="0"/>
-                <w:color w:val="1F2937"/>
-                <w:sz w:val="15"/>
-              </w:rPr>
-              <w:t>Add low-latency live interpretation</w:t>
-            </w:r>
-          </w:p>
-        </w:tc>
-        <w:tc>
-          <w:tcPr>
-            <w:tcW w:type="dxa" w:w="2016"/>
-            <w:vAlign w:val="center"/>
-            <w:tcMar>
-              <w:top w:w="60" w:type="dxa"/>
-              <w:start w:w="80" w:type="dxa"/>
-              <w:bottom w:w="60" w:type="dxa"/>
-              <w:end w:w="80" w:type="dxa"/>
-            </w:tcMar>
-            <w:shd w:fill="FFFFFF"/>
-          </w:tcPr>
-          <w:p>
-            <w:pPr>
-              <w:spacing w:after="0" w:before="0"/>
-            </w:pPr>
-            <w:r>
-              <w:rPr>
-                <w:b w:val="0"/>
-                <w:color w:val="1F2937"/>
-                <w:sz w:val="15"/>
-              </w:rPr>
-              <w:t>Ephemeral sessions, WebRTC, realtime provider, QoE metrics</w:t>
-            </w:r>
-          </w:p>
-        </w:tc>
-        <w:tc>
-          <w:tcPr>
-            <w:tcW w:type="dxa" w:w="2016"/>
-            <w:vAlign w:val="center"/>
-            <w:tcMar>
-              <w:top w:w="60" w:type="dxa"/>
-              <w:start w:w="80" w:type="dxa"/>
-              <w:bottom w:w="60" w:type="dxa"/>
-              <w:end w:w="80" w:type="dxa"/>
-            </w:tcMar>
-            <w:shd w:fill="FFFFFF"/>
-          </w:tcPr>
-          <w:p>
-            <w:pPr>
-              <w:spacing w:after="0" w:before="0"/>
-            </w:pPr>
-            <w:r>
-              <w:rPr>
-                <w:b w:val="0"/>
-                <w:color w:val="1F2937"/>
-                <w:sz w:val="15"/>
-              </w:rPr>
-              <w:t>Live translated text/audio with measured baseline</w:t>
-            </w:r>
-          </w:p>
-        </w:tc>
-      </w:tr>
-      <w:tr>
-        <w:trPr>
-          <w:cantSplit/>
-        </w:trPr>
-        <w:tc>
-          <w:tcPr>
-            <w:tcW w:type="dxa" w:w="2016"/>
-            <w:shd w:fill="EEF2F6"/>
-            <w:vAlign w:val="center"/>
-            <w:tcMar>
-              <w:top w:w="60" w:type="dxa"/>
-              <w:start w:w="80" w:type="dxa"/>
-              <w:bottom w:w="60" w:type="dxa"/>
-              <w:end w:w="80" w:type="dxa"/>
-            </w:tcMar>
-          </w:tcPr>
-          <w:p>
-            <w:pPr>
-              <w:spacing w:after="0" w:before="0"/>
-            </w:pPr>
-            <w:r>
-              <w:rPr>
-                <w:b w:val="0"/>
-                <w:color w:val="1F2937"/>
-                <w:sz w:val="15"/>
-              </w:rPr>
-              <w:t>5 · Realtime Enhanced</w:t>
-            </w:r>
-          </w:p>
-        </w:tc>
-        <w:tc>
-          <w:tcPr>
-            <w:tcW w:type="dxa" w:w="2016"/>
-            <w:shd w:fill="EEF2F6"/>
-            <w:vAlign w:val="center"/>
-            <w:tcMar>
-              <w:top w:w="60" w:type="dxa"/>
-              <w:start w:w="80" w:type="dxa"/>
-              <w:bottom w:w="60" w:type="dxa"/>
-              <w:end w:w="80" w:type="dxa"/>
-            </w:tcMar>
-          </w:tcPr>
-          <w:p>
-            <w:pPr>
-              <w:spacing w:after="0" w:before="0"/>
-            </w:pPr>
-            <w:r>
-              <w:rPr>
-                <w:b w:val="0"/>
-                <w:color w:val="1F2937"/>
-                <w:sz w:val="15"/>
-              </w:rPr>
-              <w:t>Current</w:t>
-            </w:r>
-          </w:p>
-        </w:tc>
-        <w:tc>
-          <w:tcPr>
-            <w:tcW w:type="dxa" w:w="2016"/>
-            <w:shd w:fill="EEF2F6"/>
-            <w:vAlign w:val="center"/>
-            <w:tcMar>
-              <w:top w:w="60" w:type="dxa"/>
-              <w:start w:w="80" w:type="dxa"/>
-              <w:bottom w:w="60" w:type="dxa"/>
-              <w:end w:w="80" w:type="dxa"/>
-            </w:tcMar>
-          </w:tcPr>
-          <w:p>
-            <w:pPr>
-              <w:spacing w:after="0" w:before="0"/>
-            </w:pPr>
-            <w:r>
-              <w:rPr>
-                <w:b w:val="0"/>
-                <w:color w:val="1F2937"/>
-                <w:sz w:val="15"/>
-              </w:rPr>
-              <w:t>Add controllable streaming interpretation</w:t>
-            </w:r>
-          </w:p>
-        </w:tc>
-        <w:tc>
-          <w:tcPr>
-            <w:tcW w:type="dxa" w:w="2016"/>
-            <w:shd w:fill="EEF2F6"/>
-            <w:vAlign w:val="center"/>
-            <w:tcMar>
-              <w:top w:w="60" w:type="dxa"/>
-              <w:start w:w="80" w:type="dxa"/>
-              <w:bottom w:w="60" w:type="dxa"/>
-              <w:end w:w="80" w:type="dxa"/>
-            </w:tcMar>
-          </w:tcPr>
-          <w:p>
-            <w:pPr>
-              <w:spacing w:after="0" w:before="0"/>
-            </w:pPr>
-            <w:r>
-              <w:rPr>
-                <w:b w:val="0"/>
-                <w:color w:val="1F2937"/>
-                <w:sz w:val="15"/>
-              </w:rPr>
-              <w:t>Streaming STT, final transcript authority, rolling context, terminology, streaming translation/TTS</w:t>
-            </w:r>
-          </w:p>
-        </w:tc>
-        <w:tc>
-          <w:tcPr>
-            <w:tcW w:type="dxa" w:w="2016"/>
-            <w:shd w:fill="EEF2F6"/>
-            <w:vAlign w:val="center"/>
-            <w:tcMar>
-              <w:top w:w="60" w:type="dxa"/>
-              <w:start w:w="80" w:type="dxa"/>
-              <w:bottom w:w="60" w:type="dxa"/>
-              <w:end w:w="80" w:type="dxa"/>
-            </w:tcMar>
-          </w:tcPr>
-          <w:p>
-            <w:pPr>
-              <w:spacing w:after="0" w:before="0"/>
-            </w:pPr>
-            <w:r>
-              <w:rPr>
-                <w:b w:val="0"/>
-                <w:color w:val="1F2937"/>
-                <w:sz w:val="15"/>
-              </w:rPr>
-              <w:t>Source-visible contextual streaming with measured warm-path latency</w:t>
+              <w:t>Reliability</w:t>
             </w:r>
           </w:p>
         </w:tc>
@@ -5473,236 +3490,51 @@
           <w:tcPr>
             <w:tcW w:type="dxa" w:w="2016"/>
             <w:vAlign w:val="center"/>
+            <w:shd w:fill="F3F6F9"/>
             <w:tcMar>
-              <w:top w:w="60" w:type="dxa"/>
-              <w:start w:w="80" w:type="dxa"/>
-              <w:bottom w:w="60" w:type="dxa"/>
-              <w:end w:w="80" w:type="dxa"/>
+              <w:top w:w="80" w:type="dxa"/>
+              <w:bottom w:w="80" w:type="dxa"/>
+              <w:left w:w="80" w:type="dxa"/>
+              <w:right w:w="80" w:type="dxa"/>
             </w:tcMar>
-            <w:shd w:fill="FFFFFF"/>
           </w:tcPr>
           <w:p>
             <w:pPr>
-              <w:spacing w:after="0" w:before="0"/>
+              <w:spacing w:after="60" w:line="240" w:lineRule="auto"/>
             </w:pPr>
             <w:r>
               <w:rPr>
                 <w:b w:val="0"/>
-                <w:color w:val="1F2937"/>
-                <w:sz w:val="15"/>
+                <w:color w:val="273444"/>
+                <w:sz w:val="18"/>
               </w:rPr>
-              <w:t>6 · Product</w:t>
+              <w:t>v0.4.0</w:t>
             </w:r>
           </w:p>
         </w:tc>
         <w:tc>
           <w:tcPr>
-            <w:tcW w:type="dxa" w:w="2016"/>
+            <w:tcW w:type="dxa" w:w="8064"/>
             <w:vAlign w:val="center"/>
+            <w:shd w:fill="F3F6F9"/>
             <w:tcMar>
-              <w:top w:w="60" w:type="dxa"/>
-              <w:start w:w="80" w:type="dxa"/>
-              <w:bottom w:w="60" w:type="dxa"/>
-              <w:end w:w="80" w:type="dxa"/>
+              <w:top w:w="80" w:type="dxa"/>
+              <w:bottom w:w="80" w:type="dxa"/>
+              <w:left w:w="80" w:type="dxa"/>
+              <w:right w:w="80" w:type="dxa"/>
             </w:tcMar>
-            <w:shd w:fill="FFFFFF"/>
           </w:tcPr>
           <w:p>
             <w:pPr>
-              <w:spacing w:after="0" w:before="0"/>
+              <w:spacing w:after="60" w:line="240" w:lineRule="auto"/>
             </w:pPr>
             <w:r>
               <w:rPr>
                 <w:b w:val="0"/>
-                <w:color w:val="1F2937"/>
-                <w:sz w:val="15"/>
+                <w:color w:val="273444"/>
+                <w:sz w:val="18"/>
               </w:rPr>
-              <w:t>Next</w:t>
-            </w:r>
-          </w:p>
-        </w:tc>
-        <w:tc>
-          <w:tcPr>
-            <w:tcW w:type="dxa" w:w="2016"/>
-            <w:vAlign w:val="center"/>
-            <w:tcMar>
-              <w:top w:w="60" w:type="dxa"/>
-              <w:start w:w="80" w:type="dxa"/>
-              <w:bottom w:w="60" w:type="dxa"/>
-              <w:end w:w="80" w:type="dxa"/>
-            </w:tcMar>
-            <w:shd w:fill="FFFFFF"/>
-          </w:tcPr>
-          <w:p>
-            <w:pPr>
-              <w:spacing w:after="0" w:before="0"/>
-            </w:pPr>
-            <w:r>
-              <w:rPr>
-                <w:b w:val="0"/>
-                <w:color w:val="1F2937"/>
-                <w:sz w:val="15"/>
-              </w:rPr>
-              <w:t>Prepare sustainable deployment</w:t>
-            </w:r>
-          </w:p>
-        </w:tc>
-        <w:tc>
-          <w:tcPr>
-            <w:tcW w:type="dxa" w:w="2016"/>
-            <w:vAlign w:val="center"/>
-            <w:tcMar>
-              <w:top w:w="60" w:type="dxa"/>
-              <w:start w:w="80" w:type="dxa"/>
-              <w:bottom w:w="60" w:type="dxa"/>
-              <w:end w:w="80" w:type="dxa"/>
-            </w:tcMar>
-            <w:shd w:fill="FFFFFF"/>
-          </w:tcPr>
-          <w:p>
-            <w:pPr>
-              <w:spacing w:after="0" w:before="0"/>
-            </w:pPr>
-            <w:r>
-              <w:rPr>
-                <w:b w:val="0"/>
-                <w:color w:val="1F2937"/>
-                <w:sz w:val="15"/>
-              </w:rPr>
-              <w:t>Persistent sessions, security/privacy, CI/CD, packaging, production observability</w:t>
-            </w:r>
-          </w:p>
-        </w:tc>
-        <w:tc>
-          <w:tcPr>
-            <w:tcW w:type="dxa" w:w="2016"/>
-            <w:vAlign w:val="center"/>
-            <w:tcMar>
-              <w:top w:w="60" w:type="dxa"/>
-              <w:start w:w="80" w:type="dxa"/>
-              <w:bottom w:w="60" w:type="dxa"/>
-              <w:end w:w="80" w:type="dxa"/>
-            </w:tcMar>
-            <w:shd w:fill="FFFFFF"/>
-          </w:tcPr>
-          <w:p>
-            <w:pPr>
-              <w:spacing w:after="0" w:before="0"/>
-            </w:pPr>
-            <w:r>
-              <w:rPr>
-                <w:b w:val="0"/>
-                <w:color w:val="1F2937"/>
-                <w:sz w:val="15"/>
-              </w:rPr>
-              <w:t>Deployable and governed version</w:t>
-            </w:r>
-          </w:p>
-        </w:tc>
-      </w:tr>
-    </w:tbl>
-    <w:p>
-      <w:pPr>
-        <w:pStyle w:val="Heading2"/>
-        <w:keepNext/>
-      </w:pPr>
-      <w:r>
-        <w:t>14. Git release map</w:t>
-      </w:r>
-    </w:p>
-    <w:tbl>
-      <w:tblPr>
-        <w:tblStyle w:val="TableGrid"/>
-        <w:tblW w:type="auto" w:w="0"/>
-        <w:jc w:val="center"/>
-        <w:tblLayout w:type="autofit"/>
-        <w:tblLook w:firstColumn="1" w:firstRow="1" w:lastColumn="0" w:lastRow="0" w:noHBand="0" w:noVBand="1" w:val="04A0"/>
-      </w:tblPr>
-      <w:tblGrid>
-        <w:gridCol w:w="3360"/>
-        <w:gridCol w:w="3360"/>
-        <w:gridCol w:w="3360"/>
-      </w:tblGrid>
-      <w:tr>
-        <w:trPr>
-          <w:tblHeader w:val="true"/>
-          <w:cantSplit/>
-        </w:trPr>
-        <w:tc>
-          <w:tcPr>
-            <w:tcW w:type="dxa" w:w="1800"/>
-            <w:shd w:fill="234461"/>
-            <w:vAlign w:val="center"/>
-            <w:tcMar>
-              <w:top w:w="60" w:type="dxa"/>
-              <w:start w:w="80" w:type="dxa"/>
-              <w:bottom w:w="60" w:type="dxa"/>
-              <w:end w:w="80" w:type="dxa"/>
-            </w:tcMar>
-          </w:tcPr>
-          <w:p>
-            <w:pPr>
-              <w:spacing w:after="0" w:before="0"/>
-            </w:pPr>
-            <w:r>
-              <w:rPr>
-                <w:b/>
-                <w:color w:val="FFFFFF"/>
-                <w:sz w:val="16"/>
-              </w:rPr>
-              <w:t>Git tag</w:t>
-            </w:r>
-          </w:p>
-        </w:tc>
-        <w:tc>
-          <w:tcPr>
-            <w:tcW w:type="dxa" w:w="4896"/>
-            <w:shd w:fill="234461"/>
-            <w:vAlign w:val="center"/>
-            <w:tcMar>
-              <w:top w:w="60" w:type="dxa"/>
-              <w:start w:w="80" w:type="dxa"/>
-              <w:bottom w:w="60" w:type="dxa"/>
-              <w:end w:w="80" w:type="dxa"/>
-            </w:tcMar>
-          </w:tcPr>
-          <w:p>
-            <w:pPr>
-              <w:spacing w:after="0" w:before="0"/>
-            </w:pPr>
-            <w:r>
-              <w:rPr>
-                <w:b/>
-                <w:color w:val="FFFFFF"/>
-                <w:sz w:val="16"/>
-              </w:rPr>
-              <w:t>Milestone</w:t>
-            </w:r>
-          </w:p>
-        </w:tc>
-        <w:tc>
-          <w:tcPr>
-            <w:tcW w:type="dxa" w:w="2304"/>
-            <w:shd w:fill="234461"/>
-            <w:vAlign w:val="center"/>
-            <w:tcMar>
-              <w:top w:w="60" w:type="dxa"/>
-              <w:start w:w="80" w:type="dxa"/>
-              <w:bottom w:w="60" w:type="dxa"/>
-              <w:end w:w="80" w:type="dxa"/>
-            </w:tcMar>
-          </w:tcPr>
-          <w:p>
-            <w:pPr>
-              <w:spacing w:after="0" w:before="0"/>
-            </w:pPr>
-            <w:r>
-              <w:rPr>
-                <w:b/>
-                <w:color w:val="FFFFFF"/>
-                <w:sz w:val="16"/>
-              </w:rPr>
-              <w:t>Status</w:t>
+              <w:t>Framework Next</w:t>
             </w:r>
           </w:p>
         </w:tc>
@@ -5713,76 +3545,53 @@
         </w:trPr>
         <w:tc>
           <w:tcPr>
-            <w:tcW w:type="dxa" w:w="3360"/>
+            <w:tcW w:type="dxa" w:w="2016"/>
             <w:vAlign w:val="center"/>
+            <w:shd w:fill="FFFFFF"/>
             <w:tcMar>
-              <w:top w:w="60" w:type="dxa"/>
-              <w:start w:w="80" w:type="dxa"/>
-              <w:bottom w:w="60" w:type="dxa"/>
-              <w:end w:w="80" w:type="dxa"/>
+              <w:top w:w="80" w:type="dxa"/>
+              <w:bottom w:w="80" w:type="dxa"/>
+              <w:left w:w="80" w:type="dxa"/>
+              <w:right w:w="80" w:type="dxa"/>
             </w:tcMar>
-            <w:shd w:fill="FFFFFF"/>
           </w:tcPr>
           <w:p>
             <w:pPr>
-              <w:spacing w:after="0" w:before="0"/>
+              <w:spacing w:after="60" w:line="240" w:lineRule="auto"/>
             </w:pPr>
             <w:r>
               <w:rPr>
-                <w:color w:val="1F2937"/>
-                <w:sz w:val="16"/>
+                <w:b w:val="0"/>
+                <w:color w:val="273444"/>
+                <w:sz w:val="18"/>
               </w:rPr>
-              <w:t>v0.1.0</w:t>
+              <w:t>v0.4.1</w:t>
             </w:r>
           </w:p>
         </w:tc>
         <w:tc>
           <w:tcPr>
-            <w:tcW w:type="dxa" w:w="3360"/>
+            <w:tcW w:type="dxa" w:w="8064"/>
             <w:vAlign w:val="center"/>
+            <w:shd w:fill="FFFFFF"/>
             <w:tcMar>
-              <w:top w:w="60" w:type="dxa"/>
-              <w:start w:w="80" w:type="dxa"/>
-              <w:bottom w:w="60" w:type="dxa"/>
-              <w:end w:w="80" w:type="dxa"/>
+              <w:top w:w="80" w:type="dxa"/>
+              <w:bottom w:w="80" w:type="dxa"/>
+              <w:left w:w="80" w:type="dxa"/>
+              <w:right w:w="80" w:type="dxa"/>
             </w:tcMar>
-            <w:shd w:fill="FFFFFF"/>
           </w:tcPr>
           <w:p>
             <w:pPr>
-              <w:spacing w:after="0" w:before="0"/>
+              <w:spacing w:after="60" w:line="240" w:lineRule="auto"/>
             </w:pPr>
             <w:r>
               <w:rPr>
-                <w:color w:val="1F2937"/>
-                <w:sz w:val="16"/>
+                <w:b w:val="0"/>
+                <w:color w:val="273444"/>
+                <w:sz w:val="18"/>
               </w:rPr>
-              <w:t>Prototype</w:t>
-            </w:r>
-          </w:p>
-        </w:tc>
-        <w:tc>
-          <w:tcPr>
-            <w:tcW w:type="dxa" w:w="3360"/>
-            <w:vAlign w:val="center"/>
-            <w:tcMar>
-              <w:top w:w="60" w:type="dxa"/>
-              <w:start w:w="80" w:type="dxa"/>
-              <w:bottom w:w="60" w:type="dxa"/>
-              <w:end w:w="80" w:type="dxa"/>
-            </w:tcMar>
-            <w:shd w:fill="FFFFFF"/>
-          </w:tcPr>
-          <w:p>
-            <w:pPr>
-              <w:spacing w:after="0" w:before="0"/>
-            </w:pPr>
-            <w:r>
-              <w:rPr>
-                <w:color w:val="1F2937"/>
-                <w:sz w:val="16"/>
-              </w:rPr>
-              <w:t>Released</w:t>
+              <w:t>Realtime Translation and Voice Configuration</w:t>
             </w:r>
           </w:p>
         </w:tc>
@@ -5793,76 +3602,53 @@
         </w:trPr>
         <w:tc>
           <w:tcPr>
-            <w:tcW w:type="dxa" w:w="3360"/>
-            <w:shd w:fill="EEF2F6"/>
+            <w:tcW w:type="dxa" w:w="2016"/>
             <w:vAlign w:val="center"/>
+            <w:shd w:fill="F3F6F9"/>
             <w:tcMar>
-              <w:top w:w="60" w:type="dxa"/>
-              <w:start w:w="80" w:type="dxa"/>
-              <w:bottom w:w="60" w:type="dxa"/>
-              <w:end w:w="80" w:type="dxa"/>
+              <w:top w:w="80" w:type="dxa"/>
+              <w:bottom w:w="80" w:type="dxa"/>
+              <w:left w:w="80" w:type="dxa"/>
+              <w:right w:w="80" w:type="dxa"/>
             </w:tcMar>
           </w:tcPr>
           <w:p>
             <w:pPr>
-              <w:spacing w:after="0" w:before="0"/>
+              <w:spacing w:after="60" w:line="240" w:lineRule="auto"/>
             </w:pPr>
             <w:r>
               <w:rPr>
-                <w:color w:val="1F2937"/>
-                <w:sz w:val="16"/>
+                <w:b w:val="0"/>
+                <w:color w:val="273444"/>
+                <w:sz w:val="18"/>
               </w:rPr>
-              <w:t>v0.2.0</w:t>
+              <w:t>v0.4.2</w:t>
             </w:r>
           </w:p>
         </w:tc>
         <w:tc>
           <w:tcPr>
-            <w:tcW w:type="dxa" w:w="3360"/>
-            <w:shd w:fill="EEF2F6"/>
+            <w:tcW w:type="dxa" w:w="8064"/>
             <w:vAlign w:val="center"/>
+            <w:shd w:fill="F3F6F9"/>
             <w:tcMar>
-              <w:top w:w="60" w:type="dxa"/>
-              <w:start w:w="80" w:type="dxa"/>
-              <w:bottom w:w="60" w:type="dxa"/>
-              <w:end w:w="80" w:type="dxa"/>
+              <w:top w:w="80" w:type="dxa"/>
+              <w:bottom w:w="80" w:type="dxa"/>
+              <w:left w:w="80" w:type="dxa"/>
+              <w:right w:w="80" w:type="dxa"/>
             </w:tcMar>
           </w:tcPr>
           <w:p>
             <w:pPr>
-              <w:spacing w:after="0" w:before="0"/>
+              <w:spacing w:after="60" w:line="240" w:lineRule="auto"/>
             </w:pPr>
             <w:r>
               <w:rPr>
-                <w:color w:val="1F2937"/>
-                <w:sz w:val="16"/>
+                <w:b w:val="0"/>
+                <w:color w:val="273444"/>
+                <w:sz w:val="18"/>
               </w:rPr>
-              <w:t>Agent Orchestration</w:t>
-            </w:r>
-          </w:p>
-        </w:tc>
-        <w:tc>
-          <w:tcPr>
-            <w:tcW w:type="dxa" w:w="3360"/>
-            <w:shd w:fill="EEF2F6"/>
-            <w:vAlign w:val="center"/>
-            <w:tcMar>
-              <w:top w:w="60" w:type="dxa"/>
-              <w:start w:w="80" w:type="dxa"/>
-              <w:bottom w:w="60" w:type="dxa"/>
-              <w:end w:w="80" w:type="dxa"/>
-            </w:tcMar>
-          </w:tcPr>
-          <w:p>
-            <w:pPr>
-              <w:spacing w:after="0" w:before="0"/>
-            </w:pPr>
-            <w:r>
-              <w:rPr>
-                <w:color w:val="1F2937"/>
-                <w:sz w:val="16"/>
-              </w:rPr>
-              <w:t>Released</w:t>
+              <w:t>Realtime Enhanced Streaming</w:t>
             </w:r>
           </w:p>
         </w:tc>
@@ -5873,76 +3659,53 @@
         </w:trPr>
         <w:tc>
           <w:tcPr>
-            <w:tcW w:type="dxa" w:w="3360"/>
+            <w:tcW w:type="dxa" w:w="2016"/>
             <w:vAlign w:val="center"/>
+            <w:shd w:fill="FFFFFF"/>
             <w:tcMar>
-              <w:top w:w="60" w:type="dxa"/>
-              <w:start w:w="80" w:type="dxa"/>
-              <w:bottom w:w="60" w:type="dxa"/>
-              <w:end w:w="80" w:type="dxa"/>
+              <w:top w:w="80" w:type="dxa"/>
+              <w:bottom w:w="80" w:type="dxa"/>
+              <w:left w:w="80" w:type="dxa"/>
+              <w:right w:w="80" w:type="dxa"/>
             </w:tcMar>
-            <w:shd w:fill="FFFFFF"/>
           </w:tcPr>
           <w:p>
             <w:pPr>
-              <w:spacing w:after="0" w:before="0"/>
+              <w:spacing w:after="60" w:line="240" w:lineRule="auto"/>
             </w:pPr>
             <w:r>
               <w:rPr>
-                <w:color w:val="1F2937"/>
-                <w:sz w:val="16"/>
+                <w:b w:val="0"/>
+                <w:color w:val="273444"/>
+                <w:sz w:val="18"/>
               </w:rPr>
-              <w:t>v0.3.0</w:t>
+              <w:t>v0.4.3</w:t>
             </w:r>
           </w:p>
         </w:tc>
         <w:tc>
           <w:tcPr>
-            <w:tcW w:type="dxa" w:w="3360"/>
+            <w:tcW w:type="dxa" w:w="8064"/>
             <w:vAlign w:val="center"/>
+            <w:shd w:fill="FFFFFF"/>
             <w:tcMar>
-              <w:top w:w="60" w:type="dxa"/>
-              <w:start w:w="80" w:type="dxa"/>
-              <w:bottom w:w="60" w:type="dxa"/>
-              <w:end w:w="80" w:type="dxa"/>
+              <w:top w:w="80" w:type="dxa"/>
+              <w:bottom w:w="80" w:type="dxa"/>
+              <w:left w:w="80" w:type="dxa"/>
+              <w:right w:w="80" w:type="dxa"/>
             </w:tcMar>
-            <w:shd w:fill="FFFFFF"/>
           </w:tcPr>
           <w:p>
             <w:pPr>
-              <w:spacing w:after="0" w:before="0"/>
+              <w:spacing w:after="60" w:line="240" w:lineRule="auto"/>
             </w:pPr>
             <w:r>
               <w:rPr>
-                <w:color w:val="1F2937"/>
-                <w:sz w:val="16"/>
+                <w:b w:val="0"/>
+                <w:color w:val="273444"/>
+                <w:sz w:val="18"/>
               </w:rPr>
-              <w:t>Reliability</w:t>
-            </w:r>
-          </w:p>
-        </w:tc>
-        <w:tc>
-          <w:tcPr>
-            <w:tcW w:type="dxa" w:w="3360"/>
-            <w:vAlign w:val="center"/>
-            <w:tcMar>
-              <w:top w:w="60" w:type="dxa"/>
-              <w:start w:w="80" w:type="dxa"/>
-              <w:bottom w:w="60" w:type="dxa"/>
-              <w:end w:w="80" w:type="dxa"/>
-            </w:tcMar>
-            <w:shd w:fill="FFFFFF"/>
-          </w:tcPr>
-          <w:p>
-            <w:pPr>
-              <w:spacing w:after="0" w:before="0"/>
-            </w:pPr>
-            <w:r>
-              <w:rPr>
-                <w:color w:val="1F2937"/>
-                <w:sz w:val="16"/>
-              </w:rPr>
-              <w:t>Released</w:t>
+              <w:t>Universal Audio Output and Conferencing Bridge</w:t>
             </w:r>
           </w:p>
         </w:tc>
@@ -5953,76 +3716,53 @@
         </w:trPr>
         <w:tc>
           <w:tcPr>
-            <w:tcW w:type="dxa" w:w="3360"/>
-            <w:shd w:fill="EEF2F6"/>
+            <w:tcW w:type="dxa" w:w="2016"/>
             <w:vAlign w:val="center"/>
+            <w:shd w:fill="F3F6F9"/>
             <w:tcMar>
-              <w:top w:w="60" w:type="dxa"/>
-              <w:start w:w="80" w:type="dxa"/>
-              <w:bottom w:w="60" w:type="dxa"/>
-              <w:end w:w="80" w:type="dxa"/>
+              <w:top w:w="80" w:type="dxa"/>
+              <w:bottom w:w="80" w:type="dxa"/>
+              <w:left w:w="80" w:type="dxa"/>
+              <w:right w:w="80" w:type="dxa"/>
             </w:tcMar>
           </w:tcPr>
           <w:p>
             <w:pPr>
-              <w:spacing w:after="0" w:before="0"/>
+              <w:spacing w:after="60" w:line="240" w:lineRule="auto"/>
             </w:pPr>
             <w:r>
               <w:rPr>
-                <w:color w:val="1F2937"/>
-                <w:sz w:val="16"/>
+                <w:b w:val="0"/>
+                <w:color w:val="273444"/>
+                <w:sz w:val="18"/>
               </w:rPr>
-              <w:t>v0.4.0</w:t>
+              <w:t>v0.4.4</w:t>
             </w:r>
           </w:p>
         </w:tc>
         <w:tc>
           <w:tcPr>
-            <w:tcW w:type="dxa" w:w="3360"/>
-            <w:shd w:fill="EEF2F6"/>
+            <w:tcW w:type="dxa" w:w="8064"/>
             <w:vAlign w:val="center"/>
+            <w:shd w:fill="F3F6F9"/>
             <w:tcMar>
-              <w:top w:w="60" w:type="dxa"/>
-              <w:start w:w="80" w:type="dxa"/>
-              <w:bottom w:w="60" w:type="dxa"/>
-              <w:end w:w="80" w:type="dxa"/>
+              <w:top w:w="80" w:type="dxa"/>
+              <w:bottom w:w="80" w:type="dxa"/>
+              <w:left w:w="80" w:type="dxa"/>
+              <w:right w:w="80" w:type="dxa"/>
             </w:tcMar>
           </w:tcPr>
           <w:p>
             <w:pPr>
-              <w:spacing w:after="0" w:before="0"/>
+              <w:spacing w:after="60" w:line="240" w:lineRule="auto"/>
             </w:pPr>
             <w:r>
               <w:rPr>
-                <w:color w:val="1F2937"/>
-                <w:sz w:val="16"/>
+                <w:b w:val="0"/>
+                <w:color w:val="273444"/>
+                <w:sz w:val="18"/>
               </w:rPr>
-              <w:t>Framework Next</w:t>
-            </w:r>
-          </w:p>
-        </w:tc>
-        <w:tc>
-          <w:tcPr>
-            <w:tcW w:type="dxa" w:w="3360"/>
-            <w:shd w:fill="EEF2F6"/>
-            <w:vAlign w:val="center"/>
-            <w:tcMar>
-              <w:top w:w="60" w:type="dxa"/>
-              <w:start w:w="80" w:type="dxa"/>
-              <w:bottom w:w="60" w:type="dxa"/>
-              <w:end w:w="80" w:type="dxa"/>
-            </w:tcMar>
-          </w:tcPr>
-          <w:p>
-            <w:pPr>
-              <w:spacing w:after="0" w:before="0"/>
-            </w:pPr>
-            <w:r>
-              <w:rPr>
-                <w:color w:val="1F2937"/>
-                <w:sz w:val="16"/>
-              </w:rPr>
-              <w:t>Released</w:t>
+              <w:t>Conferencing Audio and Device Control</w:t>
             </w:r>
           </w:p>
         </w:tc>
@@ -6033,77 +3773,53 @@
         </w:trPr>
         <w:tc>
           <w:tcPr>
-            <w:tcW w:type="dxa" w:w="3360"/>
+            <w:tcW w:type="dxa" w:w="2016"/>
             <w:vAlign w:val="center"/>
+            <w:shd w:fill="FFFFFF"/>
             <w:tcMar>
-              <w:top w:w="60" w:type="dxa"/>
-              <w:start w:w="80" w:type="dxa"/>
-              <w:bottom w:w="60" w:type="dxa"/>
-              <w:end w:w="80" w:type="dxa"/>
+              <w:top w:w="80" w:type="dxa"/>
+              <w:bottom w:w="80" w:type="dxa"/>
+              <w:left w:w="80" w:type="dxa"/>
+              <w:right w:w="80" w:type="dxa"/>
             </w:tcMar>
-            <w:shd w:fill="FFFFFF"/>
           </w:tcPr>
           <w:p>
             <w:pPr>
-              <w:spacing w:after="0" w:before="0"/>
+              <w:spacing w:after="60" w:line="240" w:lineRule="auto"/>
             </w:pPr>
             <w:r>
               <w:rPr>
-                <w:color w:val="1F2937"/>
-                <w:sz w:val="16"/>
+                <w:b w:val="0"/>
+                <w:color w:val="273444"/>
+                <w:sz w:val="18"/>
               </w:rPr>
-              <w:t>v0.4.1</w:t>
+              <w:t>v0.5.0</w:t>
             </w:r>
           </w:p>
         </w:tc>
         <w:tc>
           <w:tcPr>
-            <w:tcW w:type="dxa" w:w="3360"/>
+            <w:tcW w:type="dxa" w:w="8064"/>
             <w:vAlign w:val="center"/>
+            <w:shd w:fill="FFFFFF"/>
             <w:tcMar>
-              <w:top w:w="60" w:type="dxa"/>
-              <w:start w:w="80" w:type="dxa"/>
-              <w:bottom w:w="60" w:type="dxa"/>
-              <w:end w:w="80" w:type="dxa"/>
+              <w:top w:w="80" w:type="dxa"/>
+              <w:bottom w:w="80" w:type="dxa"/>
+              <w:left w:w="80" w:type="dxa"/>
+              <w:right w:w="80" w:type="dxa"/>
             </w:tcMar>
-            <w:shd w:fill="FFFFFF"/>
           </w:tcPr>
           <w:p>
             <w:pPr>
-              <w:spacing w:after="0" w:before="0"/>
-            </w:pPr>
-            <w:r>
-              <w:rPr>
-                <w:color w:val="1F2937"/>
-                <w:sz w:val="16"/>
-              </w:rPr>
-              <w:t>Realtime Translation &amp; Voice Configuration</w:t>
-            </w:r>
-          </w:p>
-        </w:tc>
-        <w:tc>
-          <w:tcPr>
-            <w:tcW w:type="dxa" w:w="3360"/>
-            <w:vAlign w:val="center"/>
-            <w:tcMar>
-              <w:top w:w="60" w:type="dxa"/>
-              <w:start w:w="80" w:type="dxa"/>
-              <w:bottom w:w="60" w:type="dxa"/>
-              <w:end w:w="80" w:type="dxa"/>
-            </w:tcMar>
-            <w:shd w:fill="FFFFFF"/>
-          </w:tcPr>
-          <w:p>
-            <w:pPr>
-              <w:spacing w:after="0" w:before="0"/>
+              <w:spacing w:after="60" w:line="240" w:lineRule="auto"/>
             </w:pPr>
             <w:r>
               <w:rPr>
                 <w:b w:val="0"/>
-                <w:color w:val="1F2937"/>
-                <w:sz w:val="16"/>
+                <w:color w:val="273444"/>
+                <w:sz w:val="18"/>
               </w:rPr>
-              <w:t>Released</w:t>
+              <w:t>Product Readiness</w:t>
             </w:r>
           </w:p>
         </w:tc>
@@ -6114,186 +3830,25 @@
         </w:trPr>
         <w:tc>
           <w:tcPr>
-            <w:tcW w:type="dxa" w:w="3360"/>
-            <w:shd w:fill="EEF2F6"/>
+            <w:tcW w:type="dxa" w:w="2016"/>
             <w:vAlign w:val="center"/>
+            <w:shd w:fill="F3F6F9"/>
             <w:tcMar>
-              <w:top w:w="60" w:type="dxa"/>
-              <w:start w:w="80" w:type="dxa"/>
-              <w:bottom w:w="60" w:type="dxa"/>
-              <w:end w:w="80" w:type="dxa"/>
+              <w:top w:w="80" w:type="dxa"/>
+              <w:bottom w:w="80" w:type="dxa"/>
+              <w:left w:w="80" w:type="dxa"/>
+              <w:right w:w="80" w:type="dxa"/>
             </w:tcMar>
           </w:tcPr>
           <w:p>
             <w:pPr>
-              <w:spacing w:after="0" w:before="0"/>
-            </w:pPr>
-            <w:r>
-              <w:rPr>
-                <w:color w:val="1F2937"/>
-                <w:sz w:val="16"/>
-              </w:rPr>
-              <w:t>v0.4.2</w:t>
-            </w:r>
-          </w:p>
-        </w:tc>
-        <w:tc>
-          <w:tcPr>
-            <w:tcW w:type="dxa" w:w="3360"/>
-            <w:shd w:fill="EEF2F6"/>
-            <w:vAlign w:val="center"/>
-            <w:tcMar>
-              <w:top w:w="60" w:type="dxa"/>
-              <w:start w:w="80" w:type="dxa"/>
-              <w:bottom w:w="60" w:type="dxa"/>
-              <w:end w:w="80" w:type="dxa"/>
-            </w:tcMar>
-          </w:tcPr>
-          <w:p>
-            <w:pPr>
-              <w:spacing w:after="0" w:before="0"/>
-            </w:pPr>
-            <w:r>
-              <w:rPr>
-                <w:color w:val="1F2937"/>
-                <w:sz w:val="16"/>
-              </w:rPr>
-              <w:t>Realtime Enhanced Streaming</w:t>
-            </w:r>
-          </w:p>
-        </w:tc>
-        <w:tc>
-          <w:tcPr>
-            <w:tcW w:type="dxa" w:w="3360"/>
-            <w:shd w:fill="EEF2F6"/>
-            <w:vAlign w:val="center"/>
-            <w:tcMar>
-              <w:top w:w="60" w:type="dxa"/>
-              <w:start w:w="80" w:type="dxa"/>
-              <w:bottom w:w="60" w:type="dxa"/>
-              <w:end w:w="80" w:type="dxa"/>
-            </w:tcMar>
-          </w:tcPr>
-          <w:p>
-            <w:pPr>
-              <w:spacing w:after="0" w:before="0"/>
+              <w:spacing w:after="60" w:line="240" w:lineRule="auto"/>
             </w:pPr>
             <w:r>
               <w:rPr>
                 <w:b w:val="0"/>
-                <w:color w:val="1F2937"/>
-                <w:sz w:val="16"/>
-              </w:rPr>
-              <w:t>Current</w:t>
-            </w:r>
-          </w:p>
-        </w:tc>
-      </w:tr>
-      <w:tr>
-        <w:trPr>
-          <w:cantSplit/>
-        </w:trPr>
-        <w:tc>
-          <w:tcPr>
-            <w:tcW w:type="dxa" w:w="3360"/>
-            <w:vAlign w:val="center"/>
-            <w:tcMar>
-              <w:top w:w="60" w:type="dxa"/>
-              <w:start w:w="80" w:type="dxa"/>
-              <w:bottom w:w="60" w:type="dxa"/>
-              <w:end w:w="80" w:type="dxa"/>
-            </w:tcMar>
-            <w:shd w:fill="FFFFFF"/>
-          </w:tcPr>
-          <w:p>
-            <w:pPr>
-              <w:spacing w:after="0" w:before="0"/>
-            </w:pPr>
-            <w:r>
-              <w:rPr>
-                <w:color w:val="1F2937"/>
-                <w:sz w:val="16"/>
-              </w:rPr>
-              <w:t>v0.5.0</w:t>
-            </w:r>
-          </w:p>
-        </w:tc>
-        <w:tc>
-          <w:tcPr>
-            <w:tcW w:type="dxa" w:w="3360"/>
-            <w:vAlign w:val="center"/>
-            <w:tcMar>
-              <w:top w:w="60" w:type="dxa"/>
-              <w:start w:w="80" w:type="dxa"/>
-              <w:bottom w:w="60" w:type="dxa"/>
-              <w:end w:w="80" w:type="dxa"/>
-            </w:tcMar>
-            <w:shd w:fill="FFFFFF"/>
-          </w:tcPr>
-          <w:p>
-            <w:pPr>
-              <w:spacing w:after="0" w:before="0"/>
-            </w:pPr>
-            <w:r>
-              <w:rPr>
-                <w:color w:val="1F2937"/>
-                <w:sz w:val="16"/>
-              </w:rPr>
-              <w:t>Product Readiness</w:t>
-            </w:r>
-          </w:p>
-        </w:tc>
-        <w:tc>
-          <w:tcPr>
-            <w:tcW w:type="dxa" w:w="3360"/>
-            <w:vAlign w:val="center"/>
-            <w:tcMar>
-              <w:top w:w="60" w:type="dxa"/>
-              <w:start w:w="80" w:type="dxa"/>
-              <w:bottom w:w="60" w:type="dxa"/>
-              <w:end w:w="80" w:type="dxa"/>
-            </w:tcMar>
-            <w:shd w:fill="FFFFFF"/>
-          </w:tcPr>
-          <w:p>
-            <w:pPr>
-              <w:spacing w:after="0" w:before="0"/>
-            </w:pPr>
-            <w:r>
-              <w:rPr>
-                <w:b w:val="0"/>
-                <w:color w:val="1F2937"/>
-                <w:sz w:val="16"/>
-              </w:rPr>
-              <w:t>Next</w:t>
-            </w:r>
-          </w:p>
-        </w:tc>
-      </w:tr>
-      <w:tr>
-        <w:trPr>
-          <w:cantSplit/>
-        </w:trPr>
-        <w:tc>
-          <w:tcPr>
-            <w:tcW w:type="dxa" w:w="3360"/>
-            <w:shd w:fill="EEF2F6"/>
-            <w:vAlign w:val="center"/>
-            <w:tcMar>
-              <w:top w:w="60" w:type="dxa"/>
-              <w:start w:w="80" w:type="dxa"/>
-              <w:bottom w:w="60" w:type="dxa"/>
-              <w:end w:w="80" w:type="dxa"/>
-            </w:tcMar>
-          </w:tcPr>
-          <w:p>
-            <w:pPr>
-              <w:spacing w:after="0" w:before="0"/>
-            </w:pPr>
-            <w:r>
-              <w:rPr>
-                <w:color w:val="1F2937"/>
-                <w:sz w:val="16"/>
+                <w:color w:val="273444"/>
+                <w:sz w:val="18"/>
               </w:rPr>
               <w:t>v1.0.0</w:t>
             </w:r>
@@ -6301,56 +3856,37 @@
         </w:tc>
         <w:tc>
           <w:tcPr>
-            <w:tcW w:type="dxa" w:w="3360"/>
-            <w:shd w:fill="EEF2F6"/>
+            <w:tcW w:type="dxa" w:w="8064"/>
             <w:vAlign w:val="center"/>
+            <w:shd w:fill="F3F6F9"/>
             <w:tcMar>
-              <w:top w:w="60" w:type="dxa"/>
-              <w:start w:w="80" w:type="dxa"/>
-              <w:bottom w:w="60" w:type="dxa"/>
-              <w:end w:w="80" w:type="dxa"/>
+              <w:top w:w="80" w:type="dxa"/>
+              <w:bottom w:w="80" w:type="dxa"/>
+              <w:left w:w="80" w:type="dxa"/>
+              <w:right w:w="80" w:type="dxa"/>
             </w:tcMar>
           </w:tcPr>
           <w:p>
             <w:pPr>
-              <w:spacing w:after="0" w:before="0"/>
+              <w:spacing w:after="60" w:line="240" w:lineRule="auto"/>
             </w:pPr>
             <w:r>
               <w:rPr>
-                <w:color w:val="1F2937"/>
-                <w:sz w:val="16"/>
+                <w:b w:val="0"/>
+                <w:color w:val="273444"/>
+                <w:sz w:val="18"/>
               </w:rPr>
-              <w:t>Stable Framework</w:t>
-            </w:r>
-          </w:p>
-        </w:tc>
-        <w:tc>
-          <w:tcPr>
-            <w:tcW w:type="dxa" w:w="3360"/>
-            <w:shd w:fill="EEF2F6"/>
-            <w:vAlign w:val="center"/>
-            <w:tcMar>
-              <w:top w:w="60" w:type="dxa"/>
-              <w:start w:w="80" w:type="dxa"/>
-              <w:bottom w:w="60" w:type="dxa"/>
-              <w:end w:w="80" w:type="dxa"/>
-            </w:tcMar>
-          </w:tcPr>
-          <w:p>
-            <w:pPr>
-              <w:spacing w:after="0" w:before="0"/>
-            </w:pPr>
-            <w:r>
-              <w:rPr>
-                <w:color w:val="1F2937"/>
-                <w:sz w:val="16"/>
-              </w:rPr>
-              <w:t>Release target</w:t>
+              <w:t>Stable Framework Release</w:t>
             </w:r>
           </w:p>
         </w:tc>
       </w:tr>
     </w:tbl>
+    <w:p>
+      <w:pPr>
+        <w:spacing w:after="0"/>
+      </w:pPr>
+    </w:p>
     <w:p>
       <w:r>
         <w:br w:type="page"/>
@@ -6359,15 +3895,9 @@
     <w:p>
       <w:pPr>
         <w:pStyle w:val="Heading1"/>
-        <w:keepNext/>
       </w:pPr>
       <w:r>
-        <w:t>15. v0.4.2 definition of done</w:t>
-      </w:r>
-    </w:p>
-    <w:p>
-      <w:r>
-        <w:t>The v0.4.2 milestone is complete when Enhanced realtime streaming adds source visibility and contextual control without weakening the standard v0.4 framework or the v0.4.1 Direct baseline.</w:t>
+        <w:t>11. v0.4.2 definition of done</w:t>
       </w:r>
     </w:p>
     <w:p>
@@ -6375,7 +3905,7 @@
         <w:pStyle w:val="ListBullet"/>
       </w:pPr>
       <w:r>
-        <w:t>Standard agents, providers and pipelines continue to execute through the v0.4 registries and contracts without regression.</w:t>
+        <w:t>Enhanced adds explicit streaming transcription, translation and speech provider contracts. Partial transcript deltas feed the UI, while final STT text is authoritative for translation.</w:t>
       </w:r>
     </w:p>
     <w:p>
@@ -6383,7 +3913,7 @@
         <w:pStyle w:val="ListBullet"/>
       </w:pPr>
       <w:r>
-        <w:t>Realtime Direct remains independently available through RealtimeTranslationProvider and preserves its provider-native WebRTC path.</w:t>
+        <w:t>Terminology and the previous three final source segments are reference-only context. They are not translated again. Source language, STT prompt and keywords are configurable.</w:t>
       </w:r>
     </w:p>
     <w:p>
@@ -6391,7 +3921,7 @@
         <w:pStyle w:val="ListBullet"/>
       </w:pPr>
       <w:r>
-        <w:t>Realtime Enhanced exposes a session endpoint and WebSocket stream without routing long-lived streaming execution through AgentOrchestrator or SequentialPipeline.</w:t>
+        <w:t>SpeakableTextBuffer overlaps translation and TTS. PCM16 carry-byte continuity and a 20 ms jitter buffer preserve playback. The browser commits after an approximately 320 ms RMS silence window.</w:t>
       </w:r>
     </w:p>
     <w:p>
@@ -6399,7 +3929,7 @@
         <w:pStyle w:val="ListBullet"/>
       </w:pPr>
       <w:r>
-        <w:t>The final STT transcript is authoritative for translation; terminology and three prior final source segments provide reference-only contextual control.</w:t>
+        <w:t>Per-utterance metrics separate recognition, translation and audio. Detailed backend timings move to DEBUG; WebSocket disconnects terminate output without secondary send failures.</w:t>
       </w:r>
     </w:p>
     <w:p>
@@ -6407,7 +3937,7 @@
         <w:pStyle w:val="ListBullet"/>
       </w:pPr>
       <w:r>
-        <w:t>Streaming translation and TTS overlap through SpeakableTextBuffer so speech can begin before the complete translation is available.</w:t>
+        <w:t>Standard agents, provider selection and configured pipelines preserve the v0.4 extension boundaries and Context/Quality metadata.</w:t>
       </w:r>
     </w:p>
     <w:p>
@@ -6415,135 +3945,57 @@
         <w:pStyle w:val="ListBullet"/>
       </w:pPr>
       <w:r>
-        <w:t>PCM16 carry-byte continuity and a 20 ms browser jitter buffer prevent chunk-boundary corruption and smooth local playback.</w:t>
-      </w:r>
-    </w:p>
-    <w:p>
-      <w:pPr>
-        <w:pStyle w:val="ListBullet"/>
-      </w:pPr>
-      <w:r>
-        <w:t>A local ~320 ms VAD silence window drives utterance commit, while per-utterance metrics separate STT, translation and audio latency.</w:t>
-      </w:r>
-    </w:p>
-    <w:p>
-      <w:pPr>
-        <w:pStyle w:val="ListBullet"/>
-      </w:pPr>
-      <w:r>
-        <w:t>Browser logging is quiet by default, detailed backend timing moves to DEBUG, and WebSocket disconnects terminate output cleanly.</w:t>
-      </w:r>
-    </w:p>
-    <w:p>
-      <w:pPr>
-        <w:pStyle w:val="ListBullet"/>
-      </w:pPr>
-      <w:r>
-        <w:t>The full backend regression suite passes: 216 tests, including dedicated coverage for final-transcript precedence, rolling context and reset behavior.</w:t>
-      </w:r>
-    </w:p>
-    <w:p>
-      <w:pPr>
-        <w:spacing w:after="100"/>
-      </w:pPr>
-      <w:r>
-        <w:rPr>
-          <w:b/>
-          <w:color w:val="0F766E"/>
-          <w:sz w:val="19"/>
-        </w:rPr>
-        <w:t xml:space="preserve">FRAMEWORK PRINCIPLE  </w:t>
-      </w:r>
-      <w:r>
-        <w:rPr>
-          <w:color w:val="1F2937"/>
-          <w:sz w:val="19"/>
-        </w:rPr>
-        <w:t>Add an agent, provider, pipeline or realtime streaming capability without changing the API or orchestration core.</w:t>
-      </w:r>
-    </w:p>
-    <w:p>
-      <w:pPr>
-        <w:pStyle w:val="Heading2"/>
-        <w:keepNext/>
-      </w:pPr>
-      <w:r>
-        <w:t>16. Product Readiness — v0.5.0</w:t>
-      </w:r>
-    </w:p>
-    <w:p>
-      <w:r>
-        <w:t>After Realtime Enhanced, v0.5 should make the framework deployable, governable and maintainable in long-running environments while preserving the execution-mode boundaries established in v0.4.x.</w:t>
-      </w:r>
-    </w:p>
-    <w:p>
-      <w:pPr>
-        <w:pStyle w:val="ListBullet"/>
-      </w:pPr>
-      <w:r>
-        <w:t>Persist sessions and selected conversation state behind explicit retention rules.</w:t>
-      </w:r>
-    </w:p>
-    <w:p>
-      <w:pPr>
-        <w:pStyle w:val="ListBullet"/>
-      </w:pPr>
-      <w:r>
-        <w:t>Add authentication, authorization and security boundaries suitable for public or shared deployments.</w:t>
-      </w:r>
-    </w:p>
-    <w:p>
-      <w:pPr>
-        <w:pStyle w:val="ListBullet"/>
-      </w:pPr>
-      <w:r>
-        <w:t>Package configuration and provider credentials for repeatable environments.</w:t>
-      </w:r>
-    </w:p>
-    <w:p>
-      <w:pPr>
-        <w:pStyle w:val="ListBullet"/>
-      </w:pPr>
-      <w:r>
-        <w:t>Add CI/CD quality gates, release automation and reproducible packaging.</w:t>
-      </w:r>
-    </w:p>
-    <w:p>
-      <w:pPr>
-        <w:pStyle w:val="ListBullet"/>
-      </w:pPr>
-      <w:r>
-        <w:t>Extend production observability with operational dashboards, alerts and service-level signals.</w:t>
-      </w:r>
-    </w:p>
-    <w:p>
-      <w:pPr>
-        <w:pStyle w:val="ListBullet"/>
-      </w:pPr>
-      <w:r>
-        <w:t>Document privacy, data lifecycle and provider-specific operational responsibilities.</w:t>
-      </w:r>
-    </w:p>
-    <w:p>
-      <w:r>
-        <w:t>PRODUCT EXIT CRITERION  A deployable and governed v0.5 package can run with persistent state, security controls, automated delivery and production-grade observability without weakening the v0.4.x extension contracts.</w:t>
+        <w:t>Dedicated live sessions remain independent from standard orchestration; stop/error cleanup and normalized failures stay observable.</w:t>
       </w:r>
     </w:p>
     <w:p>
       <w:r>
         <w:rPr>
           <w:b/>
-          <w:color w:val="0F766E"/>
-          <w:sz w:val="19"/>
+          <w:color w:val="07847E"/>
         </w:rPr>
-        <w:t xml:space="preserve">OUT OF SCOPE FOR V0.4.2  </w:t>
+        <w:t xml:space="preserve">VALIDATION RECORD  </w:t>
       </w:r>
       <w:r>
+        <w:t>Historical full backend regression: 216 tests passed, including final-transcript precedence, rolling context and reset coverage.</w:t>
+      </w:r>
+    </w:p>
+    <w:p>
+      <w:pPr>
+        <w:pStyle w:val="Heading2"/>
+      </w:pPr>
+      <w:r>
+        <w:t>12. Recommended next slice</w:t>
+      </w:r>
+    </w:p>
+    <w:p>
+      <w:r>
+        <w:t>Product Readiness remains next. Virtual audio output and conferencing integration are a separate future epic, not part of this Enhanced milestone.</w:t>
+      </w:r>
+    </w:p>
+    <w:p>
+      <w:pPr>
+        <w:pStyle w:val="Heading2"/>
+      </w:pPr>
+      <w:r>
+        <w:t>Product readiness direction</w:t>
+      </w:r>
+    </w:p>
+    <w:p>
+      <w:r>
+        <w:t>Persistent conversation state, privacy/security boundaries, repeatable settings/credentials, CI packaging and production signals remain the operational roadmap. Later implementation chooses client isolation, not implicit authentication; future roadmap aspirations are not delivered guarantees of this historical version.</w:t>
+      </w:r>
+    </w:p>
+    <w:p>
+      <w:r>
         <w:rPr>
-          <w:color w:val="1F2937"/>
-          <w:sz w:val="19"/>
+          <w:b/>
+          <w:color w:val="07847E"/>
         </w:rPr>
-        <w:t>Virtual Audio Output / Conferencing Integration (for example Teams, Zoom or Meet microphone routing) is a separate future epic and is not part of the Realtime Enhanced milestone.</w:t>
+        <w:t xml:space="preserve">FRAMEWORK PRINCIPLE  </w:t>
+      </w:r>
+      <w:r>
+        <w:t>Add a capability through registration and composition without moving provider-specific or conferencing concerns into generic API/orchestration.</w:t>
       </w:r>
     </w:p>
     <w:sectPr>
@@ -6611,8 +4063,8 @@
     <w:r>
       <w:rPr>
         <w:b/>
-        <w:color w:val="667085"/>
-        <w:sz w:val="17"/>
+        <w:color w:val="718096"/>
+        <w:sz w:val="16"/>
       </w:rPr>
       <w:t>WAAXALMA  ·  ARCHITECTURE &amp; VISION BOOK</w:t>
     </w:r>
@@ -6984,7 +4436,7 @@
     <w:qFormat/>
     <w:rsid w:val="00FC693F"/>
     <w:pPr>
-      <w:spacing w:after="100" w:line="259" w:lineRule="auto"/>
+      <w:spacing w:after="120" w:line="259" w:lineRule="auto"/>
     </w:pPr>
     <w:rPr>
       <w:rFonts w:ascii="Calibri" w:hAnsi="Calibri"/>
@@ -7333,18 +4785,15 @@
     <w:qFormat/>
     <w:rsid w:val="00FC693F"/>
     <w:pPr>
-      <w:pBdr>
-        <w:bottom w:val="single" w:sz="8" w:space="4" w:color="4F81BD" w:themeColor="accent1"/>
-      </w:pBdr>
       <w:spacing w:after="300" w:line="240" w:lineRule="auto"/>
       <w:contextualSpacing/>
     </w:pPr>
     <w:rPr>
       <w:rFonts w:asciiTheme="majorHAnsi" w:eastAsiaTheme="majorEastAsia" w:hAnsiTheme="majorHAnsi" w:cstheme="majorBidi"/>
-      <w:color w:val="17365D" w:themeColor="text2" w:themeShade="BF"/>
+      <w:color w:val="19364D"/>
       <w:spacing w:val="5"/>
       <w:kern w:val="28"/>
-      <w:sz w:val="52"/>
+      <w:sz w:val="56"/>
       <w:szCs w:val="52"/>
     </w:rPr>
   </w:style>
@@ -7825,9 +5274,6 @@
     <w:qFormat/>
     <w:rsid w:val="00FC693F"/>
     <w:pPr>
-      <w:pBdr>
-        <w:bottom w:val="single" w:sz="4" w:space="4" w:color="4F81BD" w:themeColor="accent1"/>
-      </w:pBdr>
       <w:spacing w:before="200" w:after="280"/>
       <w:ind w:left="936" w:right="936"/>
     </w:pPr>
